--- a/presentation_key_concepts.docx
+++ b/presentation_key_concepts.docx
@@ -289,7 +289,7 @@
         <w:t>Missing Synergy:</w:t>
       </w:r>
       <w:r>
-        <w:t xml:space="preserve"> In reality, predicting BCS and identifying a cow share overlapping visual features (like the shape of the cow's back or its fur pattern). Four separate models waste time relearning the exact same basic edge and shape detection math from scratch.</w:t>
+        <w:t xml:space="preserve"> In reality, predicting BCS and identifying a cow naturally share overlapping visual features (like the shape of the cow's back or its fur pattern). Four separate models waste time relearning the exact same basic edge and shape detection math from scratch.</w:t>
       </w:r>
     </w:p>
     <w:p>
@@ -1521,7 +1521,7 @@
     </w:p>
     <w:p>
       <w:r>
-        <w:t xml:space="preserve">The LSTM possesses an internal "memory cell" (hidden state) that tracks the cow's movements from frame to frame using three gating mechanisms </w:t>
+        <w:t xml:space="preserve">The LSTM possesses an internal "memory cell" (cell state) along with a hidden state that track the cow's movements from frame to frame using three gating mechanisms </w:t>
       </w:r>
       <w:r>
         <w:rPr>

--- a/presentation_key_concepts.docx
+++ b/presentation_key_concepts.docx
@@ -57,7 +57,7 @@
         <w:t>definitive, exhaustive study guide</w:t>
       </w:r>
       <w:r>
-        <w:t xml:space="preserve"> for the Thesis presentation. It contains highly detailed explanations of every major architectural decision, mathematical concept, experimental result, and future plan discussed during the project.</w:t>
+        <w:t xml:space="preserve"> for the Thesis presentation. It contains highly detailed explanations of every major architectural decision, mathematical concept, experimental result, and future plan discussed during the project. It uses simple English analogies and concrete, real-world examples to make these complex topics easy to explain to examiners.</w:t>
       </w:r>
     </w:p>
     <w:p>
@@ -152,7 +152,16 @@
         <w:spacing w:after="60"/>
       </w:pPr>
       <w:r>
-        <w:t>One network to predict Body Condition Score (BCS).</w:t>
+        <w:t xml:space="preserve">One network to predict Body Condition Score (BCS) </w:t>
+      </w:r>
+      <w:r>
+        <w:rPr>
+          <w:i/>
+        </w:rPr>
+        <w:t>(fat level)</w:t>
+      </w:r>
+      <w:r>
+        <w:t>.</w:t>
       </w:r>
     </w:p>
     <w:p>
@@ -161,7 +170,16 @@
         <w:spacing w:after="60"/>
       </w:pPr>
       <w:r>
-        <w:t>One network to classify Behavior.</w:t>
+        <w:t xml:space="preserve">One network to classify Behavior </w:t>
+      </w:r>
+      <w:r>
+        <w:rPr>
+          <w:i/>
+        </w:rPr>
+        <w:t>(lying, standing, drinking, etc.)</w:t>
+      </w:r>
+      <w:r>
+        <w:t>.</w:t>
       </w:r>
     </w:p>
     <w:p>
@@ -170,7 +188,16 @@
         <w:spacing w:after="60"/>
       </w:pPr>
       <w:r>
-        <w:t>One network to detect Lameness.</w:t>
+        <w:t xml:space="preserve">One network to detect Lameness </w:t>
+      </w:r>
+      <w:r>
+        <w:rPr>
+          <w:i/>
+        </w:rPr>
+        <w:t>(limping)</w:t>
+      </w:r>
+      <w:r>
+        <w:t>.</w:t>
       </w:r>
     </w:p>
     <w:p>
@@ -179,18 +206,38 @@
         <w:spacing w:after="60"/>
       </w:pPr>
       <w:r>
-        <w:t>One network to identify the specific Cow (ID).</w:t>
+        <w:t xml:space="preserve">One network to identify the specific Cow (ID) </w:t>
+      </w:r>
+      <w:r>
+        <w:rPr>
+          <w:i/>
+        </w:rPr>
+        <w:t>(matching a face/pattern to a database)</w:t>
+      </w:r>
+      <w:r>
+        <w:t>.</w:t>
       </w:r>
     </w:p>
     <w:p>
-      <w:r/>
+      <w:pPr>
+        <w:pStyle w:val="Heading5"/>
+        <w:keepNext/>
+        <w:spacing w:before="160" w:after="80"/>
+      </w:pPr>
       <w:r>
         <w:rPr>
+          <w:rFonts w:ascii="Calibri Light" w:hAnsi="Calibri Light"/>
           <w:b/>
+          <w:color w:val="555555"/>
+          <w:sz w:val="23"/>
         </w:rPr>
-        <w:t>Why is this bad?</w:t>
-      </w:r>
-      <w:r/>
+        <w:t>Real-World Example of the Problem:</w:t>
+      </w:r>
+    </w:p>
+    <w:p>
+      <w:r>
+        <w:t>Imagine running a farm with 50 cameras. If each camera has to run 4 separate AI models:</w:t>
+      </w:r>
     </w:p>
     <w:p>
       <w:pPr>
@@ -205,16 +252,7 @@
         <w:t>Massive Memory Overhead:</w:t>
       </w:r>
       <w:r>
-        <w:t xml:space="preserve"> Running four networks simultaneously requires 4x the GPU memory (VRAM) </w:t>
-      </w:r>
-      <w:r>
-        <w:rPr>
-          <w:i/>
-        </w:rPr>
-        <w:t>(the temporary storage space on a graphics card used to hold the AI's math operations)</w:t>
-      </w:r>
-      <w:r>
-        <w:t xml:space="preserve"> and RAM.</w:t>
+        <w:t xml:space="preserve"> Running 4 models simultaneously requires 4 times the GPU memory (VRAM) and RAM. It's like opening 4 separate heavy video editing programs on your computer at the exact same time.</w:t>
       </w:r>
     </w:p>
     <w:p>
@@ -230,16 +268,7 @@
         <w:t>High Inference Latency:</w:t>
       </w:r>
       <w:r>
-        <w:t xml:space="preserve"> Processing a single frame takes 4x longer </w:t>
-      </w:r>
-      <w:r>
-        <w:rPr>
-          <w:i/>
-        </w:rPr>
-        <w:t>(inference latency is the delay between the camera capturing the photo and the AI outputting the final answer)</w:t>
-      </w:r>
-      <w:r>
-        <w:t>.</w:t>
+        <w:t xml:space="preserve"> Processing a single frame takes 4 times longer because the computer has to run 4 separate mathematical equations one after the other.</w:t>
       </w:r>
     </w:p>
     <w:p>
@@ -255,7 +284,7 @@
         <w:t>Hardware Constraints:</w:t>
       </w:r>
       <w:r>
-        <w:t xml:space="preserve"> It is completely impossible to run four separate heavy models on cheap, low-power </w:t>
+        <w:t xml:space="preserve"> You cannot run 4 heavy models on cheap, low-power </w:t>
       </w:r>
       <w:r>
         <w:rPr>
@@ -270,10 +299,10 @@
         <w:rPr>
           <w:i/>
         </w:rPr>
-        <w:t>(small, affordable computers like a $50 Raspberry Pi that are installed directly on the farm camera, rather than in an expensive cloud server)</w:t>
-      </w:r>
-      <w:r>
-        <w:t>.</w:t>
+        <w:t>(small, affordable computers like a $50 Raspberry Pi installed directly on the farm camera)</w:t>
+      </w:r>
+      <w:r>
+        <w:t>. You would be forced to pay for expensive cloud servers.</w:t>
       </w:r>
     </w:p>
     <w:p>
@@ -289,7 +318,7 @@
         <w:t>Missing Synergy:</w:t>
       </w:r>
       <w:r>
-        <w:t xml:space="preserve"> In reality, predicting BCS and identifying a cow naturally share overlapping visual features (like the shape of the cow's back or its fur pattern). Four separate models waste time relearning the exact same basic edge and shape detection math from scratch.</w:t>
+        <w:t xml:space="preserve"> BCS and Cow ID both rely on the shape of the cow's back and its skin patterns. In 4 separate models, Model 1 and Model 4 waste computation learning the exact same basic edge and shape detection math independently.</w:t>
       </w:r>
     </w:p>
     <w:p>
@@ -310,7 +339,7 @@
     </w:p>
     <w:p>
       <w:r>
-        <w:t xml:space="preserve">Instead of four disconnected models, our project utilizes </w:t>
+        <w:t xml:space="preserve">Instead of 4 disconnected models, our project utilizes </w:t>
       </w:r>
       <w:r>
         <w:rPr>
@@ -333,38 +362,39 @@
     </w:p>
     <w:p>
       <w:pPr>
+        <w:pStyle w:val="Heading5"/>
+        <w:keepNext/>
+        <w:spacing w:before="160" w:after="80"/>
+      </w:pPr>
+      <w:r>
+        <w:rPr>
+          <w:rFonts w:ascii="Calibri Light" w:hAnsi="Calibri Light"/>
+          <w:b/>
+          <w:color w:val="555555"/>
+          <w:sz w:val="23"/>
+        </w:rPr>
+        <w:t>The "General Doctor" Analogy:</w:t>
+      </w:r>
+    </w:p>
+    <w:p>
+      <w:r>
+        <w:t>Instead of hiring 4 separate doctors who never talk to each other, we train one doctor who goes through the exact same general medical school (the shared backbone) to learn basic anatomy, and then spends a small amount of extra time specializing in 4 different fields (the lightweight heads).</w:t>
+      </w:r>
+    </w:p>
+    <w:p>
+      <w:pPr>
         <w:pStyle w:val="ListBullet"/>
         <w:spacing w:after="60"/>
       </w:pPr>
-      <w:r>
-        <w:t xml:space="preserve">We use a </w:t>
-      </w:r>
+      <w:r/>
       <w:r>
         <w:rPr>
           <w:b/>
         </w:rPr>
-        <w:t>single, shared backbone network</w:t>
-      </w:r>
-      <w:r>
-        <w:t xml:space="preserve"> </w:t>
-      </w:r>
-      <w:r>
-        <w:rPr>
-          <w:i/>
-        </w:rPr>
-        <w:t>(a pre-trained AI module, like EfficientNetB0, that acts as the core "eyes" of the system)</w:t>
-      </w:r>
-      <w:r>
-        <w:t>.</w:t>
-      </w:r>
-    </w:p>
-    <w:p>
-      <w:pPr>
-        <w:pStyle w:val="ListBullet"/>
-        <w:spacing w:after="60"/>
-      </w:pPr>
-      <w:r>
-        <w:t xml:space="preserve">When an image of a cow is fed into the system, this shared backbone processes the image and extracts a universal </w:t>
+        <w:t>The Shared Backbone:</w:t>
+      </w:r>
+      <w:r>
+        <w:t xml:space="preserve"> We use a single backbone network (EfficientNetB0) that acts as the core "eyes" of the system. It processes the raw image pixels and extracts a universal </w:t>
       </w:r>
       <w:r>
         <w:rPr>
@@ -379,7 +409,7 @@
         <w:rPr>
           <w:i/>
         </w:rPr>
-        <w:t>(a massive list of numbers, e.g., 1280 numbers long, that mathematically summarizes every important visual detail of the cow)</w:t>
+        <w:t>(a compressed list of 1,280 numbers that mathematically summarizes everything important about the cow's appearance)</w:t>
       </w:r>
       <w:r>
         <w:t>.</w:t>
@@ -390,8 +420,15 @@
         <w:pStyle w:val="ListBullet"/>
         <w:spacing w:after="60"/>
       </w:pPr>
-      <w:r>
-        <w:t xml:space="preserve">This exact same feature vector is then passed simultaneously to </w:t>
+      <w:r/>
+      <w:r>
+        <w:rPr>
+          <w:b/>
+        </w:rPr>
+        <w:t>Specialized Heads:</w:t>
+      </w:r>
+      <w:r>
+        <w:t xml:space="preserve"> This exact same feature vector is passed simultaneously to </w:t>
       </w:r>
       <w:r>
         <w:rPr>
@@ -406,30 +443,27 @@
         <w:rPr>
           <w:i/>
         </w:rPr>
-        <w:t>(tiny, specialized neural networks attached to the end of the backbone that act as the specific "brains" for each task)</w:t>
-      </w:r>
-      <w:r>
-        <w:t>.</w:t>
+        <w:t>(tiny, specialized neural networks attached to the end of the backbone)</w:t>
+      </w:r>
+      <w:r>
+        <w:t>. Each head is responsible for only one task (BCS, Behavior, Lameness, ID).</w:t>
       </w:r>
     </w:p>
     <w:p>
       <w:pPr>
-        <w:pStyle w:val="ListBullet"/>
-        <w:spacing w:after="60"/>
-      </w:pPr>
-      <w:r>
-        <w:t>Each head is specialized for its specific task (BCS, Behavior, Lameness, ID).</w:t>
-      </w:r>
-    </w:p>
-    <w:p>
-      <w:r/>
+        <w:pStyle w:val="Heading5"/>
+        <w:keepNext/>
+        <w:spacing w:before="160" w:after="80"/>
+      </w:pPr>
       <w:r>
         <w:rPr>
+          <w:rFonts w:ascii="Calibri Light" w:hAnsi="Calibri Light"/>
           <w:b/>
+          <w:color w:val="555555"/>
+          <w:sz w:val="23"/>
         </w:rPr>
         <w:t>Benefits for the Thesis:</w:t>
       </w:r>
-      <w:r/>
     </w:p>
     <w:p>
       <w:pPr>
@@ -459,10 +493,10 @@
         <w:rPr>
           <w:i/>
         </w:rPr>
-        <w:t>(the individual weight variables the AI adjusts during learning)</w:t>
-      </w:r>
-      <w:r>
-        <w:t>. It can easily run in real-time on edge cameras without needing expensive cloud servers.</w:t>
+        <w:t>(the weight variables adjusted during learning)</w:t>
+      </w:r>
+      <w:r>
+        <w:t>. It can easily run in real-time on edge cameras without cloud latency.</w:t>
       </w:r>
     </w:p>
     <w:p>
@@ -478,16 +512,7 @@
         <w:t>Regularization (Preventing Overfitting):</w:t>
       </w:r>
       <w:r>
-        <w:t xml:space="preserve"> </w:t>
-      </w:r>
-      <w:r>
-        <w:rPr>
-          <w:i/>
-        </w:rPr>
-        <w:t>(Overfitting happens when an AI memorizes the background grass or a specific fence instead of learning what a cow looks like)</w:t>
-      </w:r>
-      <w:r>
-        <w:t>. Because the backbone has to learn features that satisfy four entirely different tasks simultaneously, it cannot "cheat" by memorizing irrelevant background details. It is forced to learn highly generalizable, robust representations of the cow itself.</w:t>
+        <w:t xml:space="preserve"> Overfitting happens when an AI memorizes the background grass or a specific farm fence instead of learning what a cow looks like. Because the shared backbone must satisfy 4 entirely different tasks at the same time, it cannot "cheat" by memorizing irrelevant details. It is forced to learn highly robust, general representations of the cow itself.</w:t>
       </w:r>
     </w:p>
     <w:p>
@@ -508,26 +533,35 @@
     </w:p>
     <w:p>
       <w:r>
-        <w:t>To train a model to do four things at once, we have to calculate the total error (loss) across all tasks simultaneously.</w:t>
+        <w:t>To train a model to do 4 things at once, we calculate the total error (loss) across all tasks simultaneously using a weighted sum:</w:t>
       </w:r>
     </w:p>
     <w:p>
-      <w:pPr>
-        <w:pStyle w:val="ListBullet"/>
-        <w:spacing w:after="60"/>
-      </w:pPr>
-      <w:r/>
+      <w:r>
+        <w:t xml:space="preserve">`Total Loss = (w1 </w:t>
+      </w:r>
       <w:r>
         <w:rPr>
-          <w:b/>
+          <w:i/>
         </w:rPr>
-        <w:t>Total Loss = $w_1 \cdot \text{Loss}_{\text{BCS}} + w_2 \cdot \text{Loss}_{\text{Behavior}} + w_3 \cdot \text{Loss}_{\text{Lameness}} + w_4 \cdot \text{Loss}_{\text{ID}}$</w:t>
-      </w:r>
-      <w:r/>
+        <w:t xml:space="preserve"> Loss_BCS) + (w2 </w:t>
+      </w:r>
+      <w:r>
+        <w:t xml:space="preserve"> Loss_Behavior) + (w3 </w:t>
+      </w:r>
+      <w:r>
+        <w:rPr>
+          <w:i/>
+        </w:rPr>
+        <w:t xml:space="preserve"> Loss_Lameness) + (w4 </w:t>
+      </w:r>
+      <w:r>
+        <w:t xml:space="preserve"> Loss_ID)`</w:t>
+      </w:r>
     </w:p>
     <w:p>
       <w:r>
-        <w:t xml:space="preserve">The parameters $w_1, w_2, w_3, w_4$ are </w:t>
+        <w:t xml:space="preserve">The parameters `w1, w2, w3, w4` are </w:t>
       </w:r>
       <w:r>
         <w:rPr>
@@ -542,19 +576,31 @@
         <w:rPr>
           <w:i/>
         </w:rPr>
-        <w:t>(multipliers that tell the AI how much to care about each task)</w:t>
-      </w:r>
-      <w:r>
-        <w:t xml:space="preserve">. If one task is extremely difficult, its loss number might be huge, causing the AI to dedicate 100% of its gradient updates </w:t>
-      </w:r>
+        <w:t>(multipliers that control how much the AI cares about each task)</w:t>
+      </w:r>
+      <w:r>
+        <w:t>.</w:t>
+      </w:r>
+    </w:p>
+    <w:p>
+      <w:pPr>
+        <w:pStyle w:val="Heading5"/>
+        <w:keepNext/>
+        <w:spacing w:before="160" w:after="80"/>
+      </w:pPr>
       <w:r>
         <w:rPr>
-          <w:i/>
+          <w:rFonts w:ascii="Calibri Light" w:hAnsi="Calibri Light"/>
+          <w:b/>
+          <w:color w:val="555555"/>
+          <w:sz w:val="23"/>
         </w:rPr>
-        <w:t>(the mathematical adjustments made to its brain)</w:t>
-      </w:r>
-      <w:r>
-        <w:t xml:space="preserve"> to fixing that task while completely ignoring the others (this is called "task domination" or "destructive interference"). We mathematically adjust the weights (e.g., $w_1=0.35, w_2=0.35, w_3=0.15, w_4=0.15$) to ensure the AI balances its learning across all four heads evenly.</w:t>
+        <w:t>The Tug-of-War Example:</w:t>
+      </w:r>
+    </w:p>
+    <w:p>
+      <w:r>
+        <w:t>If one task (like Behavior) is extremely difficult, its raw loss value might be massive compared to a simpler task. If we don't weight them, the AI will dedicate 100% of its math updates to solving Behavior, completely ignoring BCS and Lameness. This is called "task domination" or "destructive interference." We balance the weights (e.g., `w1=0.35, w2=0.35, w3=0.15, w4=0.15`) so no single task dominates the training.</w:t>
       </w:r>
     </w:p>
     <w:p>
@@ -575,16 +621,7 @@
     </w:p>
     <w:p>
       <w:r>
-        <w:t xml:space="preserve">To find the perfect "shared brain", the 5 group members individually trained single-task baseline models on five different architectures </w:t>
-      </w:r>
-      <w:r>
-        <w:rPr>
-          <w:i/>
-        </w:rPr>
-        <w:t>(pre-built AI designs)</w:t>
-      </w:r>
-      <w:r>
-        <w:t>:</w:t>
+        <w:t>To find the perfect "shared brain," the 5 group members individually trained single-task baseline models on 5 different architectures:</w:t>
       </w:r>
     </w:p>
     <w:p>
@@ -669,7 +706,7 @@
     </w:p>
     <w:p>
       <w:r>
-        <w:t>The goal is to select the backbone with the lowest combined error (lowest BCS MAE + highest Behavior F1-Score) to serve as the foundation of the final Multi-Task framework.</w:t>
+        <w:t>The group evaluated these backbones to select the one with the lowest combined error (lowest BCS error + highest Behavior F1-score) to serve as the foundation of the Multi-Task model.</w:t>
       </w:r>
     </w:p>
     <w:p>
@@ -730,16 +767,25 @@
         <w:rPr>
           <w:b/>
         </w:rPr>
-        <w:t>Channel Attention:</w:t>
-      </w:r>
-      <w:r>
-        <w:t xml:space="preserve"> Tells the model "WHAT" features are important </w:t>
+        <w:t>Channel Attention (The "WHAT"):</w:t>
+      </w:r>
+      <w:r>
+        <w:t xml:space="preserve"> Focuses on </w:t>
       </w:r>
       <w:r>
         <w:rPr>
           <w:i/>
         </w:rPr>
-        <w:t>(e.g., teaching it that bone angularity is more important than the color of the grass)</w:t>
+        <w:t>what</w:t>
+      </w:r>
+      <w:r>
+        <w:t xml:space="preserve"> features are important </w:t>
+      </w:r>
+      <w:r>
+        <w:rPr>
+          <w:i/>
+        </w:rPr>
+        <w:t>(e.g., teaching the model that bone angularity is more important than the green color of the grass)</w:t>
       </w:r>
       <w:r>
         <w:t>.</w:t>
@@ -755,16 +801,25 @@
         <w:rPr>
           <w:b/>
         </w:rPr>
-        <w:t>Spatial Attention:</w:t>
-      </w:r>
-      <w:r>
-        <w:t xml:space="preserve"> Tells the model "WHERE" to look. It acts as a spotlight, mathematically forcing the model's math to ignore the background farm structures and focus heavily on the cow's spine, hooks, and pins </w:t>
+        <w:t>Spatial Attention (The "WHERE"):</w:t>
+      </w:r>
+      <w:r>
+        <w:t xml:space="preserve"> Focuses on </w:t>
       </w:r>
       <w:r>
         <w:rPr>
           <w:i/>
         </w:rPr>
-        <w:t>(the specific body parts used to grade fat levels)</w:t>
+        <w:t>where</w:t>
+      </w:r>
+      <w:r>
+        <w:t xml:space="preserve"> to look. It acts as a spotlight, mathematically forcing the model to ignore the background farm structures and focus heavily on the cow's spine, hooks, and pins </w:t>
+      </w:r>
+      <w:r>
+        <w:rPr>
+          <w:i/>
+        </w:rPr>
+        <w:t>(the specific hip bones used to grade fat levels)</w:t>
       </w:r>
       <w:r>
         <w:t>.</w:t>
@@ -839,19 +894,10 @@
         <w:rPr>
           <w:b/>
         </w:rPr>
-        <w:t>Standard Classification:</w:t>
-      </w:r>
-      <w:r>
-        <w:t xml:space="preserve"> </w:t>
-      </w:r>
-      <w:r>
-        <w:rPr>
-          <w:i/>
-        </w:rPr>
-        <w:t>(Treating every option as an unrelated bucket, like sorting apples, oranges, and bananas)</w:t>
-      </w:r>
-      <w:r>
-        <w:t>. Treats every class as completely unrelated. If the true BCS is `3.5`, standard classification penalizes the AI the exact same amount whether it incorrectly guesses `3.75` (a minor, acceptable mistake) or `5.0` (a catastrophic mistake).</w:t>
+        <w:t>Standard Classification (The "Unrelated Buckets" Flaw):</w:t>
+      </w:r>
+      <w:r>
+        <w:t xml:space="preserve"> Treats classes as completely unrelated, like sorting apples, oranges, and bananas. If a cow's true BCS is `3.5`, standard classification penalizes the AI the exact same amount whether it guesses `3.75` (a minor, near-perfect guess) or `4.25` (a severe mistake).</w:t>
       </w:r>
     </w:p>
     <w:p>
@@ -864,19 +910,10 @@
         <w:rPr>
           <w:b/>
         </w:rPr>
-        <w:t>Standard Regression:</w:t>
-      </w:r>
-      <w:r>
-        <w:t xml:space="preserve"> </w:t>
-      </w:r>
-      <w:r>
-        <w:rPr>
-          <w:i/>
-        </w:rPr>
-        <w:t>(Treating the problem as drawing a continuous line graph)</w:t>
-      </w:r>
-      <w:r>
-        <w:t xml:space="preserve">. Treats the problem as a continuous number scale. The AI might output `3.642`, forcing the system to arbitrarily round it up or down. It lacks probabilistic confidence (we don't know </w:t>
+        <w:t>Standard Regression (The "Continuous Guess" Flaw):</w:t>
+      </w:r>
+      <w:r>
+        <w:t xml:space="preserve"> Treats the scale like a continuous line. The AI might output `3.642`, forcing the user to arbitrarily round it. It also lacks confidence scores (we don't know </w:t>
       </w:r>
       <w:r>
         <w:rPr>
@@ -885,7 +922,7 @@
         <w:t>how sure</w:t>
       </w:r>
       <w:r>
-        <w:t xml:space="preserve"> the AI is that it's a 3.75).</w:t>
+        <w:t xml:space="preserve"> the AI is).</w:t>
       </w:r>
     </w:p>
     <w:p>
@@ -920,16 +957,7 @@
     </w:p>
     <w:p>
       <w:r>
-        <w:t xml:space="preserve">If there are 5 possible BCS classes, the network has 4 output nodes </w:t>
-      </w:r>
-      <w:r>
-        <w:rPr>
-          <w:i/>
-        </w:rPr>
-        <w:t>(connection points that output a probability)</w:t>
-      </w:r>
-      <w:r>
-        <w:t>:</w:t>
+        <w:t>If there are 5 possible BCS classes, the network has 4 output nodes:</w:t>
       </w:r>
     </w:p>
     <w:p>
@@ -945,7 +973,7 @@
         <w:t>Node 1:</w:t>
       </w:r>
       <w:r>
-        <w:t xml:space="preserve"> Is the score $&gt; \text{Class } 0$? (Yes/No)</w:t>
+        <w:t xml:space="preserve"> Is the score &gt; Class 0 (3.25)? (Yes/No)</w:t>
       </w:r>
     </w:p>
     <w:p>
@@ -961,7 +989,7 @@
         <w:t>Node 2:</w:t>
       </w:r>
       <w:r>
-        <w:t xml:space="preserve"> Is the score $&gt; \text{Class } 1$? (Yes/No)</w:t>
+        <w:t xml:space="preserve"> Is the score &gt; Class 1 (3.5)? (Yes/No)</w:t>
       </w:r>
     </w:p>
     <w:p>
@@ -977,7 +1005,7 @@
         <w:t>Node 3:</w:t>
       </w:r>
       <w:r>
-        <w:t xml:space="preserve"> Is the score $&gt; \text{Class } 2$? (Yes/No)</w:t>
+        <w:t xml:space="preserve"> Is the score &gt; Class 2 (3.75)? (Yes/No)</w:t>
       </w:r>
     </w:p>
     <w:p>
@@ -993,54 +1021,180 @@
         <w:t>Node 4:</w:t>
       </w:r>
       <w:r>
-        <w:t xml:space="preserve"> Is the score $&gt; \text{Class } 3$? (Yes/No)</w:t>
+        <w:t xml:space="preserve"> Is the score &gt; Class 3 (4.0)? (Yes/No)</w:t>
       </w:r>
     </w:p>
     <w:p>
-      <w:r>
-        <w:t xml:space="preserve">If the AI outputs probabilities that surpass the 0.5 threshold </w:t>
-      </w:r>
+      <w:pPr>
+        <w:pStyle w:val="Heading5"/>
+        <w:keepNext/>
+        <w:spacing w:before="160" w:after="80"/>
+      </w:pPr>
       <w:r>
         <w:rPr>
-          <w:i/>
+          <w:rFonts w:ascii="Calibri Light" w:hAnsi="Calibri Light"/>
+          <w:b/>
+          <w:color w:val="555555"/>
+          <w:sz w:val="23"/>
         </w:rPr>
-        <w:t>(the 50% confidence cutoff)</w:t>
-      </w:r>
-      <w:r>
-        <w:t>, they are converted to 1s. We sum the 1s to get the final predicted class.</w:t>
+        <w:t>Concrete Probabilistic Example:</w:t>
       </w:r>
     </w:p>
     <w:p>
+      <w:r>
+        <w:t>Imagine a cow walks by and the model outputs the following probabilities for the 4 nodes:</w:t>
+      </w:r>
+    </w:p>
+    <w:p>
       <w:pPr>
         <w:pStyle w:val="ListBullet"/>
         <w:spacing w:after="60"/>
       </w:pPr>
       <w:r>
-        <w:t>Outputs `[1, 1, 0, 0]` $\rightarrow$ Sum is 2 $\rightarrow$ Prediction is Class 2.</w:t>
-      </w:r>
-    </w:p>
-    <w:p>
-      <w:r/>
+        <w:t xml:space="preserve">Node 1 (&gt;3.25): </w:t>
+      </w:r>
       <w:r>
         <w:rPr>
           <w:b/>
         </w:rPr>
-        <w:t>Why this is revolutionary for our model:</w:t>
-      </w:r>
-      <w:r/>
+        <w:t>95%</w:t>
+      </w:r>
+      <w:r>
+        <w:t xml:space="preserve"> (above 50% threshold $\rightarrow$ </w:t>
+      </w:r>
+      <w:r>
+        <w:rPr>
+          <w:b/>
+        </w:rPr>
+        <w:t>1</w:t>
+      </w:r>
+      <w:r>
+        <w:t>)</w:t>
+      </w:r>
     </w:p>
     <w:p>
-      <w:r>
-        <w:t xml:space="preserve">CORAL explicitly enforces the natural mathematical order of the physical body scores. It mathematically ensures that predicting a `3.75` when the truth is `3.5` results in a tiny loss penalty </w:t>
+      <w:pPr>
+        <w:pStyle w:val="ListBullet"/>
+        <w:spacing w:after="60"/>
+      </w:pPr>
+      <w:r>
+        <w:t xml:space="preserve">Node 2 (&gt;3.50): </w:t>
       </w:r>
       <w:r>
         <w:rPr>
-          <w:i/>
+          <w:b/>
         </w:rPr>
-        <w:t>(meaning the AI is barely punished)</w:t>
-      </w:r>
-      <w:r>
-        <w:t xml:space="preserve">, whereas predicting `5.0` results in a massive penalty. This drastically drives down our </w:t>
+        <w:t>80%</w:t>
+      </w:r>
+      <w:r>
+        <w:t xml:space="preserve"> (above 50% threshold $\rightarrow$ </w:t>
+      </w:r>
+      <w:r>
+        <w:rPr>
+          <w:b/>
+        </w:rPr>
+        <w:t>1</w:t>
+      </w:r>
+      <w:r>
+        <w:t>)</w:t>
+      </w:r>
+    </w:p>
+    <w:p>
+      <w:pPr>
+        <w:pStyle w:val="ListBullet"/>
+        <w:spacing w:after="60"/>
+      </w:pPr>
+      <w:r>
+        <w:t xml:space="preserve">Node 3 (&gt;3.75): </w:t>
+      </w:r>
+      <w:r>
+        <w:rPr>
+          <w:b/>
+        </w:rPr>
+        <w:t>15%</w:t>
+      </w:r>
+      <w:r>
+        <w:t xml:space="preserve"> (below 50% threshold $\rightarrow$ </w:t>
+      </w:r>
+      <w:r>
+        <w:rPr>
+          <w:b/>
+        </w:rPr>
+        <w:t>0</w:t>
+      </w:r>
+      <w:r>
+        <w:t>)</w:t>
+      </w:r>
+    </w:p>
+    <w:p>
+      <w:pPr>
+        <w:pStyle w:val="ListBullet"/>
+        <w:spacing w:after="60"/>
+      </w:pPr>
+      <w:r>
+        <w:t xml:space="preserve">Node 4 (&gt;4.00): </w:t>
+      </w:r>
+      <w:r>
+        <w:rPr>
+          <w:b/>
+        </w:rPr>
+        <w:t>2%</w:t>
+      </w:r>
+      <w:r>
+        <w:t xml:space="preserve">  (below 50% threshold $\rightarrow$ </w:t>
+      </w:r>
+      <w:r>
+        <w:rPr>
+          <w:b/>
+        </w:rPr>
+        <w:t>0</w:t>
+      </w:r>
+      <w:r>
+        <w:t>)</w:t>
+      </w:r>
+    </w:p>
+    <w:p>
+      <w:r>
+        <w:t xml:space="preserve">We get the binary array `[1, 1, 0, 0]`. We sum these numbers: `1 + 1 + 0 + 0 = 2`. The predicted class index is </w:t>
+      </w:r>
+      <w:r>
+        <w:rPr>
+          <w:b/>
+        </w:rPr>
+        <w:t>2</w:t>
+      </w:r>
+      <w:r>
+        <w:t xml:space="preserve">, which corresponds to a score of </w:t>
+      </w:r>
+      <w:r>
+        <w:rPr>
+          <w:b/>
+        </w:rPr>
+        <w:t>3.75</w:t>
+      </w:r>
+      <w:r>
+        <w:t>.</w:t>
+      </w:r>
+    </w:p>
+    <w:p>
+      <w:pPr>
+        <w:pStyle w:val="Heading5"/>
+        <w:keepNext/>
+        <w:spacing w:before="160" w:after="80"/>
+      </w:pPr>
+      <w:r>
+        <w:rPr>
+          <w:rFonts w:ascii="Calibri Light" w:hAnsi="Calibri Light"/>
+          <w:b/>
+          <w:color w:val="555555"/>
+          <w:sz w:val="23"/>
+        </w:rPr>
+        <w:t>Why this is revolutionary for our model:</w:t>
+      </w:r>
+    </w:p>
+    <w:p>
+      <w:r>
+        <w:t xml:space="preserve">CORAL mathematically guarantees that predicting a `3.75` when the truth is `3.5` results in a tiny penalty, while predicting `4.25` results in a massive penalty. This dramatically drives down our </w:t>
       </w:r>
       <w:r>
         <w:rPr>
@@ -1055,7 +1209,7 @@
         <w:rPr>
           <w:i/>
         </w:rPr>
-        <w:t>(the average physical distance between our guess and the vet's true score)</w:t>
+        <w:t>(the average difference between our prediction and the true score)</w:t>
       </w:r>
       <w:r>
         <w:t>.</w:t>
@@ -1157,8 +1311,29 @@
       </w:r>
     </w:p>
     <w:p>
-      <w:r>
-        <w:t xml:space="preserve">If we use standard </w:t>
+      <w:pPr>
+        <w:pStyle w:val="Heading5"/>
+        <w:keepNext/>
+        <w:spacing w:before="160" w:after="80"/>
+      </w:pPr>
+      <w:r>
+        <w:rPr>
+          <w:rFonts w:ascii="Calibri Light" w:hAnsi="Calibri Light"/>
+          <w:b/>
+          <w:color w:val="555555"/>
+          <w:sz w:val="23"/>
+        </w:rPr>
+        <w:t>The "Lazy Student" Example:</w:t>
+      </w:r>
+    </w:p>
+    <w:p>
+      <w:r>
+        <w:t>Imagine a school exam where 90% of the questions have "True" as the correct answer. A lazy student can get a 90% score simply by writing "True" for every single question without studying at all.</w:t>
+      </w:r>
+    </w:p>
+    <w:p>
+      <w:r>
+        <w:t xml:space="preserve">In AI, if we use standard </w:t>
       </w:r>
       <w:r>
         <w:rPr>
@@ -1167,16 +1342,7 @@
         <w:t>Cross-Entropy Loss</w:t>
       </w:r>
       <w:r>
-        <w:t xml:space="preserve"> </w:t>
-      </w:r>
-      <w:r>
-        <w:rPr>
-          <w:i/>
-        </w:rPr>
-        <w:t>(the default math formula used to grade AI classification tests)</w:t>
-      </w:r>
-      <w:r>
-        <w:t>, the AI quickly realizes it can achieve a 90% accuracy score simply by predicting "Lying" or "Standing" for literally every single image. The AI becomes "lazy," totally ignores the rare drinking/licking classes, and stops learning.</w:t>
+        <w:t>, the network does the exact same thing: it gets 90% accuracy by predicting "Lying" for everything, completely ignoring the rare behaviors like "Licking."</w:t>
       </w:r>
     </w:p>
     <w:p>
@@ -1197,7 +1363,7 @@
     </w:p>
     <w:p>
       <w:r>
-        <w:t xml:space="preserve">Focal Loss dynamically alters the punishment the AI receives based on </w:t>
+        <w:t xml:space="preserve">Focal Loss dynamically alters the penalty the AI receives based on </w:t>
       </w:r>
       <w:r>
         <w:rPr>
@@ -1222,7 +1388,7 @@
         <w:t>Mathematical Formula Modulation:</w:t>
       </w:r>
       <w:r>
-        <w:t xml:space="preserve"> We multiply the standard loss by a modulating factor $(1 - p_t)^\gamma$.</w:t>
+        <w:t xml:space="preserve"> We multiply the standard loss by a modulating factor: `(1 - p_t)^gamma`.</w:t>
       </w:r>
     </w:p>
     <w:p>
@@ -1235,16 +1401,16 @@
         <w:rPr>
           <w:b/>
         </w:rPr>
-        <w:t>Gamma ($\gamma = 2$) - The Focusing Parameter:</w:t>
-      </w:r>
-      <w:r>
-        <w:t xml:space="preserve"> If the AI is 95% confident and correct about a "Lying" cow, the equation mathematically forces the loss (the training penalty) to drop to virtually zero. It tells the AI: </w:t>
+        <w:t>Gamma (gamma = 2) - The Focusing Parameter:</w:t>
+      </w:r>
+      <w:r>
+        <w:t xml:space="preserve"> If the AI is 95% confident and correct about an easy "Lying" image, the equation forces the penalty to drop to virtually zero. It tells the AI: </w:t>
       </w:r>
       <w:r>
         <w:rPr>
           <w:i/>
         </w:rPr>
-        <w:t>"You already know this perfectly, stop updating your weights for it."</w:t>
+        <w:t>"You already know this perfectly, stop wasting time updating your weights for this."</w:t>
       </w:r>
       <w:r/>
     </w:p>
@@ -1254,7 +1420,7 @@
         <w:spacing w:after="60"/>
       </w:pPr>
       <w:r>
-        <w:t>If the AI is confused by a rare "Drinking" cow (confidence is only 10%), the loss remains huge. The AI is forced to dedicate all of its mathematical gradient updates towards figuring out the rare classes.</w:t>
+        <w:t>If the AI is confused by a rare "Drinking" image (confidence is only 10%), the penalty remains huge, forcing the AI to update its weights to learn that specific class.</w:t>
       </w:r>
     </w:p>
     <w:p>
@@ -1267,22 +1433,31 @@
         <w:rPr>
           <w:b/>
         </w:rPr>
-        <w:t>Alpha ($\alpha = 0.25$) - The Balancing Parameter:</w:t>
-      </w:r>
-      <w:r>
-        <w:t xml:space="preserve"> Statically re-weights the raw importance of classes to mathematically offset the brute-force numerical advantage of the majority classes.</w:t>
+        <w:t>Alpha (alpha = 0.25) - The Balancing Parameter:</w:t>
+      </w:r>
+      <w:r>
+        <w:t xml:space="preserve"> Statically scales down the importance of majority classes to offset their raw numerical advantage.</w:t>
       </w:r>
     </w:p>
     <w:p>
-      <w:r/>
+      <w:pPr>
+        <w:pStyle w:val="Heading5"/>
+        <w:keepNext/>
+        <w:spacing w:before="160" w:after="80"/>
+      </w:pPr>
       <w:r>
         <w:rPr>
+          <w:rFonts w:ascii="Calibri Light" w:hAnsi="Calibri Light"/>
           <w:b/>
+          <w:color w:val="555555"/>
+          <w:sz w:val="23"/>
         </w:rPr>
         <w:t>Impact:</w:t>
       </w:r>
-      <w:r>
-        <w:t xml:space="preserve"> Without Focal Loss, the </w:t>
+    </w:p>
+    <w:p>
+      <w:r>
+        <w:t xml:space="preserve">Without Focal Loss, the </w:t>
       </w:r>
       <w:r>
         <w:rPr>
@@ -1297,10 +1472,10 @@
         <w:rPr>
           <w:i/>
         </w:rPr>
-        <w:t>(a strict grading metric that averages the accuracy across all classes equally regardless of their size, punishing models that ignore rare classes)</w:t>
-      </w:r>
-      <w:r>
-        <w:t xml:space="preserve"> would be abysmal. Focal Loss forces the AI to be equally good at classifying rare behaviors as it is at common behaviors.</w:t>
+        <w:t>(the strict metric that averages accuracy across all classes equally, penalizing models that ignore rare classes)</w:t>
+      </w:r>
+      <w:r>
+        <w:t xml:space="preserve"> would be terrible. Focal Loss forces the AI to be equally good at classifying rare behaviors as it is at common behaviors.</w:t>
       </w:r>
     </w:p>
     <w:p>
@@ -1368,7 +1543,7 @@
         <w:t>amnesia</w:t>
       </w:r>
       <w:r>
-        <w:t>. They evaluate a single photograph, make a prediction, and instantly forget the photograph before looking at the next one.</w:t>
+        <w:t>. They look at a single photo, make a prediction, and instantly forget it before looking at the next one.</w:t>
       </w:r>
     </w:p>
     <w:p>
@@ -1381,19 +1556,10 @@
         <w:rPr>
           <w:b/>
         </w:rPr>
-        <w:t>Lameness</w:t>
-      </w:r>
-      <w:r>
-        <w:t xml:space="preserve"> (limping) is defined entirely by stride mechanics, gait asymmetry, and weight-bearing changes </w:t>
-      </w:r>
-      <w:r>
-        <w:rPr>
-          <w:i/>
-        </w:rPr>
-        <w:t>over time</w:t>
-      </w:r>
-      <w:r>
-        <w:t>. It is scientifically impossible to diagnose a limping cow reliably from a single, static photograph.</w:t>
+        <w:t>The "Mid-Air Foot" Example:</w:t>
+      </w:r>
+      <w:r>
+        <w:t xml:space="preserve"> Imagine trying to judge if a runner is limping by looking at a single snapshot of their foot suspended in mid-air. It's impossible. You must watch a video clip to see their gait asymmetry and joint stiffness over time.</w:t>
       </w:r>
     </w:p>
     <w:p>
@@ -1414,7 +1580,7 @@
     </w:p>
     <w:p>
       <w:r>
-        <w:t xml:space="preserve">We engineered a hybrid architecture that fuses spatial feature extraction </w:t>
+        <w:t xml:space="preserve">We built an architecture that fuses spatial feature extraction </w:t>
       </w:r>
       <w:r>
         <w:rPr>
@@ -1429,7 +1595,7 @@
         <w:rPr>
           <w:i/>
         </w:rPr>
-        <w:t>(remembering what happened 10 frames ago)</w:t>
+        <w:t>(remembering what happened in previous frames)</w:t>
       </w:r>
       <w:r>
         <w:t>.</w:t>
@@ -1448,16 +1614,16 @@
         <w:t>The Spatial Component (The 2D Shared Backbone):</w:t>
       </w:r>
       <w:r>
-        <w:t xml:space="preserve"> We pass a sequence of video frames into the pre-trained EfficientNetB0 backbone one by one. The backbone is completely frozen </w:t>
+        <w:t xml:space="preserve"> We feed 20 video frames into the EfficientNetB0 backbone one by one. The backbone is completely frozen </w:t>
       </w:r>
       <w:r>
         <w:rPr>
           <w:i/>
         </w:rPr>
-        <w:t>(its math is locked and cannot change)</w:t>
-      </w:r>
-      <w:r>
-        <w:t xml:space="preserve"> and strips out the raw pixels, returning a highly compressed, high-dimensional </w:t>
+        <w:t>(its weights are locked)</w:t>
+      </w:r>
+      <w:r>
+        <w:t xml:space="preserve"> and compresses each frame into a high-dimensional </w:t>
       </w:r>
       <w:r>
         <w:rPr>
@@ -1466,7 +1632,7 @@
         <w:t>feature vector</w:t>
       </w:r>
       <w:r>
-        <w:t xml:space="preserve"> for each frame.</w:t>
+        <w:t>.</w:t>
       </w:r>
     </w:p>
     <w:p>
@@ -1482,7 +1648,7 @@
         <w:t>The Temporal Component (The LSTM Module):</w:t>
       </w:r>
       <w:r>
-        <w:t xml:space="preserve"> The sequence of feature vectors is fed sequentially into a </w:t>
+        <w:t xml:space="preserve"> The sequence of 20 feature vectors is fed into a </w:t>
       </w:r>
       <w:r>
         <w:rPr>
@@ -1491,16 +1657,7 @@
         <w:t>Long Short-Term Memory (LSTM)</w:t>
       </w:r>
       <w:r>
-        <w:t xml:space="preserve"> </w:t>
-      </w:r>
-      <w:r>
-        <w:rPr>
-          <w:i/>
-        </w:rPr>
-        <w:t>(a specialized recurrent neural network designed to remember long sequences of data)</w:t>
-      </w:r>
-      <w:r>
-        <w:t xml:space="preserve"> inside the Lameness/Behavior task heads.</w:t>
+        <w:t xml:space="preserve"> network inside the Lameness head.</w:t>
       </w:r>
     </w:p>
     <w:p>
@@ -1521,16 +1678,43 @@
     </w:p>
     <w:p>
       <w:r>
-        <w:t xml:space="preserve">The LSTM possesses an internal "memory cell" (cell state) along with a hidden state that track the cow's movements from frame to frame using three gating mechanisms </w:t>
+        <w:t xml:space="preserve">An LSTM tracks movements from frame to frame using an internal </w:t>
+      </w:r>
+      <w:r>
+        <w:rPr>
+          <w:b/>
+        </w:rPr>
+        <w:t>cell state</w:t>
+      </w:r>
+      <w:r>
+        <w:t xml:space="preserve"> </w:t>
       </w:r>
       <w:r>
         <w:rPr>
           <w:i/>
         </w:rPr>
-        <w:t>(mathematical filters that control the flow of memory)</w:t>
-      </w:r>
-      <w:r>
-        <w:t>:</w:t>
+        <w:t>(its long-term memory)</w:t>
+      </w:r>
+      <w:r>
+        <w:t xml:space="preserve"> and a </w:t>
+      </w:r>
+      <w:r>
+        <w:rPr>
+          <w:b/>
+        </w:rPr>
+        <w:t>hidden state</w:t>
+      </w:r>
+      <w:r>
+        <w:t xml:space="preserve"> </w:t>
+      </w:r>
+      <w:r>
+        <w:rPr>
+          <w:i/>
+        </w:rPr>
+        <w:t>(its short-term working memory)</w:t>
+      </w:r>
+      <w:r>
+        <w:t xml:space="preserve"> controlled by three mathematical gates:</w:t>
       </w:r>
     </w:p>
     <w:p>
@@ -1546,7 +1730,16 @@
         <w:t>The Forget Gate:</w:t>
       </w:r>
       <w:r>
-        <w:t xml:space="preserve"> Looks at the new frame and decides what old information is no longer relevant and should be erased from memory (e.g., a bird flying past in the background).</w:t>
+        <w:t xml:space="preserve"> Looks at the new frame and decides what old information to throw away </w:t>
+      </w:r>
+      <w:r>
+        <w:rPr>
+          <w:i/>
+        </w:rPr>
+        <w:t>(e.g., a bird flying past in the background)</w:t>
+      </w:r>
+      <w:r>
+        <w:t>.</w:t>
       </w:r>
     </w:p>
     <w:p>
@@ -1562,7 +1755,16 @@
         <w:t>The Input Gate:</w:t>
       </w:r>
       <w:r>
-        <w:t xml:space="preserve"> Decides what new features from the current frame are critical to add to the memory (e.g., the exact angle of the cow's hock joint as it steps down).</w:t>
+        <w:t xml:space="preserve"> Decides what new details from the current frame to store in memory </w:t>
+      </w:r>
+      <w:r>
+        <w:rPr>
+          <w:i/>
+        </w:rPr>
+        <w:t>(e.g., the exact angle of the cow's leg as it touches the floor)</w:t>
+      </w:r>
+      <w:r>
+        <w:t>.</w:t>
       </w:r>
     </w:p>
     <w:p>
@@ -1578,7 +1780,7 @@
         <w:t>The Output Gate:</w:t>
       </w:r>
       <w:r>
-        <w:t xml:space="preserve"> Uses the entire accumulated memory of the 20-frame walking sequence to output the final classification (Lame vs. Normal).</w:t>
+        <w:t xml:space="preserve"> Uses the accumulated memory of the 20-frame walk sequence to output the final prediction (Lame vs. Normal).</w:t>
       </w:r>
     </w:p>
     <w:p>
@@ -1621,16 +1823,7 @@
     </w:p>
     <w:p>
       <w:r>
-        <w:t xml:space="preserve">Videos are recorded at 30+ FPS </w:t>
-      </w:r>
-      <w:r>
-        <w:rPr>
-          <w:i/>
-        </w:rPr>
-        <w:t>(Frames Per Second)</w:t>
-      </w:r>
-      <w:r>
-        <w:t>. A 10-second clip contains 300 frames. How do we feed this to the model?</w:t>
+        <w:t>Videos are recorded at 30+ FPS (Frames Per Second). A 10-second video contains 300 frames. How do we feed this to the model?</w:t>
       </w:r>
     </w:p>
     <w:p>
@@ -1646,7 +1839,7 @@
           <w:color w:val="555555"/>
           <w:sz w:val="23"/>
         </w:rPr>
-        <w:t>Dense Sampling (Feeding all raw frames) - The Failure Mode:</w:t>
+        <w:t>Dense Sampling (Feeding all 300 frames) - The Failure Mode:</w:t>
       </w:r>
     </w:p>
     <w:p>
@@ -1662,16 +1855,16 @@
         <w:t>Overfitting &amp; Memorization:</w:t>
       </w:r>
       <w:r>
-        <w:t xml:space="preserve"> Consecutive frames at 30 FPS are 99% identical. Feeding 300 nearly identical frames allows the AI to simply memorize the background environment of the specific training clip </w:t>
+        <w:t xml:space="preserve"> Consecutive frames (e.g., Frame 1 and Frame 2) are 99% identical. Feeding 300 nearly identical frames allows the AI to simply memorize the background environment </w:t>
       </w:r>
       <w:r>
         <w:rPr>
           <w:i/>
         </w:rPr>
-        <w:t>(like the color of a specific barn door)</w:t>
-      </w:r>
-      <w:r>
-        <w:t xml:space="preserve"> rather than learning the actual gait of the cow.</w:t>
+        <w:t>(like the color of a barn wall)</w:t>
+      </w:r>
+      <w:r>
+        <w:t xml:space="preserve"> instead of learning the actual gait of the cow.</w:t>
       </w:r>
     </w:p>
     <w:p>
@@ -1687,7 +1880,7 @@
         <w:t>Variable Sequence Lengths:</w:t>
       </w:r>
       <w:r>
-        <w:t xml:space="preserve"> One video might be 80 frames, another 450 frames. Feeding wildly varying sequence lengths into an LSTM causes </w:t>
+        <w:t xml:space="preserve"> One video might be 80 frames, another 450 frames. Feeding wildly varying lengths into an LSTM causes </w:t>
       </w:r>
       <w:r>
         <w:rPr>
@@ -1702,7 +1895,7 @@
         <w:rPr>
           <w:i/>
         </w:rPr>
-        <w:t>(a catastrophic failure where the AI's memory cell gets overloaded and degrades over time in excessively long videos)</w:t>
+        <w:t>(where the LSTM's memory cell gets overloaded and degrades in excessively long sequences)</w:t>
       </w:r>
       <w:r>
         <w:t>.</w:t>
@@ -1721,16 +1914,7 @@
         <w:t>OOM (Out of Memory):</w:t>
       </w:r>
       <w:r>
-        <w:t xml:space="preserve"> Attempting to backpropagate gradients </w:t>
-      </w:r>
-      <w:r>
-        <w:rPr>
-          <w:i/>
-        </w:rPr>
-        <w:t>(the heavy math required to train the AI)</w:t>
-      </w:r>
-      <w:r>
-        <w:t xml:space="preserve"> through 300 frames simultaneously causes immediate GPU memory crashes.</w:t>
+        <w:t xml:space="preserve"> Processing 300 frames simultaneously requires massive VRAM, causing GPU crashes.</w:t>
       </w:r>
     </w:p>
     <w:p>
@@ -1751,7 +1935,7 @@
     </w:p>
     <w:p>
       <w:r>
-        <w:t xml:space="preserve">Instead of all frames, we divide every video (no matter how long) into </w:t>
+        <w:t xml:space="preserve">Instead of all frames, we divide every video (regardless of its total duration) into </w:t>
       </w:r>
       <w:r>
         <w:rPr>
@@ -1760,23 +1944,96 @@
         <w:t>20 equal temporal segments</w:t>
       </w:r>
       <w:r>
-        <w:t>. We extract exactly 1 frame from each segment.</w:t>
-      </w:r>
-    </w:p>
-    <w:p>
-      <w:pPr>
-        <w:pStyle w:val="ListBullet"/>
-        <w:spacing w:after="60"/>
-      </w:pPr>
-      <w:r/>
+        <w:t xml:space="preserve"> and extract exactly </w:t>
+      </w:r>
       <w:r>
         <w:rPr>
           <w:b/>
         </w:rPr>
-        <w:t>Standardized Batch Processing:</w:t>
-      </w:r>
-      <w:r>
-        <w:t xml:space="preserve"> Every video is forced into a fixed tensor shape of `(20, 3, 224, 224)`. This guarantees stable LSTM processing without hidden state degradation.</w:t>
+        <w:t>1 frame</w:t>
+      </w:r>
+      <w:r>
+        <w:t xml:space="preserve"> from the center of each segment.</w:t>
+      </w:r>
+    </w:p>
+    <w:p>
+      <w:pPr>
+        <w:pStyle w:val="Heading5"/>
+        <w:keepNext/>
+        <w:spacing w:before="160" w:after="80"/>
+      </w:pPr>
+      <w:r>
+        <w:rPr>
+          <w:rFonts w:ascii="Calibri Light" w:hAnsi="Calibri Light"/>
+          <w:b/>
+          <w:color w:val="555555"/>
+          <w:sz w:val="23"/>
+        </w:rPr>
+        <w:t>Concrete Example:</w:t>
+      </w:r>
+    </w:p>
+    <w:p>
+      <w:r>
+        <w:t>If a video has 200 frames:</w:t>
+      </w:r>
+    </w:p>
+    <w:p>
+      <w:pPr>
+        <w:pStyle w:val="ListBullet"/>
+        <w:spacing w:after="60"/>
+      </w:pPr>
+      <w:r>
+        <w:t>Segment 1 is frames 1-10 $\rightarrow$ Extract frame 5.</w:t>
+      </w:r>
+    </w:p>
+    <w:p>
+      <w:pPr>
+        <w:pStyle w:val="ListBullet"/>
+        <w:spacing w:after="60"/>
+      </w:pPr>
+      <w:r>
+        <w:t>Segment 2 is frames 11-20 $\rightarrow$ Extract frame 15.</w:t>
+      </w:r>
+    </w:p>
+    <w:p>
+      <w:pPr>
+        <w:pStyle w:val="ListBullet"/>
+        <w:spacing w:after="60"/>
+      </w:pPr>
+      <w:r>
+        <w:t>...and so on, resulting in exactly 20 evenly-spaced frames.</w:t>
+      </w:r>
+    </w:p>
+    <w:p>
+      <w:pPr>
+        <w:pStyle w:val="Heading5"/>
+        <w:keepNext/>
+        <w:spacing w:before="160" w:after="80"/>
+      </w:pPr>
+      <w:r>
+        <w:rPr>
+          <w:rFonts w:ascii="Calibri Light" w:hAnsi="Calibri Light"/>
+          <w:b/>
+          <w:color w:val="555555"/>
+          <w:sz w:val="23"/>
+        </w:rPr>
+        <w:t>Benefits:</w:t>
+      </w:r>
+    </w:p>
+    <w:p>
+      <w:pPr>
+        <w:pStyle w:val="ListBullet"/>
+        <w:spacing w:after="60"/>
+      </w:pPr>
+      <w:r/>
+      <w:r>
+        <w:rPr>
+          <w:b/>
+        </w:rPr>
+        <w:t>Standardized Shape:</w:t>
+      </w:r>
+      <w:r>
+        <w:t xml:space="preserve"> Every video is processed as a fixed tensor of size `(20, 3, 224, 224)` (20 frames, 3 color channels, 224x224 pixels).</w:t>
       </w:r>
     </w:p>
     <w:p>
@@ -1792,16 +2049,16 @@
         <w:t>Redundancy Elimination:</w:t>
       </w:r>
       <w:r>
-        <w:t xml:space="preserve"> By skipping adjacent identical frames, we capture the "macro-movements" of the stride </w:t>
+        <w:t xml:space="preserve"> It captures the "macro-movements" of the stride </w:t>
       </w:r>
       <w:r>
         <w:rPr>
           <w:i/>
         </w:rPr>
-        <w:t>(the lifting of the hoof, the swinging of the leg, the landing impact)</w:t>
-      </w:r>
-      <w:r>
-        <w:t xml:space="preserve"> without forcing the model to process useless redundant micro-movements.</w:t>
+        <w:t>(lifting the hoof, leg swing, landing impact)</w:t>
+      </w:r>
+      <w:r>
+        <w:t xml:space="preserve"> while skipping redundant static frames.</w:t>
       </w:r>
     </w:p>
     <w:p>
@@ -1817,7 +2074,7 @@
         <w:t>Hardware Friendly:</w:t>
       </w:r>
       <w:r>
-        <w:t xml:space="preserve"> Reduces compute overhead by 15x+, allowing the spatiotemporal model to train blazingly fast while easily fitting in standard VRAM limits.</w:t>
+        <w:t xml:space="preserve"> Reduces compute overhead by 15x, allowing fast training within VRAM limits.</w:t>
       </w:r>
     </w:p>
     <w:p>
@@ -1860,7 +2117,7 @@
     </w:p>
     <w:p>
       <w:r>
-        <w:t xml:space="preserve">During the spatiotemporal lameness experiments, our model hit a </w:t>
+        <w:t xml:space="preserve">During our spatiotemporal lameness experiments, our model achieved a </w:t>
       </w:r>
       <w:r>
         <w:rPr>
@@ -1869,7 +2126,7 @@
         <w:t>Test AUC of 0.96</w:t>
       </w:r>
       <w:r>
-        <w:t xml:space="preserve">, but initially only showed </w:t>
+        <w:t xml:space="preserve">, but initially showed only </w:t>
       </w:r>
       <w:r>
         <w:rPr>
@@ -1914,10 +2171,19 @@
         <w:rPr>
           <w:i/>
         </w:rPr>
-        <w:t>(it grades the AI's core intelligence, not its final Yes/No cutoff)</w:t>
-      </w:r>
-      <w:r>
-        <w:t>. It purely measures the model's ability to rank items correctly. An AUC of 0.96 means that if you pick one random lame cow and one random healthy cow, there is a 96% chance the model will assign a mathematically higher "lame probability" to the lame cow. The model's internal understanding of lameness is fundamentally exceptional.</w:t>
+        <w:t>(it measures the model's core ability to rank items correctly, ignoring the final decision cutoff)</w:t>
+      </w:r>
+      <w:r>
+        <w:t>.</w:t>
+      </w:r>
+    </w:p>
+    <w:p>
+      <w:pPr>
+        <w:pStyle w:val="ListBullet"/>
+        <w:spacing w:after="60"/>
+      </w:pPr>
+      <w:r>
+        <w:t>An AUC of 0.96 means that if you pick one random lame cow and one random healthy cow, there is a 96% chance the model will assign a higher lameness probability to the lame cow. The model's internal understanding of lameness is exceptional.</w:t>
       </w:r>
     </w:p>
     <w:p>
@@ -1938,25 +2204,7 @@
     </w:p>
     <w:p>
       <w:r>
-        <w:t xml:space="preserve">Accuracy is entirely dependent on an arbitrary, hard cutoff called the </w:t>
-      </w:r>
-      <w:r>
-        <w:rPr>
-          <w:b/>
-        </w:rPr>
-        <w:t>decision threshold</w:t>
-      </w:r>
-      <w:r>
-        <w:t xml:space="preserve"> </w:t>
-      </w:r>
-      <w:r>
-        <w:rPr>
-          <w:i/>
-        </w:rPr>
-        <w:t>(the point where the AI switches from saying 'No' to 'Yes')</w:t>
-      </w:r>
-      <w:r>
-        <w:t>, which is set to `0.50` (50%) by default.</w:t>
+        <w:t>Accuracy is dependent on an arbitrary decision threshold, which defaults to `0.50` (50%).</w:t>
       </w:r>
     </w:p>
     <w:p>
@@ -1965,7 +2213,7 @@
         <w:spacing w:after="60"/>
       </w:pPr>
       <w:r>
-        <w:t>Due to the small size of the lameness dataset, the entire probability distribution of the model was shifted slightly higher. The model was outputting `0.55` (55%) probability for perfectly healthy cows.</w:t>
+        <w:t>Because the lameness training set was small, the model's probability outputs shifted higher. It was outputting a `0.55` (55%) probability for perfectly healthy cows.</w:t>
       </w:r>
     </w:p>
     <w:p>
@@ -1974,16 +2222,7 @@
         <w:spacing w:after="60"/>
       </w:pPr>
       <w:r>
-        <w:t xml:space="preserve">Because `0.55 &gt; 0.50`, the rigid accuracy metric flagged these as False Positives </w:t>
-      </w:r>
-      <w:r>
-        <w:rPr>
-          <w:i/>
-        </w:rPr>
-        <w:t>(calling a healthy cow sick)</w:t>
-      </w:r>
-      <w:r>
-        <w:t>, destroying the accuracy score despite the ranking (AUC) being completely correct.</w:t>
+        <w:t>Because `0.55 &gt; 0.50`, the accuracy metric classified them as Lame (False Positives), dragging the accuracy score down to 60%.</w:t>
       </w:r>
     </w:p>
     <w:p>
@@ -1999,24 +2238,29 @@
         <w:t>The Solution:</w:t>
       </w:r>
       <w:r>
-        <w:t xml:space="preserve"> By analyzing the ROC curve and finding the optimal operational point </w:t>
-      </w:r>
+        <w:t xml:space="preserve"> We analyzed the ROC curve to find the optimal operational point and shifted the decision threshold from `0.50` to `0.75`. The test accuracy immediately jumped to 90%+.</w:t>
+      </w:r>
+    </w:p>
+    <w:p>
+      <w:pPr>
+        <w:pStyle w:val="Heading5"/>
+        <w:keepNext/>
+        <w:spacing w:before="160" w:after="80"/>
+      </w:pPr>
       <w:r>
         <w:rPr>
-          <w:i/>
+          <w:rFonts w:ascii="Calibri Light" w:hAnsi="Calibri Light"/>
+          <w:b/>
+          <w:color w:val="555555"/>
+          <w:sz w:val="23"/>
         </w:rPr>
-        <w:t>(shifting the decision threshold from `0.50` to `0.75`)</w:t>
-      </w:r>
-      <w:r>
-        <w:t xml:space="preserve">, the accuracy instantly aligns with the AUC, jumping to 90%+. </w:t>
-      </w:r>
-      <w:r>
-        <w:rPr>
-          <w:b/>
-        </w:rPr>
-        <w:t>AUC proves the model learned the underlying physics of lameness; Accuracy just proves the threshold needs to be calibrated to match.</w:t>
-      </w:r>
-      <w:r/>
+        <w:t>The Analogy:</w:t>
+      </w:r>
+    </w:p>
+    <w:p>
+      <w:r>
+        <w:t>Imagine a teacher who writes a very hard test where the average score is 50%. If the passing grade is strictly set to 60%, most students fail (low accuracy). But if you rank the students, the best students are still at the top (high AUC). Shifting the passing grade (the threshold) to 45% calibrates the test to reflect the students' true relative knowledge.</w:t>
+      </w:r>
     </w:p>
     <w:p>
       <w:pPr>
@@ -2058,7 +2302,7 @@
     </w:p>
     <w:p>
       <w:r>
-        <w:t>Imagine a dairy farm with a camera mounted above a walkway. A cow walks past, and the camera captures a 20-frame video clip. How does our trained multi-task framework process it?</w:t>
+        <w:t>Imagine a camera mounted above a farm walkway. A cow walks past, and the camera captures a 20-frame video clip.</w:t>
       </w:r>
     </w:p>
     <w:p>
@@ -2074,7 +2318,7 @@
         <w:t>Feature Extraction:</w:t>
       </w:r>
       <w:r>
-        <w:t xml:space="preserve"> The 20 frames are pushed through the shared `EfficientNetB0` backbone, instantly generating 20 independent feature vectors.</w:t>
+        <w:t xml:space="preserve"> The 20 frames are passed through the shared `EfficientNetB0` backbone, generating 20 independent feature vectors.</w:t>
       </w:r>
     </w:p>
     <w:p>
@@ -2087,7 +2331,7 @@
         <w:rPr>
           <w:b/>
         </w:rPr>
-        <w:t>The Spatial Heads (BCS &amp; ID) Process the Data:</w:t>
+        <w:t>Spatial Heads (BCS &amp; ID) Process the Data:</w:t>
       </w:r>
       <w:r/>
     </w:p>
@@ -2097,7 +2341,7 @@
         <w:spacing w:after="60"/>
       </w:pPr>
       <w:r>
-        <w:t>These heads are designed for static images, not time sequences. They generate 20 independent BCS predictions and 20 independent ID predictions (one for each frame).</w:t>
+        <w:t>These heads are designed for static images. They generate 20 independent BCS predictions and 20 independent ID predictions (one for each frame).</w:t>
       </w:r>
     </w:p>
     <w:p>
@@ -2110,19 +2354,10 @@
         <w:rPr>
           <w:b/>
         </w:rPr>
-        <w:t>Temporal Averaging:</w:t>
-      </w:r>
-      <w:r>
-        <w:t xml:space="preserve"> </w:t>
-      </w:r>
-      <w:r>
-        <w:rPr>
-          <w:i/>
-        </w:rPr>
-        <w:t>(Adding all 20 BCS scores together and dividing by 20)</w:t>
-      </w:r>
-      <w:r>
-        <w:t>. We use this to output a single, ultra-stable final body score.</w:t>
+        <w:t>Temporal Averaging (For BCS):</w:t>
+      </w:r>
+      <w:r>
+        <w:t xml:space="preserve"> We average all 20 predicted scores to output a single, ultra-stable body score.</w:t>
       </w:r>
     </w:p>
     <w:p>
@@ -2135,19 +2370,10 @@
         <w:rPr>
           <w:b/>
         </w:rPr>
-        <w:t>Majority Voting:</w:t>
-      </w:r>
-      <w:r>
-        <w:t xml:space="preserve"> </w:t>
-      </w:r>
-      <w:r>
-        <w:rPr>
-          <w:i/>
-        </w:rPr>
-        <w:t>(Counting which ID was guessed the most across the 20 frames)</w:t>
-      </w:r>
-      <w:r>
-        <w:t>. We use this to output a single final Cow Identity.</w:t>
+        <w:t>Majority Voting (For ID):</w:t>
+      </w:r>
+      <w:r>
+        <w:t xml:space="preserve"> We count which Cow ID was predicted most often across the 20 frames and output that as the final ID.</w:t>
       </w:r>
     </w:p>
     <w:p>
@@ -2156,32 +2382,14 @@
         <w:spacing w:after="60"/>
       </w:pPr>
       <w:r/>
-      <w:r>
-        <w:rPr>
-          <w:i/>
-        </w:rPr>
-        <w:t>Benefit:</w:t>
-      </w:r>
-      <w:r>
-        <w:t xml:space="preserve"> If the cow walks behind a fence post and is </w:t>
-      </w:r>
       <w:r>
         <w:rPr>
           <w:b/>
         </w:rPr>
-        <w:t>occluded</w:t>
-      </w:r>
-      <w:r>
-        <w:t xml:space="preserve"> </w:t>
-      </w:r>
-      <w:r>
-        <w:rPr>
-          <w:i/>
-        </w:rPr>
-        <w:t>(visually blocked)</w:t>
-      </w:r>
-      <w:r>
-        <w:t xml:space="preserve"> for 3 frames, the spatial heads might predict garbage for those 3 frames. Temporal averaging and majority voting mathematically completely filter out that noise, resulting in flawlessly robust deployment.</w:t>
+        <w:t>Occulsion Example:</w:t>
+      </w:r>
+      <w:r>
+        <w:t xml:space="preserve"> If the cow walks behind a fence post and is blocked (occluded) for 3 frames, the spatial heads might predict garbage for those 3 frames. Temporal averaging and majority voting filter out that noise completely.</w:t>
       </w:r>
     </w:p>
     <w:p>
@@ -2194,7 +2402,7 @@
         <w:rPr>
           <w:b/>
         </w:rPr>
-        <w:t>The Temporal Heads (Behavior &amp; Lameness) Process the Data:</w:t>
+        <w:t>Temporal Heads (Behavior &amp; Lameness) Process the Data:</w:t>
       </w:r>
       <w:r/>
     </w:p>
@@ -2213,7 +2421,7 @@
         <w:spacing w:after="60"/>
       </w:pPr>
       <w:r>
-        <w:t xml:space="preserve">The LSTM tracks the progression of the motion, firing its output gate on the 20th frame to definitively state: </w:t>
+        <w:t xml:space="preserve">The LSTM tracks the gait mechanics frame-by-frame and outputs the final classification on the 20th frame: </w:t>
       </w:r>
       <w:r>
         <w:rPr>
@@ -2228,7 +2436,7 @@
         <w:rPr>
           <w:b/>
         </w:rPr>
-        <w:t>Lameness: Positive (Yes)</w:t>
+        <w:t>Lameness: Positive</w:t>
       </w:r>
       <w:r>
         <w:t>.</w:t>
@@ -2285,7 +2493,7 @@
           <w:color w:val="555555"/>
           <w:sz w:val="23"/>
         </w:rPr>
-        <w:t>1. Dataset Anomalies &amp; Handling Strategies:</w:t>
+        <w:t>1. Dataset Anomalies &amp; Handling:</w:t>
       </w:r>
     </w:p>
     <w:p>
@@ -2301,7 +2509,7 @@
         <w:t>BCS Datasets:</w:t>
       </w:r>
       <w:r>
-        <w:t xml:space="preserve"> We process two completely different datasets simultaneously:</w:t>
+        <w:t xml:space="preserve"> We train on two completely different datasets:</w:t>
       </w:r>
     </w:p>
     <w:p>
@@ -2317,7 +2525,7 @@
         <w:t>Dryad:</w:t>
       </w:r>
       <w:r>
-        <w:t xml:space="preserve"> Contains 5,923 images using a unique </w:t>
+        <w:t xml:space="preserve"> 5,923 images using </w:t>
       </w:r>
       <w:r>
         <w:rPr>
@@ -2326,16 +2534,7 @@
         <w:t>DGE (Depth Grayscale Edge)</w:t>
       </w:r>
       <w:r>
-        <w:t xml:space="preserve"> format instead of standard RGB </w:t>
-      </w:r>
-      <w:r>
-        <w:rPr>
-          <w:i/>
-        </w:rPr>
-        <w:t>(Red, Green, Blue color channels)</w:t>
-      </w:r>
-      <w:r>
-        <w:t>. It uses an ordinal scale of 2-6.</w:t>
+        <w:t xml:space="preserve"> format instead of standard RGB. It uses a label scale of 2 to 6.</w:t>
       </w:r>
     </w:p>
     <w:p>
@@ -2351,7 +2550,7 @@
         <w:t>ScienceDB:</w:t>
       </w:r>
       <w:r>
-        <w:t xml:space="preserve"> Contains 53,566 images in standard RGB, using an ordinal scale of 3.25-4.25.</w:t>
+        <w:t xml:space="preserve"> 53,566 images in standard RGB, using a scale of 3.25 to 4.25.</w:t>
       </w:r>
     </w:p>
     <w:p>
@@ -2383,7 +2582,7 @@
         <w:t>Behavior Dataset (MmCows):</w:t>
       </w:r>
       <w:r>
-        <w:t xml:space="preserve"> This dataset has a massive 42:1 class imbalance. While Focal Loss fixes the gradient math, we also implement a </w:t>
+        <w:t xml:space="preserve"> This dataset has a massive 42:1 class imbalance. While Focal Loss fixes the loss gradients, we implement a </w:t>
       </w:r>
       <w:r>
         <w:rPr>
@@ -2392,7 +2591,23 @@
         <w:t>hard data cap</w:t>
       </w:r>
       <w:r>
-        <w:t xml:space="preserve"> during loading (`group.sample(min(len(group), 3000))`). This physically restricts the majority classes (like Lying) to a maximum of 3,000 images per epoch, vastly speeding up training without losing critical data representation.</w:t>
+        <w:t xml:space="preserve"> during loading (`group.sample(min(len(group), 3000), random_state=42)`). This restricts majority classes (like Lying) to a maximum of 3,000 images per epoch, speeding up training without losing representation.</w:t>
+      </w:r>
+    </w:p>
+    <w:p>
+      <w:pPr>
+        <w:pStyle w:val="ListBullet"/>
+        <w:spacing w:after="60"/>
+      </w:pPr>
+      <w:r/>
+      <w:r>
+        <w:rPr>
+          <w:b/>
+        </w:rPr>
+        <w:t>Analogy:</w:t>
+      </w:r>
+      <w:r>
+        <w:t xml:space="preserve"> It's like a teacher limiting homework to 10 math questions instead of 500 identical ones, allowing the student to spend time on other subjects.</w:t>
       </w:r>
     </w:p>
     <w:p>
@@ -2408,73 +2623,7 @@
           <w:color w:val="555555"/>
           <w:sz w:val="23"/>
         </w:rPr>
-        <w:t>2. Data Augmentation &amp; Normalization:</w:t>
-      </w:r>
-    </w:p>
-    <w:p>
-      <w:pPr>
-        <w:pStyle w:val="ListBullet"/>
-        <w:spacing w:after="60"/>
-      </w:pPr>
-      <w:r>
-        <w:t xml:space="preserve">Because we use ImageNet-pretrained backbones, all images are strictly normalized using ImageNet statistics (`mean=[0.485, 0.456, 0.406]`, `std=[0.229, 0.224, 0.225]`) </w:t>
-      </w:r>
-      <w:r>
-        <w:rPr>
-          <w:i/>
-        </w:rPr>
-        <w:t>(this adjusts the pixel colors to match what the pre-trained AI expects)</w:t>
-      </w:r>
-      <w:r>
-        <w:t>.</w:t>
-      </w:r>
-    </w:p>
-    <w:p>
-      <w:pPr>
-        <w:pStyle w:val="ListBullet"/>
-        <w:spacing w:after="60"/>
-      </w:pPr>
-      <w:r>
-        <w:t xml:space="preserve">We apply `RandomHorizontalFlip(p=0.5)` and `RandomRotation(15 degrees)` </w:t>
-      </w:r>
-      <w:r>
-        <w:rPr>
-          <w:i/>
-        </w:rPr>
-        <w:t>(these mathematically warp the images randomly during training)</w:t>
-      </w:r>
-      <w:r>
-        <w:t xml:space="preserve"> to prevent the model from memorizing specific camera angles.</w:t>
-      </w:r>
-    </w:p>
-    <w:p>
-      <w:pPr>
-        <w:pStyle w:val="ListBullet"/>
-        <w:spacing w:after="60"/>
-      </w:pPr>
-      <w:r/>
-      <w:r>
-        <w:rPr>
-          <w:i/>
-        </w:rPr>
-        <w:t>(Note: CLAHE augmentation - a method for fixing extreme barn lighting - was listed in the P1 methodology but was excluded from current training scripts to maintain baseline consistency. It is reserved for future work.)</w:t>
-      </w:r>
-      <w:r/>
-    </w:p>
-    <w:p>
-      <w:pPr>
-        <w:pStyle w:val="Heading4"/>
-        <w:keepNext/>
-        <w:spacing w:before="160" w:after="80"/>
-      </w:pPr>
-      <w:r>
-        <w:rPr>
-          <w:rFonts w:ascii="Calibri Light" w:hAnsi="Calibri Light"/>
-          <w:b/>
-          <w:color w:val="555555"/>
-          <w:sz w:val="23"/>
-        </w:rPr>
-        <w:t>3. Hardware &amp; Compute Optimizations:</w:t>
+        <w:t>2. Hardware &amp; Compute Optimizations:</w:t>
       </w:r>
     </w:p>
     <w:p>
@@ -2490,16 +2639,23 @@
         <w:t>Automatic Mixed Precision (AMP):</w:t>
       </w:r>
       <w:r>
-        <w:t xml:space="preserve"> We aggressively use PyTorch AMP (`torch.amp.autocast`) and `GradScaler`. This allows the model to calculate gradients in 16-bit float instead of 32-bit float, effectively halving memory usage. This allowed us to massively increase the batch size </w:t>
-      </w:r>
+        <w:t xml:space="preserve"> We use PyTorch AMP (`torch.amp.autocast`) and `GradScaler`. This calculates gradients in 16-bit float instead of 32-bit float, halving memory usage.</w:t>
+      </w:r>
+    </w:p>
+    <w:p>
+      <w:pPr>
+        <w:pStyle w:val="ListBullet"/>
+        <w:spacing w:after="60"/>
+      </w:pPr>
+      <w:r/>
       <w:r>
         <w:rPr>
-          <w:i/>
+          <w:b/>
         </w:rPr>
-        <w:t>(the number of images processed simultaneously)</w:t>
-      </w:r>
-      <w:r>
-        <w:t xml:space="preserve"> up to 256 for spatial models to fully saturate the RTX 4080's VRAM and slash training times.</w:t>
+        <w:t>Analogy:</w:t>
+      </w:r>
+      <w:r>
+        <w:t xml:space="preserve"> Using small sticky notes instead of large notebook pages for scratch math. It's faster and frees up desk space (VRAM).</w:t>
       </w:r>
     </w:p>
     <w:p>
@@ -2515,7 +2671,7 @@
         <w:t>Early Stopping:</w:t>
       </w:r>
       <w:r>
-        <w:t xml:space="preserve"> The Behavior training script implements Early Stopping with a patience of 10 epochs. If the Validation Macro F1 score stops improving for 10 rounds, the script halts to prevent overfitting.</w:t>
+        <w:t xml:space="preserve"> If the Validation Macro F1 score stops improving for 10 consecutive epochs, training halts to prevent overfitting.</w:t>
       </w:r>
     </w:p>
     <w:p>
@@ -2531,16 +2687,7 @@
         <w:t>Deadlock Prevention:</w:t>
       </w:r>
       <w:r>
-        <w:t xml:space="preserve"> We explicitly run `cv2.setNumThreads(0)` to disable OpenCV multithreading, which is known to cause severe deadlocks </w:t>
-      </w:r>
-      <w:r>
-        <w:rPr>
-          <w:i/>
-        </w:rPr>
-        <w:t>(where the CPU freezes endlessly waiting for data)</w:t>
-      </w:r>
-      <w:r>
-        <w:t xml:space="preserve"> when combined with PyTorch `DataLoader` workers on Windows environments.</w:t>
+        <w:t xml:space="preserve"> We explicitly run `cv2.setNumThreads(0)` to disable OpenCV multithreading, which prevents CPU deadlocks when combined with PyTorch `DataLoader` workers on Windows.</w:t>
       </w:r>
     </w:p>
     <w:p>
@@ -2637,7 +2784,7 @@
         <w:t>Lameness Baseline (Spatial vs Spatiotemporal):</w:t>
       </w:r>
       <w:r>
-        <w:t xml:space="preserve"> [COMPLETE] Preliminary 2D models trained for 10 epochs. The advanced Spatiotemporal LSTM model was trained for 15 epochs on a 20-frame sampled sequence, achieving flawless 1.0 Validation AUC and 0.96 Test AUC.</w:t>
+        <w:t xml:space="preserve"> [COMPLETE] Preliminary 2D models trained. The Spatiotemporal LSTM model was trained for 15 epochs on a 20-frame sampled sequence, achieving a 1.0 Validation AUC and 0.96 Test AUC.</w:t>
       </w:r>
     </w:p>
     <w:p>
@@ -2701,7 +2848,7 @@
         <w:t>Lack of Large-Scale Annotated Temporal Data:</w:t>
       </w:r>
       <w:r>
-        <w:t xml:space="preserve"> While we have 50,000+ spatial images for BCS, high-quality, frame-by-frame annotated sequence data for Lameness and Behavior is scarce. The spatiotemporal models risk overfitting due to the limited number of unique videos in the CattleLameness datasets.</w:t>
+        <w:t xml:space="preserve"> While we have 50,000+ spatial images for BCS, high-quality sequence data for Lameness and Behavior is scarce. The spatiotemporal models risk overfitting due to the limited number of unique videos in the datasets.</w:t>
       </w:r>
     </w:p>
     <w:p>
@@ -2717,7 +2864,7 @@
         <w:t>Frozen Backbone Bottleneck:</w:t>
       </w:r>
       <w:r>
-        <w:t xml:space="preserve"> During current training, the 2D backbone is completely frozen when training the LSTM heads. This means the feature vectors being passed to the LSTM were optimized for classifying static ImageNet photos (dogs, cars, etc.), not the specific micro-movements of a cow's joints.</w:t>
+        <w:t xml:space="preserve"> Currently, the 2D backbone is completely frozen when training the LSTM heads. This means the feature vectors passed to the LSTM were optimized for classifying static ImageNet photos (dogs, cars, etc.), not the specific micro-movements of a cow's joints.</w:t>
       </w:r>
     </w:p>
     <w:p>
@@ -2749,7 +2896,7 @@
         <w:t>Joint Fine-Tuning (Unfreezing the Backbone):</w:t>
       </w:r>
       <w:r>
-        <w:t xml:space="preserve"> In the final phase, we intend to unfreeze the shared backbone and allow the gradients from the LSTM to flow all the way backward into the CNN layers. This will force the backbone to learn entirely new convolutional filters specifically designed to track motion blur and joint angles.</w:t>
+        <w:t xml:space="preserve"> In the final phase, we intend to unfreeze the shared backbone and allow gradients from the LSTM to flow all the way backward into the CNN layers. This forces the backbone to learn new convolutional filters specifically designed to track motion and joint angles.</w:t>
       </w:r>
     </w:p>
     <w:p>
@@ -2765,7 +2912,7 @@
         <w:t>Cross-Dataset Validation (CBVD-5):</w:t>
       </w:r>
       <w:r>
-        <w:t xml:space="preserve"> To prove our model isn't just memorizing the lighting conditions of one farm, we will take the Behavior model trained on the `MmCows` dataset and run inference on the entirely unseen `CBVD-5` dataset.</w:t>
+        <w:t xml:space="preserve"> To prove generalizability, we will take the Behavior model trained on `MmCows` and run inference on the entirely unseen `CBVD-5` dataset.</w:t>
       </w:r>
     </w:p>
     <w:p>
@@ -2797,16 +2944,7 @@
         <w:t>CLAHE (Contrast Limited Adaptive Histogram Equalization)</w:t>
       </w:r>
       <w:r>
-        <w:t xml:space="preserve"> </w:t>
-      </w:r>
-      <w:r>
-        <w:rPr>
-          <w:i/>
-        </w:rPr>
-        <w:t>(a localized contrast enhancement algorithm)</w:t>
-      </w:r>
-      <w:r>
-        <w:t xml:space="preserve"> in the preprocessing pipeline to equalize extreme lighting differences in barns.</w:t>
+        <w:t xml:space="preserve"> to equalize extreme lighting differences in barns.</w:t>
       </w:r>
     </w:p>
     <w:p>
@@ -2815,7 +2953,7 @@
         <w:spacing w:after="60"/>
       </w:pPr>
       <w:r>
-        <w:t>Future exploration into integrating depth cameras, 3D point clouds, or thermal imaging for highly granular lameness inflammation detection.</w:t>
+        <w:t>Future exploration into integrating depth cameras or thermal imaging for highly granular lameness inflammation detection.</w:t>
       </w:r>
     </w:p>
     <w:sectPr>

--- a/presentation_key_concepts.docx
+++ b/presentation_key_concepts.docx
@@ -57,7 +57,7 @@
         <w:t>definitive, exhaustive study guide</w:t>
       </w:r>
       <w:r>
-        <w:t xml:space="preserve"> for the Thesis presentation. It contains highly detailed explanations of every major architectural decision, mathematical concept, experimental result, and future plan discussed during the project. It uses simple English analogies and concrete, real-world examples to make these complex topics easy to explain to examiners.</w:t>
+        <w:t xml:space="preserve"> for the Thesis presentation. It contains highly detailed explanations of every major architectural decision, mathematical concept, experimental result, and future plan discussed during the project. It uses simple English and actual, concrete dataset and model examples to make these complex topics easy to explain to examiners.</w:t>
       </w:r>
     </w:p>
     <w:p>
@@ -134,15 +134,6 @@
         <w:t>four completely separate Convolutional Neural Networks (CNNs)</w:t>
       </w:r>
       <w:r>
-        <w:t xml:space="preserve"> </w:t>
-      </w:r>
-      <w:r>
-        <w:rPr>
-          <w:i/>
-        </w:rPr>
-        <w:t>(deep learning algorithms specifically engineered to recognize shapes, colors, and edges in photos)</w:t>
-      </w:r>
-      <w:r>
         <w:t>:</w:t>
       </w:r>
     </w:p>
@@ -176,7 +167,7 @@
         <w:rPr>
           <w:i/>
         </w:rPr>
-        <w:t>(lying, standing, drinking, etc.)</w:t>
+        <w:t>(lying, standing, drinking, licking)</w:t>
       </w:r>
       <w:r>
         <w:t>.</w:t>
@@ -212,7 +203,7 @@
         <w:rPr>
           <w:i/>
         </w:rPr>
-        <w:t>(matching a face/pattern to a database)</w:t>
+        <w:t>(ear tag/marking recognition)</w:t>
       </w:r>
       <w:r>
         <w:t>.</w:t>
@@ -236,7 +227,7 @@
     </w:p>
     <w:p>
       <w:r>
-        <w:t>Imagine running a farm with 50 cameras. If each camera has to run 4 separate AI models:</w:t>
+        <w:t>If you deploy 50 cameras on a farm, running 4 separate models on each camera causes:</w:t>
       </w:r>
     </w:p>
     <w:p>
@@ -252,7 +243,7 @@
         <w:t>Massive Memory Overhead:</w:t>
       </w:r>
       <w:r>
-        <w:t xml:space="preserve"> Running 4 models simultaneously requires 4 times the GPU memory (VRAM) and RAM. It's like opening 4 separate heavy video editing programs on your computer at the exact same time.</w:t>
+        <w:t xml:space="preserve"> Running 4 models simultaneously requires 4 times the GPU memory (VRAM) and RAM.</w:t>
       </w:r>
     </w:p>
     <w:p>
@@ -268,7 +259,7 @@
         <w:t>High Inference Latency:</w:t>
       </w:r>
       <w:r>
-        <w:t xml:space="preserve"> Processing a single frame takes 4 times longer because the computer has to run 4 separate mathematical equations one after the other.</w:t>
+        <w:t xml:space="preserve"> Processing a single frame takes 4 times longer because the computer has to run 4 separate mathematical forward passes one after another.</w:t>
       </w:r>
     </w:p>
     <w:p>
@@ -302,7 +293,7 @@
         <w:t>(small, affordable computers like a $50 Raspberry Pi installed directly on the farm camera)</w:t>
       </w:r>
       <w:r>
-        <w:t>. You would be forced to pay for expensive cloud servers.</w:t>
+        <w:t>.</w:t>
       </w:r>
     </w:p>
     <w:p>
@@ -373,12 +364,12 @@
           <w:color w:val="555555"/>
           <w:sz w:val="23"/>
         </w:rPr>
-        <w:t>The "General Doctor" Analogy:</w:t>
+        <w:t>Actual Technical Example:</w:t>
       </w:r>
     </w:p>
     <w:p>
       <w:r>
-        <w:t>Instead of hiring 4 separate doctors who never talk to each other, we train one doctor who goes through the exact same general medical school (the shared backbone) to learn basic anatomy, and then spends a small amount of extra time specializing in 4 different fields (the lightweight heads).</w:t>
+        <w:t>We feed an image of a cow into a single shared backbone network (EfficientNetB0).</w:t>
       </w:r>
     </w:p>
     <w:p>
@@ -394,7 +385,7 @@
         <w:t>The Shared Backbone:</w:t>
       </w:r>
       <w:r>
-        <w:t xml:space="preserve"> We use a single backbone network (EfficientNetB0) that acts as the core "eyes" of the system. It processes the raw image pixels and extracts a universal </w:t>
+        <w:t xml:space="preserve"> EfficientNetB0 processes the raw pixels and extracts a universal </w:t>
       </w:r>
       <w:r>
         <w:rPr>
@@ -409,7 +400,7 @@
         <w:rPr>
           <w:i/>
         </w:rPr>
-        <w:t>(a compressed list of 1,280 numbers that mathematically summarizes everything important about the cow's appearance)</w:t>
+        <w:t>(a compressed list of 1,280 numbers summarizing the cow's shapes, curves, and patterns)</w:t>
       </w:r>
       <w:r>
         <w:t>.</w:t>
@@ -428,25 +419,43 @@
         <w:t>Specialized Heads:</w:t>
       </w:r>
       <w:r>
-        <w:t xml:space="preserve"> This exact same feature vector is passed simultaneously to </w:t>
-      </w:r>
-      <w:r>
-        <w:rPr>
-          <w:b/>
-        </w:rPr>
-        <w:t>four separate, lightweight prediction heads</w:t>
-      </w:r>
-      <w:r>
-        <w:t xml:space="preserve"> </w:t>
-      </w:r>
-      <w:r>
-        <w:rPr>
-          <w:i/>
-        </w:rPr>
-        <w:t>(tiny, specialized neural networks attached to the end of the backbone)</w:t>
-      </w:r>
-      <w:r>
-        <w:t>. Each head is responsible for only one task (BCS, Behavior, Lameness, ID).</w:t>
+        <w:t xml:space="preserve"> This exact same 1280-length feature vector is passed simultaneously to four separate, lightweight prediction heads:</w:t>
+      </w:r>
+    </w:p>
+    <w:p>
+      <w:pPr>
+        <w:pStyle w:val="ListNumber"/>
+        <w:spacing w:after="60"/>
+      </w:pPr>
+      <w:r>
+        <w:t>Head 1 uses it to output a BCS score.</w:t>
+      </w:r>
+    </w:p>
+    <w:p>
+      <w:pPr>
+        <w:pStyle w:val="ListNumber"/>
+        <w:spacing w:after="60"/>
+      </w:pPr>
+      <w:r>
+        <w:t>Head 2 uses it to output a Behavior classification.</w:t>
+      </w:r>
+    </w:p>
+    <w:p>
+      <w:pPr>
+        <w:pStyle w:val="ListNumber"/>
+        <w:spacing w:after="60"/>
+      </w:pPr>
+      <w:r>
+        <w:t>Head 3 uses it to output a Lameness prediction.</w:t>
+      </w:r>
+    </w:p>
+    <w:p>
+      <w:pPr>
+        <w:pStyle w:val="ListNumber"/>
+        <w:spacing w:after="60"/>
+      </w:pPr>
+      <w:r>
+        <w:t>Head 4 uses it to output a Cow ID.</w:t>
       </w:r>
     </w:p>
     <w:p>
@@ -496,7 +505,7 @@
         <w:t>(the weight variables adjusted during learning)</w:t>
       </w:r>
       <w:r>
-        <w:t>. It can easily run in real-time on edge cameras without cloud latency.</w:t>
+        <w:t>. It can run in real-time on edge cameras without cloud latency.</w:t>
       </w:r>
     </w:p>
     <w:p>
@@ -595,12 +604,12 @@
           <w:color w:val="555555"/>
           <w:sz w:val="23"/>
         </w:rPr>
-        <w:t>The Tug-of-War Example:</w:t>
+        <w:t>Actual Technical Example:</w:t>
       </w:r>
     </w:p>
     <w:p>
       <w:r>
-        <w:t>If one task (like Behavior) is extremely difficult, its raw loss value might be massive compared to a simpler task. If we don't weight them, the AI will dedicate 100% of its math updates to solving Behavior, completely ignoring BCS and Lameness. This is called "task domination" or "destructive interference." We balance the weights (e.g., `w1=0.35, w2=0.35, w3=0.15, w4=0.15`) so no single task dominates the training.</w:t>
+        <w:t>During training, if the Behavior task has a very high loss of 2.5, and the Lameness task has a low loss of 0.1, the network will focus almost entirely on adjusting its weights to minimize the Behavior loss. This is called "task domination" or "destructive interference." By scaling the loss weights (e.g., `w1=0.35, w2=0.35, w3=0.15, w4=0.15`), we force the optimization gradients to have similar magnitudes, ensuring the network learns both tasks simultaneously.</w:t>
       </w:r>
     </w:p>
     <w:p>
@@ -894,10 +903,10 @@
         <w:rPr>
           <w:b/>
         </w:rPr>
-        <w:t>Standard Classification (The "Unrelated Buckets" Flaw):</w:t>
-      </w:r>
-      <w:r>
-        <w:t xml:space="preserve"> Treats classes as completely unrelated, like sorting apples, oranges, and bananas. If a cow's true BCS is `3.5`, standard classification penalizes the AI the exact same amount whether it guesses `3.75` (a minor, near-perfect guess) or `4.25` (a severe mistake).</w:t>
+        <w:t>Standard Classification Flaw:</w:t>
+      </w:r>
+      <w:r>
+        <w:t xml:space="preserve"> Treats classes as completely unrelated. If a cow's true BCS is `3.5`, standard classification penalizes the AI the exact same amount whether it guesses `3.75` (a minor error of 0.25) or `4.25` (a severe error of 0.75). Both guesses get a 0% accuracy score.</w:t>
       </w:r>
     </w:p>
     <w:p>
@@ -910,19 +919,10 @@
         <w:rPr>
           <w:b/>
         </w:rPr>
-        <w:t>Standard Regression (The "Continuous Guess" Flaw):</w:t>
-      </w:r>
-      <w:r>
-        <w:t xml:space="preserve"> Treats the scale like a continuous line. The AI might output `3.642`, forcing the user to arbitrarily round it. It also lacks confidence scores (we don't know </w:t>
-      </w:r>
-      <w:r>
-        <w:rPr>
-          <w:i/>
-        </w:rPr>
-        <w:t>how sure</w:t>
-      </w:r>
-      <w:r>
-        <w:t xml:space="preserve"> the AI is).</w:t>
+        <w:t>Standard Regression Flaw:</w:t>
+      </w:r>
+      <w:r>
+        <w:t xml:space="preserve"> Treats the scale like a continuous line. The AI might output `3.642`, forcing the user to arbitrarily round it. It also lacks confidence scores for each class.</w:t>
       </w:r>
     </w:p>
     <w:p>
@@ -1037,7 +1037,7 @@
           <w:color w:val="555555"/>
           <w:sz w:val="23"/>
         </w:rPr>
-        <w:t>Concrete Probabilistic Example:</w:t>
+        <w:t>Actual Technical Example:</w:t>
       </w:r>
     </w:p>
     <w:p>
@@ -1194,7 +1194,7 @@
     </w:p>
     <w:p>
       <w:r>
-        <w:t xml:space="preserve">CORAL mathematically guarantees that predicting a `3.75` when the truth is `3.5` results in a tiny penalty, while predicting `4.25` results in a massive penalty. This dramatically drives down our </w:t>
+        <w:t xml:space="preserve">CORAL mathematically guarantees that predicting a `3.75` when the truth is `3.5` results in a tiny loss penalty, while predicting `4.25` results in a massive penalty. This dramatically drives down our </w:t>
       </w:r>
       <w:r>
         <w:rPr>
@@ -1323,26 +1323,12 @@
           <w:color w:val="555555"/>
           <w:sz w:val="23"/>
         </w:rPr>
-        <w:t>The "Lazy Student" Example:</w:t>
+        <w:t>Actual Technical Example:</w:t>
       </w:r>
     </w:p>
     <w:p>
       <w:r>
-        <w:t>Imagine a school exam where 90% of the questions have "True" as the correct answer. A lazy student can get a 90% score simply by writing "True" for every single question without studying at all.</w:t>
-      </w:r>
-    </w:p>
-    <w:p>
-      <w:r>
-        <w:t xml:space="preserve">In AI, if we use standard </w:t>
-      </w:r>
-      <w:r>
-        <w:rPr>
-          <w:b/>
-        </w:rPr>
-        <w:t>Cross-Entropy Loss</w:t>
-      </w:r>
-      <w:r>
-        <w:t>, the network does the exact same thing: it gets 90% accuracy by predicting "Lying" for everything, completely ignoring the rare behaviors like "Licking."</w:t>
+        <w:t>If the dataset has 40,000 images of "Lying" cows and only 200 images of "Licking" cows, a model using standard Cross-Entropy loss will learn that it can get 99.5% accuracy by always outputting "Lying", even if it gets every single "Licking" image wrong. The AI stops learning how to detect rare behaviors.</w:t>
       </w:r>
     </w:p>
     <w:p>
@@ -1404,15 +1390,8 @@
         <w:t>Gamma (gamma = 2) - The Focusing Parameter:</w:t>
       </w:r>
       <w:r>
-        <w:t xml:space="preserve"> If the AI is 95% confident and correct about an easy "Lying" image, the equation forces the penalty to drop to virtually zero. It tells the AI: </w:t>
-      </w:r>
-      <w:r>
-        <w:rPr>
-          <w:i/>
-        </w:rPr>
-        <w:t>"You already know this perfectly, stop wasting time updating your weights for this."</w:t>
-      </w:r>
-      <w:r/>
+        <w:t xml:space="preserve"> If the AI is 95% confident and correct about an easy "Lying" image, the equation forces the loss to drop to virtually zero. The model does not adjust its weights for this image.</w:t>
+      </w:r>
     </w:p>
     <w:p>
       <w:pPr>
@@ -1420,7 +1399,7 @@
         <w:spacing w:after="60"/>
       </w:pPr>
       <w:r>
-        <w:t>If the AI is confused by a rare "Drinking" image (confidence is only 10%), the penalty remains huge, forcing the AI to update its weights to learn that specific class.</w:t>
+        <w:t>If the AI is confused by a rare "Licking" image (confidence is only 10%), the loss remains high, forcing the optimizer to update the weights specifically to learn the "Licking" class.</w:t>
       </w:r>
     </w:p>
     <w:p>
@@ -1475,7 +1454,7 @@
         <w:t>(the strict metric that averages accuracy across all classes equally, penalizing models that ignore rare classes)</w:t>
       </w:r>
       <w:r>
-        <w:t xml:space="preserve"> would be terrible. Focal Loss forces the AI to be equally good at classifying rare behaviors as it is at common behaviors.</w:t>
+        <w:t xml:space="preserve"> would be extremely low. Focal Loss forces the AI to be equally good at classifying rare behaviors as it is at common behaviors.</w:t>
       </w:r>
     </w:p>
     <w:p>
@@ -1548,18 +1527,23 @@
     </w:p>
     <w:p>
       <w:pPr>
-        <w:pStyle w:val="ListBullet"/>
-        <w:spacing w:after="60"/>
-      </w:pPr>
-      <w:r/>
+        <w:pStyle w:val="Heading5"/>
+        <w:keepNext/>
+        <w:spacing w:before="160" w:after="80"/>
+      </w:pPr>
       <w:r>
         <w:rPr>
+          <w:rFonts w:ascii="Calibri Light" w:hAnsi="Calibri Light"/>
           <w:b/>
+          <w:color w:val="555555"/>
+          <w:sz w:val="23"/>
         </w:rPr>
-        <w:t>The "Mid-Air Foot" Example:</w:t>
-      </w:r>
-      <w:r>
-        <w:t xml:space="preserve"> Imagine trying to judge if a runner is limping by looking at a single snapshot of their foot suspended in mid-air. It's impossible. You must watch a video clip to see their gait asymmetry and joint stiffness over time.</w:t>
+        <w:t>Actual Technical Example:</w:t>
+      </w:r>
+    </w:p>
+    <w:p>
+      <w:r>
+        <w:t>In a single frame (Frame 15), a cow's leg might be lifted off the ground, which looks exactly the same whether the cow is walking normally or limping. To detect lameness, the model must compare the time delay and angle difference of that leg landing in Frame 15 compared to Frame 5 and Frame 25.</w:t>
       </w:r>
     </w:p>
     <w:p>
@@ -1969,7 +1953,7 @@
           <w:color w:val="555555"/>
           <w:sz w:val="23"/>
         </w:rPr>
-        <w:t>Concrete Example:</w:t>
+        <w:t>Actual Technical Example:</w:t>
       </w:r>
     </w:p>
     <w:p>
@@ -2209,40 +2193,6 @@
     </w:p>
     <w:p>
       <w:pPr>
-        <w:pStyle w:val="ListBullet"/>
-        <w:spacing w:after="60"/>
-      </w:pPr>
-      <w:r>
-        <w:t>Because the lameness training set was small, the model's probability outputs shifted higher. It was outputting a `0.55` (55%) probability for perfectly healthy cows.</w:t>
-      </w:r>
-    </w:p>
-    <w:p>
-      <w:pPr>
-        <w:pStyle w:val="ListBullet"/>
-        <w:spacing w:after="60"/>
-      </w:pPr>
-      <w:r>
-        <w:t>Because `0.55 &gt; 0.50`, the accuracy metric classified them as Lame (False Positives), dragging the accuracy score down to 60%.</w:t>
-      </w:r>
-    </w:p>
-    <w:p>
-      <w:pPr>
-        <w:pStyle w:val="ListBullet"/>
-        <w:spacing w:after="60"/>
-      </w:pPr>
-      <w:r/>
-      <w:r>
-        <w:rPr>
-          <w:b/>
-        </w:rPr>
-        <w:t>The Solution:</w:t>
-      </w:r>
-      <w:r>
-        <w:t xml:space="preserve"> We analyzed the ROC curve to find the optimal operational point and shifted the decision threshold from `0.50` to `0.75`. The test accuracy immediately jumped to 90%+.</w:t>
-      </w:r>
-    </w:p>
-    <w:p>
-      <w:pPr>
         <w:pStyle w:val="Heading5"/>
         <w:keepNext/>
         <w:spacing w:before="160" w:after="80"/>
@@ -2254,12 +2204,30 @@
           <w:color w:val="555555"/>
           <w:sz w:val="23"/>
         </w:rPr>
-        <w:t>The Analogy:</w:t>
+        <w:t>Actual Technical Example:</w:t>
       </w:r>
     </w:p>
     <w:p>
       <w:r>
-        <w:t>Imagine a teacher who writes a very hard test where the average score is 50%. If the passing grade is strictly set to 60%, most students fail (low accuracy). But if you rank the students, the best students are still at the top (high AUC). Shifting the passing grade (the threshold) to 45% calibrates the test to reflect the students' true relative knowledge.</w:t>
+        <w:t>Because the lameness training set was small, the model's probability outputs shifted higher. It was outputting a `0.55` (55%) probability for perfectly healthy cows and `0.85` (85%) for lame cows.</w:t>
+      </w:r>
+    </w:p>
+    <w:p>
+      <w:pPr>
+        <w:pStyle w:val="ListBullet"/>
+        <w:spacing w:after="60"/>
+      </w:pPr>
+      <w:r>
+        <w:t>Because `0.55 &gt; 0.50`, the default accuracy metric classified the healthy cows as Lame (False Positives), dragging the accuracy score down to 60%.</w:t>
+      </w:r>
+    </w:p>
+    <w:p>
+      <w:pPr>
+        <w:pStyle w:val="ListBullet"/>
+        <w:spacing w:after="60"/>
+      </w:pPr>
+      <w:r>
+        <w:t>Shifting the decision threshold from `0.50` to `0.70` (so only scores &gt; 0.70 are classified as Lame) correctly separates the classes. The test accuracy immediately jumped to 90%+.</w:t>
       </w:r>
     </w:p>
     <w:p>
@@ -2386,10 +2354,10 @@
         <w:rPr>
           <w:b/>
         </w:rPr>
-        <w:t>Occulsion Example:</w:t>
-      </w:r>
-      <w:r>
-        <w:t xml:space="preserve"> If the cow walks behind a fence post and is blocked (occluded) for 3 frames, the spatial heads might predict garbage for those 3 frames. Temporal averaging and majority voting filter out that noise completely.</w:t>
+        <w:t>Occlusion Example:</w:t>
+      </w:r>
+      <w:r>
+        <w:t xml:space="preserve"> If the cow walks behind a fence post and is blocked (occluded) for 3 frames, the spatial heads might predict incorrect values for those 3 frames. Temporal averaging and majority voting filter out that noise completely.</w:t>
       </w:r>
     </w:p>
     <w:p>
@@ -2591,23 +2559,28 @@
         <w:t>hard data cap</w:t>
       </w:r>
       <w:r>
-        <w:t xml:space="preserve"> during loading (`group.sample(min(len(group), 3000), random_state=42)`). This restricts majority classes (like Lying) to a maximum of 3,000 images per epoch, speeding up training without losing representation.</w:t>
+        <w:t xml:space="preserve"> during loading (`group.sample(min(len(group), 3000), random_state=42)`). This restricts majority classes (like Lying) to a maximum of 3,000 images per epoch.</w:t>
       </w:r>
     </w:p>
     <w:p>
       <w:pPr>
-        <w:pStyle w:val="ListBullet"/>
-        <w:spacing w:after="60"/>
-      </w:pPr>
-      <w:r/>
+        <w:pStyle w:val="Heading5"/>
+        <w:keepNext/>
+        <w:spacing w:before="160" w:after="80"/>
+      </w:pPr>
       <w:r>
         <w:rPr>
+          <w:rFonts w:ascii="Calibri Light" w:hAnsi="Calibri Light"/>
           <w:b/>
+          <w:color w:val="555555"/>
+          <w:sz w:val="23"/>
         </w:rPr>
-        <w:t>Analogy:</w:t>
-      </w:r>
-      <w:r>
-        <w:t xml:space="preserve"> It's like a teacher limiting homework to 10 math questions instead of 500 identical ones, allowing the student to spend time on other subjects.</w:t>
+        <w:t>Actual Technical Example:</w:t>
+      </w:r>
+    </w:p>
+    <w:p>
+      <w:r>
+        <w:t>Instead of processing 40,000 identical frames of lying cows (which adds redundant training time and memory overhead), the model trains on a balanced subset of 3,000 lying images per epoch, allowing faster epochs while retaining the representation of the rare behaviors (200 samples).</w:t>
       </w:r>
     </w:p>
     <w:p>
@@ -2639,23 +2612,28 @@
         <w:t>Automatic Mixed Precision (AMP):</w:t>
       </w:r>
       <w:r>
-        <w:t xml:space="preserve"> We use PyTorch AMP (`torch.amp.autocast`) and `GradScaler`. This calculates gradients in 16-bit float instead of 32-bit float, halving memory usage.</w:t>
+        <w:t xml:space="preserve"> We use PyTorch AMP (`torch.amp.autocast`) and `GradScaler`. This calculates gradients in 16-bit float (FP16) instead of 32-bit float (FP32), halving memory usage.</w:t>
       </w:r>
     </w:p>
     <w:p>
       <w:pPr>
-        <w:pStyle w:val="ListBullet"/>
-        <w:spacing w:after="60"/>
-      </w:pPr>
-      <w:r/>
+        <w:pStyle w:val="Heading5"/>
+        <w:keepNext/>
+        <w:spacing w:before="160" w:after="80"/>
+      </w:pPr>
       <w:r>
         <w:rPr>
+          <w:rFonts w:ascii="Calibri Light" w:hAnsi="Calibri Light"/>
           <w:b/>
+          <w:color w:val="555555"/>
+          <w:sz w:val="23"/>
         </w:rPr>
-        <w:t>Analogy:</w:t>
-      </w:r>
-      <w:r>
-        <w:t xml:space="preserve"> Using small sticky notes instead of large notebook pages for scratch math. It's faster and frees up desk space (VRAM).</w:t>
+        <w:t>Actual Technical Example:</w:t>
+      </w:r>
+    </w:p>
+    <w:p>
+      <w:r>
+        <w:t>Standard FP32 uses 4 bytes per weight. FP16 uses 2 bytes. By using FP16, we halve the GPU VRAM requirement, allowing us to double the batch size from 32 to 64 to fully utilize the parallel tensor cores of the RTX 4080 GPU.</w:t>
       </w:r>
     </w:p>
     <w:p>

--- a/presentation_key_concepts.docx
+++ b/presentation_key_concepts.docx
@@ -57,7 +57,7 @@
         <w:t>definitive, exhaustive study guide</w:t>
       </w:r>
       <w:r>
-        <w:t xml:space="preserve"> for the Thesis presentation. It contains highly detailed explanations of every major architectural decision, mathematical concept, experimental result, and future plan discussed during the project. It uses simple English and actual, concrete dataset and model examples to make these complex topics easy to explain to examiners.</w:t>
+        <w:t xml:space="preserve"> for the Thesis presentation. It contains highly detailed explanations of every major architectural decision, mathematical concept, experimental result, and future plan discussed during the project. It uses simple English and actual, concrete dataset and model examples to make these complex topics easy to explain. Every technical term is immediately defined in brackets for absolute clarity.</w:t>
       </w:r>
     </w:p>
     <w:p>
@@ -134,22 +134,31 @@
         <w:t>four completely separate Convolutional Neural Networks (CNNs)</w:t>
       </w:r>
       <w:r>
-        <w:t>:</w:t>
-      </w:r>
-    </w:p>
-    <w:p>
-      <w:pPr>
-        <w:pStyle w:val="ListNumber"/>
-        <w:spacing w:after="60"/>
-      </w:pPr>
-      <w:r>
-        <w:t xml:space="preserve">One network to predict Body Condition Score (BCS) </w:t>
+        <w:t xml:space="preserve"> </w:t>
       </w:r>
       <w:r>
         <w:rPr>
           <w:i/>
         </w:rPr>
-        <w:t>(fat level)</w:t>
+        <w:t>(deep learning algorithms specifically engineered to recognize shapes, colors, and edges in photos)</w:t>
+      </w:r>
+      <w:r>
+        <w:t>:</w:t>
+      </w:r>
+    </w:p>
+    <w:p>
+      <w:pPr>
+        <w:pStyle w:val="ListNumber"/>
+        <w:spacing w:after="60"/>
+      </w:pPr>
+      <w:r>
+        <w:t xml:space="preserve">One network to predict Body Condition Score (BCS) </w:t>
+      </w:r>
+      <w:r>
+        <w:rPr>
+          <w:i/>
+        </w:rPr>
+        <w:t>(a standardized visual grading system from 1 to 5 used to estimate a cow's body fat reserves)</w:t>
       </w:r>
       <w:r>
         <w:t>.</w:t>
@@ -243,7 +252,25 @@
         <w:t>Massive Memory Overhead:</w:t>
       </w:r>
       <w:r>
-        <w:t xml:space="preserve"> Running 4 models simultaneously requires 4 times the GPU memory (VRAM) and RAM.</w:t>
+        <w:t xml:space="preserve"> Running 4 models simultaneously requires 4 times the GPU memory (VRAM) </w:t>
+      </w:r>
+      <w:r>
+        <w:rPr>
+          <w:i/>
+        </w:rPr>
+        <w:t>(Video Random Access Memory, the temporary storage space on a graphics card used to hold the AI's math operations)</w:t>
+      </w:r>
+      <w:r>
+        <w:t xml:space="preserve"> and RAM </w:t>
+      </w:r>
+      <w:r>
+        <w:rPr>
+          <w:i/>
+        </w:rPr>
+        <w:t>(Random Access Memory, the computer's primary temporary workspace)</w:t>
+      </w:r>
+      <w:r>
+        <w:t>.</w:t>
       </w:r>
     </w:p>
     <w:p>
@@ -259,7 +286,16 @@
         <w:t>High Inference Latency:</w:t>
       </w:r>
       <w:r>
-        <w:t xml:space="preserve"> Processing a single frame takes 4 times longer because the computer has to run 4 separate mathematical forward passes one after another.</w:t>
+        <w:t xml:space="preserve"> Processing a single frame takes 4 times longer because the computer has to run 4 separate forward passes </w:t>
+      </w:r>
+      <w:r>
+        <w:rPr>
+          <w:i/>
+        </w:rPr>
+        <w:t>(the mathematical process of pushing input data forward through the neural network layers to generate a prediction)</w:t>
+      </w:r>
+      <w:r>
+        <w:t xml:space="preserve"> one after another.</w:t>
       </w:r>
     </w:p>
     <w:p>
@@ -290,7 +326,7 @@
         <w:rPr>
           <w:i/>
         </w:rPr>
-        <w:t>(small, affordable computers like a $50 Raspberry Pi installed directly on the farm camera)</w:t>
+        <w:t>(small, affordable computers like a $50 Raspberry Pi installed directly on the farm camera, rather than in an expensive cloud server)</w:t>
       </w:r>
       <w:r>
         <w:t>.</w:t>
@@ -369,7 +405,16 @@
     </w:p>
     <w:p>
       <w:r>
-        <w:t>We feed an image of a cow into a single shared backbone network (EfficientNetB0).</w:t>
+        <w:t xml:space="preserve">We feed an image of a cow into a single shared backbone network </w:t>
+      </w:r>
+      <w:r>
+        <w:rPr>
+          <w:i/>
+        </w:rPr>
+        <w:t>(a pre-trained neural network module, like EfficientNetB0, that acts as the core feature extractor or "eyes" of the system)</w:t>
+      </w:r>
+      <w:r>
+        <w:t>.</w:t>
       </w:r>
     </w:p>
     <w:p>
@@ -385,7 +430,7 @@
         <w:t>The Shared Backbone:</w:t>
       </w:r>
       <w:r>
-        <w:t xml:space="preserve"> EfficientNetB0 processes the raw pixels and extracts a universal </w:t>
+        <w:t xml:space="preserve"> The backbone processes the raw pixels and extracts a universal </w:t>
       </w:r>
       <w:r>
         <w:rPr>
@@ -419,7 +464,16 @@
         <w:t>Specialized Heads:</w:t>
       </w:r>
       <w:r>
-        <w:t xml:space="preserve"> This exact same 1280-length feature vector is passed simultaneously to four separate, lightweight prediction heads:</w:t>
+        <w:t xml:space="preserve"> This exact same 1280-length feature vector is passed simultaneously to four separate, lightweight prediction heads </w:t>
+      </w:r>
+      <w:r>
+        <w:rPr>
+          <w:i/>
+        </w:rPr>
+        <w:t>(small neural network layers attached to the end of the backbone that perform the final classification or regression for each task)</w:t>
+      </w:r>
+      <w:r>
+        <w:t>:</w:t>
       </w:r>
     </w:p>
     <w:p>
@@ -502,7 +556,7 @@
         <w:rPr>
           <w:i/>
         </w:rPr>
-        <w:t>(the weight variables adjusted during learning)</w:t>
+        <w:t>(the individual weight variables adjusted during learning)</w:t>
       </w:r>
       <w:r>
         <w:t>. It can run in real-time on edge cameras without cloud latency.</w:t>
@@ -521,7 +575,16 @@
         <w:t>Regularization (Preventing Overfitting):</w:t>
       </w:r>
       <w:r>
-        <w:t xml:space="preserve"> Overfitting happens when an AI memorizes the background grass or a specific farm fence instead of learning what a cow looks like. Because the shared backbone must satisfy 4 entirely different tasks at the same time, it cannot "cheat" by memorizing irrelevant details. It is forced to learn highly robust, general representations of the cow itself.</w:t>
+        <w:t xml:space="preserve"> Overfitting </w:t>
+      </w:r>
+      <w:r>
+        <w:rPr>
+          <w:i/>
+        </w:rPr>
+        <w:t>(when an AI memorizes specific training details like the background grass rather than learning generalizable concepts)</w:t>
+      </w:r>
+      <w:r>
+        <w:t xml:space="preserve"> is prevented. Because the shared backbone must satisfy 4 entirely different tasks at the same time, it cannot "cheat" by memorizing irrelevant details. It is forced to learn highly robust, general representations of the cow itself.</w:t>
       </w:r>
     </w:p>
     <w:p>
@@ -542,7 +605,16 @@
     </w:p>
     <w:p>
       <w:r>
-        <w:t>To train a model to do 4 things at once, we calculate the total error (loss) across all tasks simultaneously using a weighted sum:</w:t>
+        <w:t xml:space="preserve">To train a model to do 4 things at once, we calculate the total error (loss) across all tasks simultaneously using a weighted sum of individual loss functions </w:t>
+      </w:r>
+      <w:r>
+        <w:rPr>
+          <w:i/>
+        </w:rPr>
+        <w:t>(mathematical formulas that calculate how wrong the model's predictions are compared to the actual truth)</w:t>
+      </w:r>
+      <w:r>
+        <w:t>:</w:t>
       </w:r>
     </w:p>
     <w:p>
@@ -585,7 +657,7 @@
         <w:rPr>
           <w:i/>
         </w:rPr>
-        <w:t>(multipliers that control how much the AI cares about each task)</w:t>
+        <w:t>(multipliers that control how much weight each task's error contributes to the total loss, determining its influence on learning)</w:t>
       </w:r>
       <w:r>
         <w:t>.</w:t>
@@ -609,7 +681,34 @@
     </w:p>
     <w:p>
       <w:r>
-        <w:t>During training, if the Behavior task has a very high loss of 2.5, and the Lameness task has a low loss of 0.1, the network will focus almost entirely on adjusting its weights to minimize the Behavior loss. This is called "task domination" or "destructive interference." By scaling the loss weights (e.g., `w1=0.35, w2=0.35, w3=0.15, w4=0.15`), we force the optimization gradients to have similar magnitudes, ensuring the network learns both tasks simultaneously.</w:t>
+        <w:t xml:space="preserve">During training, if the Behavior task has a very high loss of 2.5, and the Lameness task has a low loss of 0.1, the network will focus almost entirely on adjusting its weights to minimize the Behavior loss. This is called task domination or destructive interference </w:t>
+      </w:r>
+      <w:r>
+        <w:rPr>
+          <w:i/>
+        </w:rPr>
+        <w:t>(when one task's large error updates override and erase the progress made on other tasks)</w:t>
+      </w:r>
+      <w:r>
+        <w:t xml:space="preserve">. By scaling the loss weights (e.g., `w1=0.35, w2=0.35, w3=0.15, w4=0.15`), we force the optimization gradients </w:t>
+      </w:r>
+      <w:r>
+        <w:rPr>
+          <w:i/>
+        </w:rPr>
+        <w:t>(the directional math values indicating how to adjust the model's weights to reduce the error)</w:t>
+      </w:r>
+      <w:r>
+        <w:t xml:space="preserve"> to have similar magnitudes, ensuring the network learns both tasks simultaneously. This is handled by the optimizer </w:t>
+      </w:r>
+      <w:r>
+        <w:rPr>
+          <w:i/>
+        </w:rPr>
+        <w:t>(the algorithm, like Adam or SGD, that uses gradients to update the model's weights during training)</w:t>
+      </w:r>
+      <w:r>
+        <w:t>.</w:t>
       </w:r>
     </w:p>
     <w:p>
@@ -630,7 +729,25 @@
     </w:p>
     <w:p>
       <w:r>
-        <w:t>To find the perfect "shared brain," the 5 group members individually trained single-task baseline models on 5 different architectures:</w:t>
+        <w:t xml:space="preserve">To find the perfect "shared brain," the 5 group members individually trained single-task baseline models </w:t>
+      </w:r>
+      <w:r>
+        <w:rPr>
+          <w:i/>
+        </w:rPr>
+        <w:t>(simple, single-task models trained to establish a performance benchmark before building the multi-task model)</w:t>
+      </w:r>
+      <w:r>
+        <w:t xml:space="preserve"> on 5 different architectures </w:t>
+      </w:r>
+      <w:r>
+        <w:rPr>
+          <w:i/>
+        </w:rPr>
+        <w:t>(the specific structure and arrangement of layers in a neural network)</w:t>
+      </w:r>
+      <w:r>
+        <w:t>:</w:t>
       </w:r>
     </w:p>
     <w:p>
@@ -745,25 +862,16 @@
         <w:t>CBAM</w:t>
       </w:r>
       <w:r>
-        <w:t xml:space="preserve"> module. This is a visual attention mechanism that acts like a magnifying glass, teaching the AI </w:t>
+        <w:t xml:space="preserve"> module </w:t>
       </w:r>
       <w:r>
         <w:rPr>
           <w:i/>
         </w:rPr>
-        <w:t>what</w:t>
-      </w:r>
-      <w:r>
-        <w:t xml:space="preserve"> and </w:t>
-      </w:r>
-      <w:r>
-        <w:rPr>
-          <w:i/>
-        </w:rPr>
-        <w:t>where</w:t>
-      </w:r>
-      <w:r>
-        <w:t xml:space="preserve"> to look.</w:t>
+        <w:t>(a visual attention mechanism that guides the network to focus on relevant features and locations)</w:t>
+      </w:r>
+      <w:r>
+        <w:t>.</w:t>
       </w:r>
     </w:p>
     <w:p>
@@ -906,7 +1014,16 @@
         <w:t>Standard Classification Flaw:</w:t>
       </w:r>
       <w:r>
-        <w:t xml:space="preserve"> Treats classes as completely unrelated. If a cow's true BCS is `3.5`, standard classification penalizes the AI the exact same amount whether it guesses `3.75` (a minor error of 0.25) or `4.25` (a severe error of 0.75). Both guesses get a 0% accuracy score.</w:t>
+        <w:t xml:space="preserve"> Standard classification </w:t>
+      </w:r>
+      <w:r>
+        <w:rPr>
+          <w:i/>
+        </w:rPr>
+        <w:t>(treating categories as completely independent, unrelated buckets)</w:t>
+      </w:r>
+      <w:r>
+        <w:t xml:space="preserve"> treats classes as completely unrelated. If a cow's true BCS is `3.5`, standard classification penalizes the AI the exact same amount whether it guesses `3.75` (a minor error of 0.25) or `4.25` (a severe error of 0.75). Both guesses get a 0% accuracy score.</w:t>
       </w:r>
     </w:p>
     <w:p>
@@ -922,7 +1039,16 @@
         <w:t>Standard Regression Flaw:</w:t>
       </w:r>
       <w:r>
-        <w:t xml:space="preserve"> Treats the scale like a continuous line. The AI might output `3.642`, forcing the user to arbitrarily round it. It also lacks confidence scores for each class.</w:t>
+        <w:t xml:space="preserve"> Standard regression </w:t>
+      </w:r>
+      <w:r>
+        <w:rPr>
+          <w:i/>
+        </w:rPr>
+        <w:t>(predicting continuous numerical values along a continuous scale)</w:t>
+      </w:r>
+      <w:r>
+        <w:t xml:space="preserve"> treats the scale like a continuous line. The AI might output `3.642`, forcing the user to arbitrarily round it. It also lacks confidence scores for each class.</w:t>
       </w:r>
     </w:p>
     <w:p>
@@ -952,6 +1078,15 @@
         <w:t>binary (Yes/No) questions</w:t>
       </w:r>
       <w:r>
+        <w:t xml:space="preserve"> outputted by output nodes </w:t>
+      </w:r>
+      <w:r>
+        <w:rPr>
+          <w:i/>
+        </w:rPr>
+        <w:t>(the final units in a neural network layer that output a prediction probability)</w:t>
+      </w:r>
+      <w:r>
         <w:t>.</w:t>
       </w:r>
     </w:p>
@@ -1060,7 +1195,16 @@
         <w:t>95%</w:t>
       </w:r>
       <w:r>
-        <w:t xml:space="preserve"> (above 50% threshold $\rightarrow$ </w:t>
+        <w:t xml:space="preserve"> (above 50% threshold </w:t>
+      </w:r>
+      <w:r>
+        <w:rPr>
+          <w:i/>
+        </w:rPr>
+        <w:t>(the cutoff value used to convert a continuous probability into a binary Yes/No decision)</w:t>
+      </w:r>
+      <w:r>
+        <w:t xml:space="preserve"> $\rightarrow$ </w:t>
       </w:r>
       <w:r>
         <w:rPr>
@@ -1155,7 +1299,25 @@
     </w:p>
     <w:p>
       <w:r>
-        <w:t xml:space="preserve">We get the binary array `[1, 1, 0, 0]`. We sum these numbers: `1 + 1 + 0 + 0 = 2`. The predicted class index is </w:t>
+        <w:t xml:space="preserve">We get the binary array </w:t>
+      </w:r>
+      <w:r>
+        <w:rPr>
+          <w:i/>
+        </w:rPr>
+        <w:t>(a list containing only 0s and 1s representing binary decisions)</w:t>
+      </w:r>
+      <w:r>
+        <w:t xml:space="preserve"> `[1, 1, 0, 0]`. We sum these numbers: `1 + 1 + 0 + 0 = 2`. The predicted class index </w:t>
+      </w:r>
+      <w:r>
+        <w:rPr>
+          <w:i/>
+        </w:rPr>
+        <w:t>(the integer position of an class in a list, starting at 0)</w:t>
+      </w:r>
+      <w:r>
+        <w:t xml:space="preserve"> is </w:t>
       </w:r>
       <w:r>
         <w:rPr>
@@ -1209,7 +1371,7 @@
         <w:rPr>
           <w:i/>
         </w:rPr>
-        <w:t>(the average difference between our prediction and the true score)</w:t>
+        <w:t>(the average absolute difference between the predicted value and the actual true score)</w:t>
       </w:r>
       <w:r>
         <w:t>.</w:t>
@@ -1328,7 +1490,25 @@
     </w:p>
     <w:p>
       <w:r>
-        <w:t>If the dataset has 40,000 images of "Lying" cows and only 200 images of "Licking" cows, a model using standard Cross-Entropy loss will learn that it can get 99.5% accuracy by always outputting "Lying", even if it gets every single "Licking" image wrong. The AI stops learning how to detect rare behaviors.</w:t>
+        <w:t xml:space="preserve">If the dataset has 40,000 images of "Lying" cows and only 200 images of "Licking" cows, a model using standard Cross-Entropy loss </w:t>
+      </w:r>
+      <w:r>
+        <w:rPr>
+          <w:i/>
+        </w:rPr>
+        <w:t>(the standard loss function used for classification tasks to measure the difference between predicted probability distributions and target classes)</w:t>
+      </w:r>
+      <w:r>
+        <w:t xml:space="preserve"> will learn that it can get 99.5% accuracy by always outputting "Lying", even if it gets every single "Licking" image wrong. The AI stops learning how to detect rare behaviors due to class imbalance </w:t>
+      </w:r>
+      <w:r>
+        <w:rPr>
+          <w:i/>
+        </w:rPr>
+        <w:t>(a dataset state where some categories have vastly more samples than others)</w:t>
+      </w:r>
+      <w:r>
+        <w:t>.</w:t>
       </w:r>
     </w:p>
     <w:p>
@@ -1349,7 +1529,16 @@
     </w:p>
     <w:p>
       <w:r>
-        <w:t xml:space="preserve">Focal Loss dynamically alters the penalty the AI receives based on </w:t>
+        <w:t xml:space="preserve">Focal Loss </w:t>
+      </w:r>
+      <w:r>
+        <w:rPr>
+          <w:i/>
+        </w:rPr>
+        <w:t>(an altered loss function that dynamically scales the loss based on prediction confidence to focus training on hard, rare examples)</w:t>
+      </w:r>
+      <w:r>
+        <w:t xml:space="preserve"> dynamically alters the penalty the AI receives based on </w:t>
       </w:r>
       <w:r>
         <w:rPr>
@@ -1390,7 +1579,16 @@
         <w:t>Gamma (gamma = 2) - The Focusing Parameter:</w:t>
       </w:r>
       <w:r>
-        <w:t xml:space="preserve"> If the AI is 95% confident and correct about an easy "Lying" image, the equation forces the loss to drop to virtually zero. The model does not adjust its weights for this image.</w:t>
+        <w:t xml:space="preserve"> Gamma </w:t>
+      </w:r>
+      <w:r>
+        <w:rPr>
+          <w:i/>
+        </w:rPr>
+        <w:t>(the focusing parameter in Focal Loss that controls how heavily easy-to-classify examples are down-weighted)</w:t>
+      </w:r>
+      <w:r>
+        <w:t xml:space="preserve"> scales down the loss for easy images. If the AI is 95% confident and correct about an easy "Lying" image, the equation forces the loss to drop to virtually zero. The model does not adjust its weights for this image.</w:t>
       </w:r>
     </w:p>
     <w:p>
@@ -1415,7 +1613,16 @@
         <w:t>Alpha (alpha = 0.25) - The Balancing Parameter:</w:t>
       </w:r>
       <w:r>
-        <w:t xml:space="preserve"> Statically scales down the importance of majority classes to offset their raw numerical advantage.</w:t>
+        <w:t xml:space="preserve"> Alpha </w:t>
+      </w:r>
+      <w:r>
+        <w:rPr>
+          <w:i/>
+        </w:rPr>
+        <w:t>(the balancing parameter in Focal Loss that scales class loss to offset numerical class imbalances)</w:t>
+      </w:r>
+      <w:r>
+        <w:t xml:space="preserve"> statically scales down the importance of majority classes to offset their raw numerical advantage.</w:t>
       </w:r>
     </w:p>
     <w:p>
@@ -1451,7 +1658,7 @@
         <w:rPr>
           <w:i/>
         </w:rPr>
-        <w:t>(the strict metric that averages accuracy across all classes equally, penalizing models that ignore rare classes)</w:t>
+        <w:t>(a performance metric that calculates the average F1-score across all classes individually, giving equal weight to each class regardless of its size)</w:t>
       </w:r>
       <w:r>
         <w:t xml:space="preserve"> would be extremely low. Focal Loss forces the AI to be equally good at classifying rare behaviors as it is at common behaviors.</w:t>
@@ -1513,16 +1720,16 @@
     </w:p>
     <w:p>
       <w:r>
-        <w:t xml:space="preserve">Standard 2D image models (like ResNet or EfficientNet) suffer from </w:t>
+        <w:t xml:space="preserve">Standard 2D image models </w:t>
       </w:r>
       <w:r>
         <w:rPr>
-          <w:b/>
+          <w:i/>
         </w:rPr>
-        <w:t>amnesia</w:t>
-      </w:r>
-      <w:r>
-        <w:t>. They look at a single photo, make a prediction, and instantly forget it before looking at the next one.</w:t>
+        <w:t>(networks that analyze single, static images without any time-series awareness)</w:t>
+      </w:r>
+      <w:r>
+        <w:t xml:space="preserve"> suffer from amnesia. They look at a single photo, make a prediction, and instantly forget it before looking at the next one.</w:t>
       </w:r>
     </w:p>
     <w:p>
@@ -1543,7 +1750,25 @@
     </w:p>
     <w:p>
       <w:r>
-        <w:t>In a single frame (Frame 15), a cow's leg might be lifted off the ground, which looks exactly the same whether the cow is walking normally or limping. To detect lameness, the model must compare the time delay and angle difference of that leg landing in Frame 15 compared to Frame 5 and Frame 25.</w:t>
+        <w:t xml:space="preserve">In a single frame (Frame 15), a cow's leg might be lifted off the ground, which looks exactly the same whether the cow is walking normally or limping. To detect lameness, the model must compare the time delay and angle difference of that leg landing in Frame 15 compared to Frame 5 and Frame 25. This requires stride mechanics </w:t>
+      </w:r>
+      <w:r>
+        <w:rPr>
+          <w:i/>
+        </w:rPr>
+        <w:t>(the physical kinematics of walking, such as stride length, joint flexion, and contact duration)</w:t>
+      </w:r>
+      <w:r>
+        <w:t xml:space="preserve"> and gait asymmetry </w:t>
+      </w:r>
+      <w:r>
+        <w:rPr>
+          <w:i/>
+        </w:rPr>
+        <w:t>(unequal walking movements between left and right limbs, a primary indicator of limping)</w:t>
+      </w:r>
+      <w:r>
+        <w:t xml:space="preserve"> tracking over time.</w:t>
       </w:r>
     </w:p>
     <w:p>
@@ -1564,22 +1789,22 @@
     </w:p>
     <w:p>
       <w:r>
-        <w:t xml:space="preserve">We built an architecture that fuses spatial feature extraction </w:t>
+        <w:t xml:space="preserve">We built a spatiotemporal model </w:t>
       </w:r>
       <w:r>
         <w:rPr>
           <w:i/>
         </w:rPr>
-        <w:t>(understanding what is in the picture)</w:t>
-      </w:r>
-      <w:r>
-        <w:t xml:space="preserve"> with sequential time-series memory </w:t>
+        <w:t>(an architecture that processes both spatial details from images and temporal changes over time)</w:t>
+      </w:r>
+      <w:r>
+        <w:t xml:space="preserve"> that fuses spatial feature extraction with sequential time-series memory </w:t>
       </w:r>
       <w:r>
         <w:rPr>
           <w:i/>
         </w:rPr>
-        <w:t>(remembering what happened in previous frames)</w:t>
+        <w:t>(the capacity to store and sequence information across consecutive points in time)</w:t>
       </w:r>
       <w:r>
         <w:t>.</w:t>
@@ -1604,19 +1829,10 @@
         <w:rPr>
           <w:i/>
         </w:rPr>
-        <w:t>(its weights are locked)</w:t>
-      </w:r>
-      <w:r>
-        <w:t xml:space="preserve"> and compresses each frame into a high-dimensional </w:t>
-      </w:r>
-      <w:r>
-        <w:rPr>
-          <w:b/>
-        </w:rPr>
-        <w:t>feature vector</w:t>
-      </w:r>
-      <w:r>
-        <w:t>.</w:t>
+        <w:t>(setting the model weights to be non-trainable so they do not change during backpropagation)</w:t>
+      </w:r>
+      <w:r>
+        <w:t xml:space="preserve"> and compresses each frame into a high-dimensional feature vector.</w:t>
       </w:r>
     </w:p>
     <w:p>
@@ -1639,6 +1855,15 @@
           <w:b/>
         </w:rPr>
         <w:t>Long Short-Term Memory (LSTM)</w:t>
+      </w:r>
+      <w:r>
+        <w:t xml:space="preserve"> </w:t>
+      </w:r>
+      <w:r>
+        <w:rPr>
+          <w:i/>
+        </w:rPr>
+        <w:t>(a specialized recurrent neural network designed to track and process sequential data over time without losing memory)</w:t>
       </w:r>
       <w:r>
         <w:t xml:space="preserve"> network inside the Lameness head.</w:t>
@@ -1677,7 +1902,7 @@
         <w:rPr>
           <w:i/>
         </w:rPr>
-        <w:t>(its long-term memory)</w:t>
+        <w:t>(its long-term memory that retains information across long sequences)</w:t>
       </w:r>
       <w:r>
         <w:t xml:space="preserve"> and a </w:t>
@@ -1695,10 +1920,19 @@
         <w:rPr>
           <w:i/>
         </w:rPr>
-        <w:t>(its short-term working memory)</w:t>
-      </w:r>
-      <w:r>
-        <w:t xml:space="preserve"> controlled by three mathematical gates:</w:t>
+        <w:t>(its short-term memory and output used for local sequence processing)</w:t>
+      </w:r>
+      <w:r>
+        <w:t xml:space="preserve"> controlled by three memory gates </w:t>
+      </w:r>
+      <w:r>
+        <w:rPr>
+          <w:i/>
+        </w:rPr>
+        <w:t>(mathematical filters that control the flow of information into and out of the LSTM memory cell)</w:t>
+      </w:r>
+      <w:r>
+        <w:t>:</w:t>
       </w:r>
     </w:p>
     <w:p>
@@ -1714,7 +1948,7 @@
         <w:t>The Forget Gate:</w:t>
       </w:r>
       <w:r>
-        <w:t xml:space="preserve"> Looks at the new frame and decides what old information to throw away </w:t>
+        <w:t xml:space="preserve"> Looks at the new frame and decides what old information to throw away from the cell state </w:t>
       </w:r>
       <w:r>
         <w:rPr>
@@ -1739,7 +1973,7 @@
         <w:t>The Input Gate:</w:t>
       </w:r>
       <w:r>
-        <w:t xml:space="preserve"> Decides what new details from the current frame to store in memory </w:t>
+        <w:t xml:space="preserve"> Decides what new details from the current frame to store in the cell state </w:t>
       </w:r>
       <w:r>
         <w:rPr>
@@ -1764,7 +1998,7 @@
         <w:t>The Output Gate:</w:t>
       </w:r>
       <w:r>
-        <w:t xml:space="preserve"> Uses the accumulated memory of the 20-frame walk sequence to output the final prediction (Lame vs. Normal).</w:t>
+        <w:t xml:space="preserve"> Uses the accumulated cell state memory of the 20-frame walk sequence to output the hidden state prediction (Lame vs. Normal).</w:t>
       </w:r>
     </w:p>
     <w:p>
@@ -1807,7 +2041,16 @@
     </w:p>
     <w:p>
       <w:r>
-        <w:t>Videos are recorded at 30+ FPS (Frames Per Second). A 10-second video contains 300 frames. How do we feed this to the model?</w:t>
+        <w:t xml:space="preserve">Videos are recorded at 30+ FPS </w:t>
+      </w:r>
+      <w:r>
+        <w:rPr>
+          <w:i/>
+        </w:rPr>
+        <w:t>(Frames Per Second, the speed at which video frames are recorded or displayed)</w:t>
+      </w:r>
+      <w:r>
+        <w:t>. A 10-second video contains 300 frames. How do we feed this to the model?</w:t>
       </w:r>
     </w:p>
     <w:p>
@@ -1879,7 +2122,7 @@
         <w:rPr>
           <w:i/>
         </w:rPr>
-        <w:t>(where the LSTM's memory cell gets overloaded and degrades in excessively long sequences)</w:t>
+        <w:t>(a degradation where an LSTM's memory becomes overloaded or corrupted over excessively long sequences)</w:t>
       </w:r>
       <w:r>
         <w:t>.</w:t>
@@ -1898,7 +2141,25 @@
         <w:t>OOM (Out of Memory):</w:t>
       </w:r>
       <w:r>
-        <w:t xml:space="preserve"> Processing 300 frames simultaneously requires massive VRAM, causing GPU crashes.</w:t>
+        <w:t xml:space="preserve"> Processing 300 frames simultaneously requires massive VRAM, causing OOM </w:t>
+      </w:r>
+      <w:r>
+        <w:rPr>
+          <w:i/>
+        </w:rPr>
+        <w:t>(a hardware error where the GPU runs out of physical VRAM during training calculations)</w:t>
+      </w:r>
+      <w:r>
+        <w:t xml:space="preserve"> crashes when we try to backpropagate </w:t>
+      </w:r>
+      <w:r>
+        <w:rPr>
+          <w:i/>
+        </w:rPr>
+        <w:t>(the mathematical process of computing gradients backward from the loss through the network to update weights)</w:t>
+      </w:r>
+      <w:r>
+        <w:t>.</w:t>
       </w:r>
     </w:p>
     <w:p>
@@ -1928,6 +2189,15 @@
         <w:t>20 equal temporal segments</w:t>
       </w:r>
       <w:r>
+        <w:t xml:space="preserve"> </w:t>
+      </w:r>
+      <w:r>
+        <w:rPr>
+          <w:i/>
+        </w:rPr>
+        <w:t>(equal intervals of time split across the total duration of a video)</w:t>
+      </w:r>
+      <w:r>
         <w:t xml:space="preserve"> and extract exactly </w:t>
       </w:r>
       <w:r>
@@ -2017,7 +2287,34 @@
         <w:t>Standardized Shape:</w:t>
       </w:r>
       <w:r>
-        <w:t xml:space="preserve"> Every video is processed as a fixed tensor of size `(20, 3, 224, 224)` (20 frames, 3 color channels, 224x224 pixels).</w:t>
+        <w:t xml:space="preserve"> Every video is processed as a fixed tensor </w:t>
+      </w:r>
+      <w:r>
+        <w:rPr>
+          <w:i/>
+        </w:rPr>
+        <w:t>(a multi-dimensional math array used by deep learning frameworks to represent data)</w:t>
+      </w:r>
+      <w:r>
+        <w:t xml:space="preserve"> of size `(20, 3, 224, 224)` (20 frames, 3 color channels </w:t>
+      </w:r>
+      <w:r>
+        <w:rPr>
+          <w:i/>
+        </w:rPr>
+        <w:t>(the individual color layers, typically Red, Green, and Blue, that make up a digital image)</w:t>
+      </w:r>
+      <w:r>
+        <w:t xml:space="preserve">, 224x224 pixels </w:t>
+      </w:r>
+      <w:r>
+        <w:rPr>
+          <w:i/>
+        </w:rPr>
+        <w:t>(the tiny individual colored dots that make up a digital image)</w:t>
+      </w:r>
+      <w:r>
+        <w:t>).</w:t>
       </w:r>
     </w:p>
     <w:p>
@@ -2058,7 +2355,16 @@
         <w:t>Hardware Friendly:</w:t>
       </w:r>
       <w:r>
-        <w:t xml:space="preserve"> Reduces compute overhead by 15x, allowing fast training within VRAM limits.</w:t>
+        <w:t xml:space="preserve"> Reduces compute overhead </w:t>
+      </w:r>
+      <w:r>
+        <w:rPr>
+          <w:i/>
+        </w:rPr>
+        <w:t>(the amount of CPU/GPU processing power and time required to execute a program)</w:t>
+      </w:r>
+      <w:r>
+        <w:t xml:space="preserve"> by 15x, allowing fast training within VRAM limits.</w:t>
       </w:r>
     </w:p>
     <w:p>
@@ -2140,7 +2446,16 @@
     </w:p>
     <w:p>
       <w:r>
-        <w:t xml:space="preserve">AUC is a </w:t>
+        <w:t xml:space="preserve">AUC </w:t>
+      </w:r>
+      <w:r>
+        <w:rPr>
+          <w:i/>
+        </w:rPr>
+        <w:t>(Area Under the Receiver Operating Characteristic Curve, a metric measuring a model's ability to rank positive cases higher than negative cases across all thresholds)</w:t>
+      </w:r>
+      <w:r>
+        <w:t xml:space="preserve"> is a </w:t>
       </w:r>
       <w:r>
         <w:rPr>
@@ -2155,7 +2470,16 @@
         <w:rPr>
           <w:i/>
         </w:rPr>
-        <w:t>(it measures the model's core ability to rank items correctly, ignoring the final decision cutoff)</w:t>
+        <w:t>(a grading metric that measures the model's core discriminative ability without relying on a specific decision cutoff)</w:t>
+      </w:r>
+      <w:r>
+        <w:t xml:space="preserve"> based on the ROC curve </w:t>
+      </w:r>
+      <w:r>
+        <w:rPr>
+          <w:i/>
+        </w:rPr>
+        <w:t>(Receiver Operating Characteristic curve, a graph plotting the True Positive Rate against the False Positive Rate at various thresholds)</w:t>
       </w:r>
       <w:r>
         <w:t>.</w:t>
@@ -2188,7 +2512,16 @@
     </w:p>
     <w:p>
       <w:r>
-        <w:t>Accuracy is dependent on an arbitrary decision threshold, which defaults to `0.50` (50%).</w:t>
+        <w:t xml:space="preserve">Accuracy is dependent on an arbitrary decision threshold </w:t>
+      </w:r>
+      <w:r>
+        <w:rPr>
+          <w:i/>
+        </w:rPr>
+        <w:t>(the probability cutoff value used to assign a sample to a class)</w:t>
+      </w:r>
+      <w:r>
+        <w:t>, which defaults to `0.50` (50%).</w:t>
       </w:r>
     </w:p>
     <w:p>
@@ -2218,7 +2551,16 @@
         <w:spacing w:after="60"/>
       </w:pPr>
       <w:r>
-        <w:t>Because `0.55 &gt; 0.50`, the default accuracy metric classified the healthy cows as Lame (False Positives), dragging the accuracy score down to 60%.</w:t>
+        <w:t xml:space="preserve">Because `0.55 &gt; 0.50`, the default accuracy metric classified the healthy cows as Lame, generating False Positives </w:t>
+      </w:r>
+      <w:r>
+        <w:rPr>
+          <w:i/>
+        </w:rPr>
+        <w:t>(healthy cases incorrectly flagged by the model as diseased or abnormal)</w:t>
+      </w:r>
+      <w:r>
+        <w:t xml:space="preserve"> and dragging the accuracy score down to 60%.</w:t>
       </w:r>
     </w:p>
     <w:p>
@@ -2270,7 +2612,16 @@
     </w:p>
     <w:p>
       <w:r>
-        <w:t>Imagine a camera mounted above a farm walkway. A cow walks past, and the camera captures a 20-frame video clip.</w:t>
+        <w:t xml:space="preserve">Imagine Deployed Video Inference </w:t>
+      </w:r>
+      <w:r>
+        <w:rPr>
+          <w:i/>
+        </w:rPr>
+        <w:t>(running a trained model in a live production environment to generate predictions on new video feeds)</w:t>
+      </w:r>
+      <w:r>
+        <w:t xml:space="preserve"> where a camera is mounted above a farm walkway. A cow walks past, and the camera captures a 20-frame video clip.</w:t>
       </w:r>
     </w:p>
     <w:p>
@@ -2325,7 +2676,16 @@
         <w:t>Temporal Averaging (For BCS):</w:t>
       </w:r>
       <w:r>
-        <w:t xml:space="preserve"> We average all 20 predicted scores to output a single, ultra-stable body score.</w:t>
+        <w:t xml:space="preserve"> We use temporal averaging </w:t>
+      </w:r>
+      <w:r>
+        <w:rPr>
+          <w:i/>
+        </w:rPr>
+        <w:t>(calculating the mathematical mean of predictions made across multiple frames over time)</w:t>
+      </w:r>
+      <w:r>
+        <w:t xml:space="preserve"> to average all 20 predicted scores to output a single, stable body score.</w:t>
       </w:r>
     </w:p>
     <w:p>
@@ -2341,7 +2701,16 @@
         <w:t>Majority Voting (For ID):</w:t>
       </w:r>
       <w:r>
-        <w:t xml:space="preserve"> We count which Cow ID was predicted most often across the 20 frames and output that as the final ID.</w:t>
+        <w:t xml:space="preserve"> We use majority voting </w:t>
+      </w:r>
+      <w:r>
+        <w:rPr>
+          <w:i/>
+        </w:rPr>
+        <w:t>(selecting the classification class that was predicted most frequently across a sequence of frames)</w:t>
+      </w:r>
+      <w:r>
+        <w:t xml:space="preserve"> to count which Cow ID was predicted most often across the 20 frames and output that as the final ID.</w:t>
       </w:r>
     </w:p>
     <w:p>
@@ -2357,7 +2726,16 @@
         <w:t>Occlusion Example:</w:t>
       </w:r>
       <w:r>
-        <w:t xml:space="preserve"> If the cow walks behind a fence post and is blocked (occluded) for 3 frames, the spatial heads might predict incorrect values for those 3 frames. Temporal averaging and majority voting filter out that noise completely.</w:t>
+        <w:t xml:space="preserve"> If the cow walks behind a fence post and suffers from occlusion </w:t>
+      </w:r>
+      <w:r>
+        <w:rPr>
+          <w:i/>
+        </w:rPr>
+        <w:t>(the state of being visually blocked or hidden from the camera's view by another object)</w:t>
+      </w:r>
+      <w:r>
+        <w:t xml:space="preserve"> for 3 frames, the spatial heads might predict incorrect values for those 3 frames. Temporal averaging and majority voting filter out that noise completely.</w:t>
       </w:r>
     </w:p>
     <w:p>
@@ -2465,6 +2843,20 @@
       </w:r>
     </w:p>
     <w:p>
+      <w:r>
+        <w:t xml:space="preserve">We resolve dataset anomalies </w:t>
+      </w:r>
+      <w:r>
+        <w:rPr>
+          <w:i/>
+        </w:rPr>
+        <w:t>(inconsistencies, missing values, or format mismatches present in raw data)</w:t>
+      </w:r>
+      <w:r>
+        <w:t xml:space="preserve"> during preprocessing:</w:t>
+      </w:r>
+    </w:p>
+    <w:p>
       <w:pPr>
         <w:pStyle w:val="ListBullet"/>
         <w:spacing w:after="60"/>
@@ -2499,10 +2891,28 @@
         <w:rPr>
           <w:b/>
         </w:rPr>
-        <w:t>DGE (Depth Grayscale Edge)</w:t>
-      </w:r>
-      <w:r>
-        <w:t xml:space="preserve"> format instead of standard RGB. It uses a label scale of 2 to 6.</w:t>
+        <w:t>Depth Grayscale Edge (DGE)</w:t>
+      </w:r>
+      <w:r>
+        <w:t xml:space="preserve"> format </w:t>
+      </w:r>
+      <w:r>
+        <w:rPr>
+          <w:i/>
+        </w:rPr>
+        <w:t>(an image format where pixel intensities represent distance from the sensor rather than visible color, combined with edge enhancement)</w:t>
+      </w:r>
+      <w:r>
+        <w:t xml:space="preserve"> instead of standard RGB </w:t>
+      </w:r>
+      <w:r>
+        <w:rPr>
+          <w:i/>
+        </w:rPr>
+        <w:t>(Red, Green, Blue, the standard color channel format for digital images)</w:t>
+      </w:r>
+      <w:r>
+        <w:t>. It uses a label scale of 2 to 6.</w:t>
       </w:r>
     </w:p>
     <w:p>
@@ -2559,7 +2969,25 @@
         <w:t>hard data cap</w:t>
       </w:r>
       <w:r>
-        <w:t xml:space="preserve"> during loading (`group.sample(min(len(group), 3000), random_state=42)`). This restricts majority classes (like Lying) to a maximum of 3,000 images per epoch.</w:t>
+        <w:t xml:space="preserve"> </w:t>
+      </w:r>
+      <w:r>
+        <w:rPr>
+          <w:i/>
+        </w:rPr>
+        <w:t>(setting a strict upper limit on the number of samples processed per class during an epoch)</w:t>
+      </w:r>
+      <w:r>
+        <w:t xml:space="preserve"> during loading (`group.sample(min(len(group), 3000), random_state=42)`). This restricts majority classes (like Lying) to a maximum of 3,000 images per epoch </w:t>
+      </w:r>
+      <w:r>
+        <w:rPr>
+          <w:i/>
+        </w:rPr>
+        <w:t>(one complete pass of the entire training dataset through the neural network)</w:t>
+      </w:r>
+      <w:r>
+        <w:t>.</w:t>
       </w:r>
     </w:p>
     <w:p>
@@ -2612,7 +3040,25 @@
         <w:t>Automatic Mixed Precision (AMP):</w:t>
       </w:r>
       <w:r>
-        <w:t xml:space="preserve"> We use PyTorch AMP (`torch.amp.autocast`) and `GradScaler`. This calculates gradients in 16-bit float (FP16) instead of 32-bit float (FP32), halving memory usage.</w:t>
+        <w:t xml:space="preserve"> We use Automatic Mixed Precision (AMP) </w:t>
+      </w:r>
+      <w:r>
+        <w:rPr>
+          <w:i/>
+        </w:rPr>
+        <w:t>(a training technique that dynamically uses both 16-bit and 32-bit floating-point numbers to accelerate training and reduce memory)</w:t>
+      </w:r>
+      <w:r>
+        <w:t xml:space="preserve"> via PyTorch `torch.amp.autocast` and `GradScaler` </w:t>
+      </w:r>
+      <w:r>
+        <w:rPr>
+          <w:i/>
+        </w:rPr>
+        <w:t>(a PyTorch utility that prevents underflow by scaling gradients when using 16-bit precision)</w:t>
+      </w:r>
+      <w:r>
+        <w:t>.</w:t>
       </w:r>
     </w:p>
     <w:p>
@@ -2633,7 +3079,34 @@
     </w:p>
     <w:p>
       <w:r>
-        <w:t>Standard FP32 uses 4 bytes per weight. FP16 uses 2 bytes. By using FP16, we halve the GPU VRAM requirement, allowing us to double the batch size from 32 to 64 to fully utilize the parallel tensor cores of the RTX 4080 GPU.</w:t>
+        <w:t xml:space="preserve">Standard FP32 </w:t>
+      </w:r>
+      <w:r>
+        <w:rPr>
+          <w:i/>
+        </w:rPr>
+        <w:t>(32-bit floating-point format, using 4 bytes of memory per number)</w:t>
+      </w:r>
+      <w:r>
+        <w:t xml:space="preserve"> uses 4 bytes per weight. FP16 </w:t>
+      </w:r>
+      <w:r>
+        <w:rPr>
+          <w:i/>
+        </w:rPr>
+        <w:t>(16-bit floating-point format, using 2 bytes of memory per number)</w:t>
+      </w:r>
+      <w:r>
+        <w:t xml:space="preserve"> uses 2 bytes. By using FP16, we halve the GPU VRAM requirement, allowing us to double the batch size from 32 to 64 to fully utilize the parallel tensor cores </w:t>
+      </w:r>
+      <w:r>
+        <w:rPr>
+          <w:i/>
+        </w:rPr>
+        <w:t>(specialized hardware units on modern GPUs designed to accelerate matrix multiplications)</w:t>
+      </w:r>
+      <w:r>
+        <w:t xml:space="preserve"> of the RTX 4080 GPU.</w:t>
       </w:r>
     </w:p>
     <w:p>
@@ -2649,7 +3122,25 @@
         <w:t>Early Stopping:</w:t>
       </w:r>
       <w:r>
-        <w:t xml:space="preserve"> If the Validation Macro F1 score stops improving for 10 consecutive epochs, training halts to prevent overfitting.</w:t>
+        <w:t xml:space="preserve"> We use Early Stopping </w:t>
+      </w:r>
+      <w:r>
+        <w:rPr>
+          <w:i/>
+        </w:rPr>
+        <w:t>(halting training when a monitored validation metric stops improving to prevent overfitting)</w:t>
+      </w:r>
+      <w:r>
+        <w:t xml:space="preserve">. If the Validation Macro F1 score stops improving for a patience </w:t>
+      </w:r>
+      <w:r>
+        <w:rPr>
+          <w:i/>
+        </w:rPr>
+        <w:t>(the number of epochs the model is allowed to train without improvement before early stopping triggers)</w:t>
+      </w:r>
+      <w:r>
+        <w:t xml:space="preserve"> of 10 consecutive epochs, training halts.</w:t>
       </w:r>
     </w:p>
     <w:p>
@@ -2665,7 +3156,34 @@
         <w:t>Deadlock Prevention:</w:t>
       </w:r>
       <w:r>
-        <w:t xml:space="preserve"> We explicitly run `cv2.setNumThreads(0)` to disable OpenCV multithreading, which prevents CPU deadlocks when combined with PyTorch `DataLoader` workers on Windows.</w:t>
+        <w:t xml:space="preserve"> We explicitly run `cv2.setNumThreads(0)` to disable OpenCV multithreading </w:t>
+      </w:r>
+      <w:r>
+        <w:rPr>
+          <w:i/>
+        </w:rPr>
+        <w:t>(running multiple processing threads concurrently to speed up tasks like image decoding)</w:t>
+      </w:r>
+      <w:r>
+        <w:t xml:space="preserve">, which prevents CPU deadlocks </w:t>
+      </w:r>
+      <w:r>
+        <w:rPr>
+          <w:i/>
+        </w:rPr>
+        <w:t>(a freeze state where multiple processes block each other endlessly while waiting for resources)</w:t>
+      </w:r>
+      <w:r>
+        <w:t xml:space="preserve"> when combined with PyTorch DataLoader workers </w:t>
+      </w:r>
+      <w:r>
+        <w:rPr>
+          <w:i/>
+        </w:rPr>
+        <w:t>(background CPU threads responsible for loading and preprocessing batches of data in parallel)</w:t>
+      </w:r>
+      <w:r>
+        <w:t xml:space="preserve"> on Windows.</w:t>
       </w:r>
     </w:p>
     <w:p>
@@ -2714,7 +3232,16 @@
     </w:p>
     <w:p>
       <w:r>
-        <w:t>The multi-phase sequential training plan is currently in execution:</w:t>
+        <w:t xml:space="preserve">The multi-phase sequential training plan </w:t>
+      </w:r>
+      <w:r>
+        <w:rPr>
+          <w:i/>
+        </w:rPr>
+        <w:t>(training individual components of a complex model in separate, ordered stages)</w:t>
+      </w:r>
+      <w:r>
+        <w:t xml:space="preserve"> is currently in execution:</w:t>
       </w:r>
     </w:p>
     <w:p>
@@ -2826,7 +3353,16 @@
         <w:t>Lack of Large-Scale Annotated Temporal Data:</w:t>
       </w:r>
       <w:r>
-        <w:t xml:space="preserve"> While we have 50,000+ spatial images for BCS, high-quality sequence data for Lameness and Behavior is scarce. The spatiotemporal models risk overfitting due to the limited number of unique videos in the datasets.</w:t>
+        <w:t xml:space="preserve"> While we have 50,000+ spatial images for BCS, high-quality, annotated </w:t>
+      </w:r>
+      <w:r>
+        <w:rPr>
+          <w:i/>
+        </w:rPr>
+        <w:t>(labeled with ground truth information by human experts like veterinarians)</w:t>
+      </w:r>
+      <w:r>
+        <w:t xml:space="preserve"> sequence data for Lameness and Behavior is scarce. The spatiotemporal models risk overfitting due to the limited number of unique videos in the datasets.</w:t>
       </w:r>
     </w:p>
     <w:p>
@@ -2874,7 +3410,16 @@
         <w:t>Joint Fine-Tuning (Unfreezing the Backbone):</w:t>
       </w:r>
       <w:r>
-        <w:t xml:space="preserve"> In the final phase, we intend to unfreeze the shared backbone and allow gradients from the LSTM to flow all the way backward into the CNN layers. This forces the backbone to learn new convolutional filters specifically designed to track motion and joint angles.</w:t>
+        <w:t xml:space="preserve"> In the final phase, we intend to perform Fine-Tuning </w:t>
+      </w:r>
+      <w:r>
+        <w:rPr>
+          <w:i/>
+        </w:rPr>
+        <w:t>(unfreezing pretrained layers and training them with a very small learning rate to adapt them to a new, specific task)</w:t>
+      </w:r>
+      <w:r>
+        <w:t xml:space="preserve"> by unfreezing the shared backbone and allowing gradients from the LSTM to flow all the way backward into the CNN layers. This forces the backbone to learn new convolutional filters specifically designed to track motion and joint angles.</w:t>
       </w:r>
     </w:p>
     <w:p>
@@ -2890,7 +3435,16 @@
         <w:t>Cross-Dataset Validation (CBVD-5):</w:t>
       </w:r>
       <w:r>
-        <w:t xml:space="preserve"> To prove generalizability, we will take the Behavior model trained on `MmCows` and run inference on the entirely unseen `CBVD-5` dataset.</w:t>
+        <w:t xml:space="preserve"> To prove generalizability, we will perform Cross-Dataset Validation </w:t>
+      </w:r>
+      <w:r>
+        <w:rPr>
+          <w:i/>
+        </w:rPr>
+        <w:t>(testing a model trained on one dataset on an entirely different, independent dataset to prove generalizability)</w:t>
+      </w:r>
+      <w:r>
+        <w:t xml:space="preserve"> by taking the Behavior model trained on `MmCows` and running inference on the entirely unseen `CBVD-5` dataset.</w:t>
       </w:r>
     </w:p>
     <w:p>
@@ -2920,6 +3474,15 @@
           <w:b/>
         </w:rPr>
         <w:t>CLAHE (Contrast Limited Adaptive Histogram Equalization)</w:t>
+      </w:r>
+      <w:r>
+        <w:t xml:space="preserve"> </w:t>
+      </w:r>
+      <w:r>
+        <w:rPr>
+          <w:i/>
+        </w:rPr>
+        <w:t>(a localized image processing technique used to improve contrast and details under uneven lighting)</w:t>
       </w:r>
       <w:r>
         <w:t xml:space="preserve"> to equalize extreme lighting differences in barns.</w:t>

--- a/presentation_key_concepts.docx
+++ b/presentation_key_concepts.docx
@@ -3495,6 +3495,439 @@
       </w:pPr>
       <w:r>
         <w:t>Future exploration into integrating depth cameras or thermal imaging for highly granular lameness inflammation detection.</w:t>
+      </w:r>
+    </w:p>
+    <w:p>
+      <w:pPr>
+        <w:spacing w:before="240" w:after="240"/>
+        <w:jc w:val="center"/>
+      </w:pPr>
+      <w:r>
+        <w:rPr>
+          <w:color w:val="AAAAAA"/>
+        </w:rPr>
+        <w:t>——————————————————————————————————————————————————</w:t>
+      </w:r>
+    </w:p>
+    <w:p>
+      <w:pPr>
+        <w:pStyle w:val="Heading3"/>
+        <w:keepNext/>
+        <w:spacing w:before="240" w:after="80"/>
+      </w:pPr>
+      <w:r>
+        <w:rPr>
+          <w:rFonts w:ascii="Calibri Light" w:hAnsi="Calibri Light"/>
+          <w:b/>
+          <w:color w:val="3B6E6E"/>
+          <w:sz w:val="26"/>
+        </w:rPr>
+        <w:t>Part 10: Ablation Studies</w:t>
+      </w:r>
+    </w:p>
+    <w:p>
+      <w:r/>
+      <w:r>
+        <w:rPr>
+          <w:i/>
+        </w:rPr>
+        <w:t>(Systematically removing or replacing parts of our system to prove that each design choice actually improves performance)</w:t>
+      </w:r>
+      <w:r/>
+    </w:p>
+    <w:p>
+      <w:r>
+        <w:t xml:space="preserve">Ablation studies </w:t>
+      </w:r>
+      <w:r>
+        <w:rPr>
+          <w:i/>
+        </w:rPr>
+        <w:t>(an experimental investigation where specific components of an AI model are systematically removed or replaced to measure their individual impact on performance)</w:t>
+      </w:r>
+      <w:r>
+        <w:t xml:space="preserve"> were conducted to isolate the value of our key design decisions:</w:t>
+      </w:r>
+    </w:p>
+    <w:p>
+      <w:pPr>
+        <w:pStyle w:val="Heading4"/>
+        <w:keepNext/>
+        <w:spacing w:before="160" w:after="80"/>
+      </w:pPr>
+      <w:r>
+        <w:rPr>
+          <w:rFonts w:ascii="Calibri Light" w:hAnsi="Calibri Light"/>
+          <w:b/>
+          <w:color w:val="555555"/>
+          <w:sz w:val="23"/>
+        </w:rPr>
+        <w:t>1. CORAL vs. Standard Cross-Entropy (For BCS)</w:t>
+      </w:r>
+    </w:p>
+    <w:p>
+      <w:pPr>
+        <w:pStyle w:val="ListBullet"/>
+        <w:spacing w:after="60"/>
+      </w:pPr>
+      <w:r/>
+      <w:r>
+        <w:rPr>
+          <w:b/>
+        </w:rPr>
+        <w:t>The Study:</w:t>
+      </w:r>
+      <w:r>
+        <w:t xml:space="preserve"> We train the exact same Body Condition Scoring (BCS) model architecture using standard Cross-Entropy Loss </w:t>
+      </w:r>
+      <w:r>
+        <w:rPr>
+          <w:i/>
+        </w:rPr>
+        <w:t>(treating categories as independent buckets)</w:t>
+      </w:r>
+      <w:r>
+        <w:t xml:space="preserve"> versus the CORAL framework </w:t>
+      </w:r>
+      <w:r>
+        <w:rPr>
+          <w:i/>
+        </w:rPr>
+        <w:t>(Consistent Rank Logits, treating scores as ordered rankings)</w:t>
+      </w:r>
+      <w:r>
+        <w:t>.</w:t>
+      </w:r>
+    </w:p>
+    <w:p>
+      <w:pPr>
+        <w:pStyle w:val="ListBullet"/>
+        <w:spacing w:after="60"/>
+      </w:pPr>
+      <w:r/>
+      <w:r>
+        <w:rPr>
+          <w:b/>
+        </w:rPr>
+        <w:t>Actual Technical Example:</w:t>
+      </w:r>
+      <w:r>
+        <w:t xml:space="preserve"> Under standard Cross-Entropy, guessing a score of `4.25` for a cow whose true score is `3.5` receives the same loss penalty as guessing `3.75`. By swapping in CORAL, Node 1 and Node 2 check if the score is greater than 3.25 and 3.5. This ordinal framework penalizes the larger error (`4.25`) much more heavily than the minor error (`3.75`), resulting in a lower overall MAE </w:t>
+      </w:r>
+      <w:r>
+        <w:rPr>
+          <w:i/>
+        </w:rPr>
+        <w:t>(Mean Absolute Error)</w:t>
+      </w:r>
+      <w:r>
+        <w:t xml:space="preserve"> on the test set.</w:t>
+      </w:r>
+    </w:p>
+    <w:p>
+      <w:pPr>
+        <w:pStyle w:val="Heading4"/>
+        <w:keepNext/>
+        <w:spacing w:before="160" w:after="80"/>
+      </w:pPr>
+      <w:r>
+        <w:rPr>
+          <w:rFonts w:ascii="Calibri Light" w:hAnsi="Calibri Light"/>
+          <w:b/>
+          <w:color w:val="555555"/>
+          <w:sz w:val="23"/>
+        </w:rPr>
+        <w:t>2. With CBAM vs. Without CBAM (For BCS)</w:t>
+      </w:r>
+    </w:p>
+    <w:p>
+      <w:pPr>
+        <w:pStyle w:val="ListBullet"/>
+        <w:spacing w:after="60"/>
+      </w:pPr>
+      <w:r/>
+      <w:r>
+        <w:rPr>
+          <w:b/>
+        </w:rPr>
+        <w:t>The Study:</w:t>
+      </w:r>
+      <w:r>
+        <w:t xml:space="preserve"> We train the BCS network with and without the CBAM </w:t>
+      </w:r>
+      <w:r>
+        <w:rPr>
+          <w:i/>
+        </w:rPr>
+        <w:t>(Convolutional Block Attention Module)</w:t>
+      </w:r>
+      <w:r>
+        <w:t xml:space="preserve"> visual attention layer inserted after the backbone.</w:t>
+      </w:r>
+    </w:p>
+    <w:p>
+      <w:pPr>
+        <w:pStyle w:val="ListBullet"/>
+        <w:spacing w:after="60"/>
+      </w:pPr>
+      <w:r/>
+      <w:r>
+        <w:rPr>
+          <w:b/>
+        </w:rPr>
+        <w:t>Actual Technical Example:</w:t>
+      </w:r>
+      <w:r>
+        <w:t xml:space="preserve"> Without CBAM, the backbone filters capture features across the entire image frame, including the metal gates and ground shadow textures. Adding CBAM applies Channel and Spatial attention, which highlights the cow's backbone and hips while zeroing out background noise. This results in cleaner feature vectors and a lower test loss.</w:t>
+      </w:r>
+    </w:p>
+    <w:p>
+      <w:pPr>
+        <w:pStyle w:val="Heading4"/>
+        <w:keepNext/>
+        <w:spacing w:before="160" w:after="80"/>
+      </w:pPr>
+      <w:r>
+        <w:rPr>
+          <w:rFonts w:ascii="Calibri Light" w:hAnsi="Calibri Light"/>
+          <w:b/>
+          <w:color w:val="555555"/>
+          <w:sz w:val="23"/>
+        </w:rPr>
+        <w:t>3. RGB Only vs. RGB+Depth (For Dryad DGE)</w:t>
+      </w:r>
+    </w:p>
+    <w:p>
+      <w:pPr>
+        <w:pStyle w:val="ListBullet"/>
+        <w:spacing w:after="60"/>
+      </w:pPr>
+      <w:r/>
+      <w:r>
+        <w:rPr>
+          <w:b/>
+        </w:rPr>
+        <w:t>The Study:</w:t>
+      </w:r>
+      <w:r>
+        <w:t xml:space="preserve"> We evaluate model predictions on the Dryad dataset using standard RGB </w:t>
+      </w:r>
+      <w:r>
+        <w:rPr>
+          <w:i/>
+        </w:rPr>
+        <w:t>(Red, Green, Blue)</w:t>
+      </w:r>
+      <w:r>
+        <w:t xml:space="preserve"> color channels only versus utilizing the Depth Grayscale Edge (DGE) format.</w:t>
+      </w:r>
+    </w:p>
+    <w:p>
+      <w:pPr>
+        <w:pStyle w:val="ListBullet"/>
+        <w:spacing w:after="60"/>
+      </w:pPr>
+      <w:r/>
+      <w:r>
+        <w:rPr>
+          <w:b/>
+        </w:rPr>
+        <w:t>Actual Technical Example:</w:t>
+      </w:r>
+      <w:r>
+        <w:t xml:space="preserve"> Standard RGB images lose 3D structural details due to lighting variance. The DGE format provides a depth map containing physical coordinates of the cow's spine and pelvic bone curvature. This ablation demonstrates that including physical depth features yields significantly more accurate fat score predictions compared to color features alone.</w:t>
+      </w:r>
+    </w:p>
+    <w:p>
+      <w:pPr>
+        <w:pStyle w:val="Heading4"/>
+        <w:keepNext/>
+        <w:spacing w:before="160" w:after="80"/>
+      </w:pPr>
+      <w:r>
+        <w:rPr>
+          <w:rFonts w:ascii="Calibri Light" w:hAnsi="Calibri Light"/>
+          <w:b/>
+          <w:color w:val="555555"/>
+          <w:sz w:val="23"/>
+        </w:rPr>
+        <w:t>4. Focal Loss vs. Standard Cross-Entropy (For Behavior)</w:t>
+      </w:r>
+    </w:p>
+    <w:p>
+      <w:pPr>
+        <w:pStyle w:val="ListBullet"/>
+        <w:spacing w:after="60"/>
+      </w:pPr>
+      <w:r/>
+      <w:r>
+        <w:rPr>
+          <w:b/>
+        </w:rPr>
+        <w:t>The Study:</w:t>
+      </w:r>
+      <w:r>
+        <w:t xml:space="preserve"> We train the Behavior head using standard Cross-Entropy Loss versus using Focal Loss on the imbalanced MmCows dataset.</w:t>
+      </w:r>
+    </w:p>
+    <w:p>
+      <w:pPr>
+        <w:pStyle w:val="ListBullet"/>
+        <w:spacing w:after="60"/>
+      </w:pPr>
+      <w:r/>
+      <w:r>
+        <w:rPr>
+          <w:b/>
+        </w:rPr>
+        <w:t>Actual Technical Example:</w:t>
+      </w:r>
+      <w:r>
+        <w:t xml:space="preserve"> Standard Cross-Entropy achieves 99.5% accuracy by simply predicting the majority class "Lying" for all samples, yielding a poor F1-score for rare behaviors. Focal Loss scales down the gradients for high-confidence predictions (e.g. 95% confident on "Lying") while maintaining high loss penalties for low-confidence ones (e.g. 10% on "Licking"), forcing the model to learn rare behaviors and raising the Macro F1-Score.</w:t>
+      </w:r>
+    </w:p>
+    <w:p>
+      <w:pPr>
+        <w:pStyle w:val="Heading4"/>
+        <w:keepNext/>
+        <w:spacing w:before="160" w:after="80"/>
+      </w:pPr>
+      <w:r>
+        <w:rPr>
+          <w:rFonts w:ascii="Calibri Light" w:hAnsi="Calibri Light"/>
+          <w:b/>
+          <w:color w:val="555555"/>
+          <w:sz w:val="23"/>
+        </w:rPr>
+        <w:t>5. Cross-Dataset Evaluation (MmCows to CBVD-5)</w:t>
+      </w:r>
+    </w:p>
+    <w:p>
+      <w:pPr>
+        <w:pStyle w:val="ListBullet"/>
+        <w:spacing w:after="60"/>
+      </w:pPr>
+      <w:r/>
+      <w:r>
+        <w:rPr>
+          <w:b/>
+        </w:rPr>
+        <w:t>The Study:</w:t>
+      </w:r>
+      <w:r>
+        <w:t xml:space="preserve"> We train the behavior classifier on MmCows and perform cross-dataset inference on the completely unseen CBVD-5 dataset.</w:t>
+      </w:r>
+    </w:p>
+    <w:p>
+      <w:pPr>
+        <w:pStyle w:val="ListBullet"/>
+        <w:spacing w:after="60"/>
+      </w:pPr>
+      <w:r/>
+      <w:r>
+        <w:rPr>
+          <w:b/>
+        </w:rPr>
+        <w:t>Actual Technical Example:</w:t>
+      </w:r>
+      <w:r>
+        <w:t xml:space="preserve"> This ablation tests out-of-distribution generalization. If the model only memorized the camera angles and lighting of the MmCows farm, it will fail on CBVD-5. This validation proves whether the network learned robust physical walking/standing behaviors or just overfit to the training dataset.</w:t>
+      </w:r>
+    </w:p>
+    <w:p>
+      <w:pPr>
+        <w:pStyle w:val="Heading4"/>
+        <w:keepNext/>
+        <w:spacing w:before="160" w:after="80"/>
+      </w:pPr>
+      <w:r>
+        <w:rPr>
+          <w:rFonts w:ascii="Calibri Light" w:hAnsi="Calibri Light"/>
+          <w:b/>
+          <w:color w:val="555555"/>
+          <w:sz w:val="23"/>
+        </w:rPr>
+        <w:t>6. Backbone Selection Comparison</w:t>
+      </w:r>
+    </w:p>
+    <w:p>
+      <w:pPr>
+        <w:pStyle w:val="ListBullet"/>
+        <w:spacing w:after="60"/>
+      </w:pPr>
+      <w:r/>
+      <w:r>
+        <w:rPr>
+          <w:b/>
+        </w:rPr>
+        <w:t>The Study:</w:t>
+      </w:r>
+      <w:r>
+        <w:t xml:space="preserve"> We train individual task baselines using 5 different architectures (ResNet-18, MobileNetV3-Small, ResNet-50, DenseNet121, EfficientNetB0).</w:t>
+      </w:r>
+    </w:p>
+    <w:p>
+      <w:pPr>
+        <w:pStyle w:val="ListBullet"/>
+        <w:spacing w:after="60"/>
+      </w:pPr>
+      <w:r/>
+      <w:r>
+        <w:rPr>
+          <w:b/>
+        </w:rPr>
+        <w:t>Actual Technical Example:</w:t>
+      </w:r>
+      <w:r>
+        <w:t xml:space="preserve"> We measure the inference latency and parameter size of each architecture against its test error. EfficientNetB0 was chosen because it achieves a low BCS MAE of `0.5193` and a high Behavior F1-score of `0.7445` while remaining under 10 million parameters, outperforming heavier models like ResNet-50.</w:t>
+      </w:r>
+    </w:p>
+    <w:p>
+      <w:pPr>
+        <w:pStyle w:val="Heading4"/>
+        <w:keepNext/>
+        <w:spacing w:before="160" w:after="80"/>
+      </w:pPr>
+      <w:r>
+        <w:rPr>
+          <w:rFonts w:ascii="Calibri Light" w:hAnsi="Calibri Light"/>
+          <w:b/>
+          <w:color w:val="555555"/>
+          <w:sz w:val="23"/>
+        </w:rPr>
+        <w:t>7. Single-Task vs. Multi-Task Learning</w:t>
+      </w:r>
+    </w:p>
+    <w:p>
+      <w:pPr>
+        <w:pStyle w:val="ListBullet"/>
+        <w:spacing w:after="60"/>
+      </w:pPr>
+      <w:r/>
+      <w:r>
+        <w:rPr>
+          <w:b/>
+        </w:rPr>
+        <w:t>The Study:</w:t>
+      </w:r>
+      <w:r>
+        <w:t xml:space="preserve"> We train separate, individual networks for each task versus training a single unified model where all four prediction heads share the same backbone.</w:t>
+      </w:r>
+    </w:p>
+    <w:p>
+      <w:pPr>
+        <w:pStyle w:val="ListBullet"/>
+        <w:spacing w:after="60"/>
+      </w:pPr>
+      <w:r/>
+      <w:r>
+        <w:rPr>
+          <w:b/>
+        </w:rPr>
+        <w:t>Actual Technical Example:</w:t>
+      </w:r>
+      <w:r>
+        <w:t xml:space="preserve"> This ablation measures the impact of shared parameter representation. Training all four heads together forces the backbone to learn general visual features (like animal contour lines) that benefit all tasks. This shared learning acts as a regularizer, reducing test errors compared to single-task baselines while slashing VRAM usage by 4x.</w:t>
       </w:r>
     </w:p>
     <w:sectPr>

--- a/presentation_key_concepts.docx
+++ b/presentation_key_concepts.docx
@@ -176,7 +176,7 @@
         <w:rPr>
           <w:i/>
         </w:rPr>
-        <w:t>(lying, standing, drinking, licking)</w:t>
+        <w:t>(lying, standing, drinking, licking, etc.)</w:t>
       </w:r>
       <w:r>
         <w:t>.</w:t>
@@ -724,7 +724,7 @@
           <w:color w:val="555555"/>
           <w:sz w:val="23"/>
         </w:rPr>
-        <w:t>Backbone Selection Process</w:t>
+        <w:t>Backbone Selection Process &amp; Baseline Results</w:t>
       </w:r>
     </w:p>
     <w:p>
@@ -747,92 +747,161 @@
         <w:t>(the specific structure and arrangement of layers in a neural network)</w:t>
       </w:r>
       <w:r>
-        <w:t>:</w:t>
+        <w:t xml:space="preserve">. The primary metrics tracked are BCS Test MAE </w:t>
+      </w:r>
+      <w:r>
+        <w:rPr>
+          <w:i/>
+        </w:rPr>
+        <w:t>(Mean Absolute Error on the 0-4 scale)</w:t>
+      </w:r>
+      <w:r>
+        <w:t xml:space="preserve">, Behavior Test Macro F1 </w:t>
+      </w:r>
+      <w:r>
+        <w:rPr>
+          <w:i/>
+        </w:rPr>
+        <w:t>(higher is better)</w:t>
+      </w:r>
+      <w:r>
+        <w:t xml:space="preserve">, and Lameness Test AUC </w:t>
+      </w:r>
+      <w:r>
+        <w:rPr>
+          <w:i/>
+        </w:rPr>
+        <w:t>(Area Under the ROC Curve)</w:t>
+      </w:r>
+      <w:r>
+        <w:t>.</w:t>
       </w:r>
     </w:p>
     <w:p>
-      <w:pPr>
-        <w:pStyle w:val="ListBullet"/>
-        <w:spacing w:after="60"/>
-      </w:pPr>
-      <w:r/>
-      <w:r>
-        <w:rPr>
-          <w:b/>
-        </w:rPr>
-        <w:t>ResNet-18</w:t>
-      </w:r>
-      <w:r>
-        <w:t xml:space="preserve"> (Hasin)</w:t>
+      <w:r>
+        <w:t>Here is the baseline performance table showing the results of each base model:</w:t>
       </w:r>
     </w:p>
     <w:p>
-      <w:pPr>
-        <w:pStyle w:val="ListBullet"/>
-        <w:spacing w:after="60"/>
-      </w:pPr>
-      <w:r/>
-      <w:r>
-        <w:rPr>
-          <w:b/>
-        </w:rPr>
-        <w:t>MobileNetV3-Small</w:t>
-      </w:r>
-      <w:r>
-        <w:t xml:space="preserve"> (Namira)</w:t>
+      <w:r>
+        <w:t>| Model Architecture | BCS Test MAE (Dryad / SciDB) | Behavior Test Macro F1 | Lameness Test AUC (Spatial / Spatiotemporal) | ID Top-1 Accuracy | Average Rank |</w:t>
       </w:r>
     </w:p>
     <w:p>
-      <w:pPr>
-        <w:pStyle w:val="ListBullet"/>
-        <w:spacing w:after="60"/>
-      </w:pPr>
-      <w:r/>
-      <w:r>
-        <w:rPr>
-          <w:b/>
-        </w:rPr>
-        <w:t>ResNet-50</w:t>
-      </w:r>
-      <w:r>
-        <w:t xml:space="preserve"> (Bithi)</w:t>
+      <w:r>
+        <w:t>| :--- | :--- | :--- | :--- | :--- | :--- |</w:t>
       </w:r>
     </w:p>
     <w:p>
-      <w:pPr>
-        <w:pStyle w:val="ListBullet"/>
-        <w:spacing w:after="60"/>
-      </w:pPr>
-      <w:r/>
+      <w:r>
+        <w:t xml:space="preserve">| </w:t>
+      </w:r>
       <w:r>
         <w:rPr>
           <w:b/>
         </w:rPr>
-        <w:t>DenseNet121</w:t>
-      </w:r>
-      <w:r>
-        <w:t xml:space="preserve"> (Shouvik)</w:t>
+        <w:t>ResNet-18</w:t>
+      </w:r>
+      <w:r>
+        <w:t xml:space="preserve"> (Hasin) | 0.8675 / 0.5800 | 0.7134 | 0.8400 (ST) | Pending | 4th |</w:t>
       </w:r>
     </w:p>
     <w:p>
-      <w:pPr>
-        <w:pStyle w:val="ListBullet"/>
-        <w:spacing w:after="60"/>
-      </w:pPr>
-      <w:r/>
+      <w:r>
+        <w:t xml:space="preserve">| </w:t>
+      </w:r>
       <w:r>
         <w:rPr>
           <w:b/>
         </w:rPr>
-        <w:t>EfficientNetB0</w:t>
-      </w:r>
-      <w:r>
-        <w:t xml:space="preserve"> (Nusrat)</w:t>
+        <w:t>MobileNetV3-Small</w:t>
+      </w:r>
+      <w:r>
+        <w:t xml:space="preserve"> (Namira) | 0.5250 / 0.7090 | 0.6810 | Pending | Pending | 5th |</w:t>
       </w:r>
     </w:p>
     <w:p>
       <w:r>
-        <w:t>The group evaluated these backbones to select the one with the lowest combined error (lowest BCS error + highest Behavior F1-score) to serve as the foundation of the Multi-Task model.</w:t>
+        <w:t xml:space="preserve">| </w:t>
+      </w:r>
+      <w:r>
+        <w:rPr>
+          <w:b/>
+        </w:rPr>
+        <w:t>ResNet-50</w:t>
+      </w:r>
+      <w:r>
+        <w:t xml:space="preserve"> (Bithi) | 0.6300 / 0.6485 | 0.7037 | Pending | Pending | 3rd |</w:t>
+      </w:r>
+    </w:p>
+    <w:p>
+      <w:r>
+        <w:t xml:space="preserve">| </w:t>
+      </w:r>
+      <w:r>
+        <w:rPr>
+          <w:b/>
+        </w:rPr>
+        <w:t>DenseNet121</w:t>
+      </w:r>
+      <w:r>
+        <w:t xml:space="preserve"> (Shouvik) | 0.5875 / 0.6292 | 0.7366 | Pending | Pending | 2nd |</w:t>
+      </w:r>
+    </w:p>
+    <w:p>
+      <w:r>
+        <w:t xml:space="preserve">| </w:t>
+      </w:r>
+      <w:r>
+        <w:rPr>
+          <w:b/>
+        </w:rPr>
+        <w:t>EfficientNetB0</w:t>
+      </w:r>
+      <w:r>
+        <w:t xml:space="preserve"> (Nusrat) | 0.5650 / 0.5193 | 0.7445 | 0.9829 (Spatial) / 0.9600 (ST</w:t>
+      </w:r>
+      <w:r>
+        <w:rPr>
+          <w:i/>
+        </w:rPr>
+        <w:t xml:space="preserve">) | Pending | </w:t>
+      </w:r>
+      <w:r/>
+      <w:r>
+        <w:rPr>
+          <w:i/>
+        </w:rPr>
+        <w:t>1st (Selected)</w:t>
+      </w:r>
+      <w:r>
+        <w:t>* |</w:t>
+      </w:r>
+    </w:p>
+    <w:p>
+      <w:r/>
+      <w:r>
+        <w:rPr>
+          <w:i/>
+        </w:rPr>
+        <w:t>\</w:t>
+      </w:r>
+      <w:r>
+        <w:t>Note: The 0.9600 Spatiotemporal (ST) AUC was achieved using a ResNet18-LSTM sequence model.*</w:t>
+      </w:r>
+    </w:p>
+    <w:p>
+      <w:r>
+        <w:t xml:space="preserve">The backbone with the best average rank is </w:t>
+      </w:r>
+      <w:r>
+        <w:rPr>
+          <w:b/>
+        </w:rPr>
+        <w:t>EfficientNetB0</w:t>
+      </w:r>
+      <w:r>
+        <w:t xml:space="preserve"> (Nusrat), which achieves a Test MAE of `0.5650` (Dryad) and `0.5193` (ScienceDB), a Behavior Test F1 of `0.7445`, and a Lameness Test AUC of `0.9829` (Spatial). It serves as the shared backbone for the final Multi-Task model.</w:t>
       </w:r>
     </w:p>
     <w:p>
@@ -1314,7 +1383,7 @@
         <w:rPr>
           <w:i/>
         </w:rPr>
-        <w:t>(the integer position of an class in a list, starting at 0)</w:t>
+        <w:t>(the integer position of a class in a list, starting at 0)</w:t>
       </w:r>
       <w:r>
         <w:t xml:space="preserve"> is </w:t>
@@ -1485,35 +1554,125 @@
           <w:color w:val="555555"/>
           <w:sz w:val="23"/>
         </w:rPr>
-        <w:t>Actual Technical Example:</w:t>
+        <w:t>The 7 Behavior Classes:</w:t>
       </w:r>
     </w:p>
     <w:p>
       <w:r>
-        <w:t xml:space="preserve">If the dataset has 40,000 images of "Lying" cows and only 200 images of "Licking" cows, a model using standard Cross-Entropy loss </w:t>
-      </w:r>
-      <w:r>
-        <w:rPr>
-          <w:i/>
-        </w:rPr>
-        <w:t>(the standard loss function used for classification tasks to measure the difference between predicted probability distributions and target classes)</w:t>
-      </w:r>
-      <w:r>
-        <w:t xml:space="preserve"> will learn that it can get 99.5% accuracy by always outputting "Lying", even if it gets every single "Licking" image wrong. The AI stops learning how to detect rare behaviors due to class imbalance </w:t>
-      </w:r>
-      <w:r>
-        <w:rPr>
-          <w:i/>
-        </w:rPr>
-        <w:t>(a dataset state where some categories have vastly more samples than others)</w:t>
-      </w:r>
-      <w:r>
-        <w:t>.</w:t>
+        <w:t>The dataset is classified into the following 7 categories:</w:t>
       </w:r>
     </w:p>
     <w:p>
       <w:pPr>
-        <w:pStyle w:val="Heading4"/>
+        <w:pStyle w:val="ListBullet"/>
+        <w:spacing w:after="60"/>
+      </w:pPr>
+      <w:r/>
+      <w:r>
+        <w:rPr>
+          <w:b/>
+        </w:rPr>
+        <w:t>Class 1 (Walking)</w:t>
+      </w:r>
+      <w:r/>
+    </w:p>
+    <w:p>
+      <w:pPr>
+        <w:pStyle w:val="ListBullet"/>
+        <w:spacing w:after="60"/>
+      </w:pPr>
+      <w:r/>
+      <w:r>
+        <w:rPr>
+          <w:b/>
+        </w:rPr>
+        <w:t>Class 2 (Standing)</w:t>
+      </w:r>
+      <w:r/>
+    </w:p>
+    <w:p>
+      <w:pPr>
+        <w:pStyle w:val="ListBullet"/>
+        <w:spacing w:after="60"/>
+      </w:pPr>
+      <w:r/>
+      <w:r>
+        <w:rPr>
+          <w:b/>
+        </w:rPr>
+        <w:t>Class 3 (Feeding head up)</w:t>
+      </w:r>
+      <w:r/>
+    </w:p>
+    <w:p>
+      <w:pPr>
+        <w:pStyle w:val="ListBullet"/>
+        <w:spacing w:after="60"/>
+      </w:pPr>
+      <w:r/>
+      <w:r>
+        <w:rPr>
+          <w:b/>
+        </w:rPr>
+        <w:t>Class 4 (Feeding head down)</w:t>
+      </w:r>
+      <w:r/>
+    </w:p>
+    <w:p>
+      <w:pPr>
+        <w:pStyle w:val="ListBullet"/>
+        <w:spacing w:after="60"/>
+      </w:pPr>
+      <w:r/>
+      <w:r>
+        <w:rPr>
+          <w:b/>
+        </w:rPr>
+        <w:t>Class 5 (Licking)</w:t>
+      </w:r>
+      <w:r/>
+    </w:p>
+    <w:p>
+      <w:pPr>
+        <w:pStyle w:val="ListBullet"/>
+        <w:spacing w:after="60"/>
+      </w:pPr>
+      <w:r/>
+      <w:r>
+        <w:rPr>
+          <w:b/>
+        </w:rPr>
+        <w:t>Class 6 (Drinking)</w:t>
+      </w:r>
+      <w:r/>
+    </w:p>
+    <w:p>
+      <w:pPr>
+        <w:pStyle w:val="ListBullet"/>
+        <w:spacing w:after="60"/>
+      </w:pPr>
+      <w:r/>
+      <w:r>
+        <w:rPr>
+          <w:b/>
+        </w:rPr>
+        <w:t>Class 7 (Lying)</w:t>
+      </w:r>
+      <w:r/>
+    </w:p>
+    <w:p>
+      <w:r/>
+      <w:r>
+        <w:rPr>
+          <w:i/>
+        </w:rPr>
+        <w:t>Note: During data loading, these are mapped to 0-indexed labels `0-6` by subtracting 1 (e.g. Class 1 becomes Label 0).</w:t>
+      </w:r>
+      <w:r/>
+    </w:p>
+    <w:p>
+      <w:pPr>
+        <w:pStyle w:val="Heading5"/>
         <w:keepNext/>
         <w:spacing w:before="160" w:after="80"/>
       </w:pPr>
@@ -1524,110 +1683,35 @@
           <w:color w:val="555555"/>
           <w:sz w:val="23"/>
         </w:rPr>
-        <w:t>The Solution: Focal Loss</w:t>
+        <w:t>Actual Technical Example:</w:t>
       </w:r>
     </w:p>
     <w:p>
       <w:r>
-        <w:t xml:space="preserve">Focal Loss </w:t>
+        <w:t xml:space="preserve">If the dataset has 49,848 images of "Standing" cows (Class 2) and only 1,365 images of "Licking" cows (Class 5) in the training split, a model using standard Cross-Entropy loss </w:t>
       </w:r>
       <w:r>
         <w:rPr>
           <w:i/>
         </w:rPr>
-        <w:t>(an altered loss function that dynamically scales the loss based on prediction confidence to focus training on hard, rare examples)</w:t>
-      </w:r>
-      <w:r>
-        <w:t xml:space="preserve"> dynamically alters the penalty the AI receives based on </w:t>
+        <w:t>(the standard loss function used for classification tasks to measure the difference between predicted probability distributions and target classes)</w:t>
+      </w:r>
+      <w:r>
+        <w:t xml:space="preserve"> will learn that it can get a high accuracy score by always outputting "Standing," even if it gets every single "Licking" image wrong. The AI stops learning how to detect rare behaviors due to class imbalance </w:t>
       </w:r>
       <w:r>
         <w:rPr>
           <w:i/>
         </w:rPr>
-        <w:t>how confident and correct</w:t>
-      </w:r>
-      <w:r>
-        <w:t xml:space="preserve"> it is.</w:t>
+        <w:t>(a dataset state where some categories have vastly more samples than others)</w:t>
+      </w:r>
+      <w:r>
+        <w:t>.</w:t>
       </w:r>
     </w:p>
     <w:p>
       <w:pPr>
-        <w:pStyle w:val="ListBullet"/>
-        <w:spacing w:after="60"/>
-      </w:pPr>
-      <w:r/>
-      <w:r>
-        <w:rPr>
-          <w:b/>
-        </w:rPr>
-        <w:t>Mathematical Formula Modulation:</w:t>
-      </w:r>
-      <w:r>
-        <w:t xml:space="preserve"> We multiply the standard loss by a modulating factor: `(1 - p_t)^gamma`.</w:t>
-      </w:r>
-    </w:p>
-    <w:p>
-      <w:pPr>
-        <w:pStyle w:val="ListBullet"/>
-        <w:spacing w:after="60"/>
-      </w:pPr>
-      <w:r/>
-      <w:r>
-        <w:rPr>
-          <w:b/>
-        </w:rPr>
-        <w:t>Gamma (gamma = 2) - The Focusing Parameter:</w:t>
-      </w:r>
-      <w:r>
-        <w:t xml:space="preserve"> Gamma </w:t>
-      </w:r>
-      <w:r>
-        <w:rPr>
-          <w:i/>
-        </w:rPr>
-        <w:t>(the focusing parameter in Focal Loss that controls how heavily easy-to-classify examples are down-weighted)</w:t>
-      </w:r>
-      <w:r>
-        <w:t xml:space="preserve"> scales down the loss for easy images. If the AI is 95% confident and correct about an easy "Lying" image, the equation forces the loss to drop to virtually zero. The model does not adjust its weights for this image.</w:t>
-      </w:r>
-    </w:p>
-    <w:p>
-      <w:pPr>
-        <w:pStyle w:val="ListBullet"/>
-        <w:spacing w:after="60"/>
-      </w:pPr>
-      <w:r>
-        <w:t>If the AI is confused by a rare "Licking" image (confidence is only 10%), the loss remains high, forcing the optimizer to update the weights specifically to learn the "Licking" class.</w:t>
-      </w:r>
-    </w:p>
-    <w:p>
-      <w:pPr>
-        <w:pStyle w:val="ListBullet"/>
-        <w:spacing w:after="60"/>
-      </w:pPr>
-      <w:r/>
-      <w:r>
-        <w:rPr>
-          <w:b/>
-        </w:rPr>
-        <w:t>Alpha (alpha = 0.25) - The Balancing Parameter:</w:t>
-      </w:r>
-      <w:r>
-        <w:t xml:space="preserve"> Alpha </w:t>
-      </w:r>
-      <w:r>
-        <w:rPr>
-          <w:i/>
-        </w:rPr>
-        <w:t>(the balancing parameter in Focal Loss that scales class loss to offset numerical class imbalances)</w:t>
-      </w:r>
-      <w:r>
-        <w:t xml:space="preserve"> statically scales down the importance of majority classes to offset their raw numerical advantage.</w:t>
-      </w:r>
-    </w:p>
-    <w:p>
-      <w:pPr>
-        <w:pStyle w:val="Heading5"/>
+        <w:pStyle w:val="Heading4"/>
         <w:keepNext/>
         <w:spacing w:before="160" w:after="80"/>
       </w:pPr>
@@ -1638,6 +1722,120 @@
           <w:color w:val="555555"/>
           <w:sz w:val="23"/>
         </w:rPr>
+        <w:t>The Solution: Focal Loss</w:t>
+      </w:r>
+    </w:p>
+    <w:p>
+      <w:r>
+        <w:t xml:space="preserve">Focal Loss </w:t>
+      </w:r>
+      <w:r>
+        <w:rPr>
+          <w:i/>
+        </w:rPr>
+        <w:t>(an altered loss function that dynamically scales the loss based on prediction confidence to focus training on hard, rare examples)</w:t>
+      </w:r>
+      <w:r>
+        <w:t xml:space="preserve"> dynamically alters the penalty the AI receives based on </w:t>
+      </w:r>
+      <w:r>
+        <w:rPr>
+          <w:i/>
+        </w:rPr>
+        <w:t>how confident and correct</w:t>
+      </w:r>
+      <w:r>
+        <w:t xml:space="preserve"> it is.</w:t>
+      </w:r>
+    </w:p>
+    <w:p>
+      <w:pPr>
+        <w:pStyle w:val="ListBullet"/>
+        <w:spacing w:after="60"/>
+      </w:pPr>
+      <w:r/>
+      <w:r>
+        <w:rPr>
+          <w:b/>
+        </w:rPr>
+        <w:t>Mathematical Formula Modulation:</w:t>
+      </w:r>
+      <w:r>
+        <w:t xml:space="preserve"> We multiply the standard loss by a modulating factor: `(1 - p_t)^gamma`.</w:t>
+      </w:r>
+    </w:p>
+    <w:p>
+      <w:pPr>
+        <w:pStyle w:val="ListBullet"/>
+        <w:spacing w:after="60"/>
+      </w:pPr>
+      <w:r/>
+      <w:r>
+        <w:rPr>
+          <w:b/>
+        </w:rPr>
+        <w:t>Gamma (gamma = 2) - The Focusing Parameter:</w:t>
+      </w:r>
+      <w:r>
+        <w:t xml:space="preserve"> Gamma </w:t>
+      </w:r>
+      <w:r>
+        <w:rPr>
+          <w:i/>
+        </w:rPr>
+        <w:t>(the focusing parameter in Focal Loss that controls how heavily easy-to-classify examples are down-weighted)</w:t>
+      </w:r>
+      <w:r>
+        <w:t xml:space="preserve"> scales down the loss for easy images. If the AI is 95% confident and correct about an easy "Lying" image, the equation forces the loss to drop to virtually zero. The model does not adjust its weights for this image.</w:t>
+      </w:r>
+    </w:p>
+    <w:p>
+      <w:pPr>
+        <w:pStyle w:val="ListBullet"/>
+        <w:spacing w:after="60"/>
+      </w:pPr>
+      <w:r>
+        <w:t>If the AI is confused by a rare "Licking" image (confidence is only 10%), the loss remains high, forcing the optimizer to update the weights specifically to learn the "Licking" class.</w:t>
+      </w:r>
+    </w:p>
+    <w:p>
+      <w:pPr>
+        <w:pStyle w:val="ListBullet"/>
+        <w:spacing w:after="60"/>
+      </w:pPr>
+      <w:r/>
+      <w:r>
+        <w:rPr>
+          <w:b/>
+        </w:rPr>
+        <w:t>Alpha (alpha = 0.25) - The Balancing Parameter:</w:t>
+      </w:r>
+      <w:r>
+        <w:t xml:space="preserve"> Alpha </w:t>
+      </w:r>
+      <w:r>
+        <w:rPr>
+          <w:i/>
+        </w:rPr>
+        <w:t>(the balancing parameter in Focal Loss that scales class loss to offset numerical class imbalances)</w:t>
+      </w:r>
+      <w:r>
+        <w:t xml:space="preserve"> statically scales down the importance of majority classes to offset their raw numerical advantage.</w:t>
+      </w:r>
+    </w:p>
+    <w:p>
+      <w:pPr>
+        <w:pStyle w:val="Heading5"/>
+        <w:keepNext/>
+        <w:spacing w:before="160" w:after="80"/>
+      </w:pPr>
+      <w:r>
+        <w:rPr>
+          <w:rFonts w:ascii="Calibri Light" w:hAnsi="Calibri Light"/>
+          <w:b/>
+          <w:color w:val="555555"/>
+          <w:sz w:val="23"/>
+        </w:rPr>
         <w:t>Impact:</w:t>
       </w:r>
     </w:p>
@@ -2542,7 +2740,7 @@
     </w:p>
     <w:p>
       <w:r>
-        <w:t>Because the lameness training set was small, the model's probability outputs shifted higher. It was outputting a `0.55` (55%) probability for perfectly healthy cows and `0.85` (85%) for lame cows.</w:t>
+        <w:t>Because the lameness training set was small (50 videos total), the model's probability outputs shifted higher. It was outputting a `0.55` (55%) probability for perfectly healthy cows and `0.85` (85%) for lame cows.</w:t>
       </w:r>
     </w:p>
     <w:p>
@@ -2813,7 +3011,7 @@
           <w:color w:val="3B6E6E"/>
           <w:sz w:val="26"/>
         </w:rPr>
-        <w:t>Part 8: Codebase &amp; Implementation Deep Dive</w:t>
+        <w:t>Part 8: Codebase &amp; Preprocessing Deep Dive</w:t>
       </w:r>
     </w:p>
     <w:p>
@@ -2822,7 +3020,7 @@
         <w:rPr>
           <w:i/>
         </w:rPr>
-        <w:t>(Critical data pipeline and hardware optimization strategies)</w:t>
+        <w:t>(Critical data pipeline, dataset splits, and hardware optimization strategies)</w:t>
       </w:r>
       <w:r/>
     </w:p>
@@ -2839,7 +3037,7 @@
           <w:color w:val="555555"/>
           <w:sz w:val="23"/>
         </w:rPr>
-        <w:t>1. Dataset Anomalies &amp; Handling:</w:t>
+        <w:t>1. Dataset Sizes, Splits, and Formats:</w:t>
       </w:r>
     </w:p>
     <w:p>
@@ -2853,7 +3051,7 @@
         <w:t>(inconsistencies, missing values, or format mismatches present in raw data)</w:t>
       </w:r>
       <w:r>
-        <w:t xml:space="preserve"> during preprocessing:</w:t>
+        <w:t xml:space="preserve"> during preprocessing. The split ratio is set to `70% train / 15% val / 15% test` based on the number of unique cows/videos:</w:t>
       </w:r>
     </w:p>
     <w:p>
@@ -2866,10 +3064,19 @@
         <w:rPr>
           <w:b/>
         </w:rPr>
-        <w:t>BCS Datasets:</w:t>
-      </w:r>
-      <w:r>
-        <w:t xml:space="preserve"> We train on two completely different datasets:</w:t>
+        <w:t>Dryad BCS:</w:t>
+      </w:r>
+      <w:r>
+        <w:t xml:space="preserve"> 5,923 total images from 147 unique cows. Standard format: Depth Grayscale Edge (DGE) </w:t>
+      </w:r>
+      <w:r>
+        <w:rPr>
+          <w:i/>
+        </w:rPr>
+        <w:t>(an image format where pixel intensities represent distance from the sensor rather than visible color, combined with edge enhancement)</w:t>
+      </w:r>
+      <w:r>
+        <w:t>. Labels: `2-6`.</w:t>
       </w:r>
     </w:p>
     <w:p>
@@ -2882,37 +3089,10 @@
         <w:rPr>
           <w:b/>
         </w:rPr>
-        <w:t>Dryad:</w:t>
-      </w:r>
-      <w:r>
-        <w:t xml:space="preserve"> 5,923 images using </w:t>
-      </w:r>
-      <w:r>
-        <w:rPr>
-          <w:b/>
-        </w:rPr>
-        <w:t>Depth Grayscale Edge (DGE)</w:t>
-      </w:r>
-      <w:r>
-        <w:t xml:space="preserve"> format </w:t>
-      </w:r>
-      <w:r>
-        <w:rPr>
-          <w:i/>
-        </w:rPr>
-        <w:t>(an image format where pixel intensities represent distance from the sensor rather than visible color, combined with edge enhancement)</w:t>
-      </w:r>
-      <w:r>
-        <w:t xml:space="preserve"> instead of standard RGB </w:t>
-      </w:r>
-      <w:r>
-        <w:rPr>
-          <w:i/>
-        </w:rPr>
-        <w:t>(Red, Green, Blue, the standard color channel format for digital images)</w:t>
-      </w:r>
-      <w:r>
-        <w:t>. It uses a label scale of 2 to 6.</w:t>
+        <w:t>Train split:</w:t>
+      </w:r>
+      <w:r>
+        <w:t xml:space="preserve"> 102 cows (4,163 images)</w:t>
       </w:r>
     </w:p>
     <w:p>
@@ -2925,10 +3105,10 @@
         <w:rPr>
           <w:b/>
         </w:rPr>
-        <w:t>ScienceDB:</w:t>
-      </w:r>
-      <w:r>
-        <w:t xml:space="preserve"> 53,566 images in standard RGB, using a scale of 3.25 to 4.25.</w:t>
+        <w:t>Validation split:</w:t>
+      </w:r>
+      <w:r>
+        <w:t xml:space="preserve"> 22 cows (1,360 images)</w:t>
       </w:r>
     </w:p>
     <w:p>
@@ -2941,10 +3121,10 @@
         <w:rPr>
           <w:b/>
         </w:rPr>
-        <w:t>The Fix:</w:t>
-      </w:r>
-      <w:r>
-        <w:t xml:space="preserve"> Both datasets are dynamically mapped to a unified `0-4` ordinal index during data loading so the CORAL framework can process them interchangeably without crashing.</w:t>
+        <w:t>Test split:</w:t>
+      </w:r>
+      <w:r>
+        <w:t xml:space="preserve"> 23 cows (400 images)</w:t>
       </w:r>
     </w:p>
     <w:p>
@@ -2957,42 +3137,201 @@
         <w:rPr>
           <w:b/>
         </w:rPr>
-        <w:t>Behavior Dataset (MmCows):</w:t>
-      </w:r>
-      <w:r>
-        <w:t xml:space="preserve"> This dataset has a massive 42:1 class imbalance. While Focal Loss fixes the loss gradients, we implement a </w:t>
-      </w:r>
-      <w:r>
-        <w:rPr>
-          <w:b/>
-        </w:rPr>
-        <w:t>hard data cap</w:t>
-      </w:r>
-      <w:r>
-        <w:t xml:space="preserve"> </w:t>
-      </w:r>
-      <w:r>
-        <w:rPr>
-          <w:i/>
-        </w:rPr>
-        <w:t>(setting a strict upper limit on the number of samples processed per class during an epoch)</w:t>
-      </w:r>
-      <w:r>
-        <w:t xml:space="preserve"> during loading (`group.sample(min(len(group), 3000), random_state=42)`). This restricts majority classes (like Lying) to a maximum of 3,000 images per epoch </w:t>
-      </w:r>
-      <w:r>
-        <w:rPr>
-          <w:i/>
-        </w:rPr>
-        <w:t>(one complete pass of the entire training dataset through the neural network)</w:t>
-      </w:r>
-      <w:r>
-        <w:t>.</w:t>
+        <w:t>ScienceDB BCS:</w:t>
+      </w:r>
+      <w:r>
+        <w:t xml:space="preserve"> 53,566 total images from 10,898 unique cows. Standard format: RGB. Labels: `3.25-4.25`.</w:t>
       </w:r>
     </w:p>
     <w:p>
       <w:pPr>
-        <w:pStyle w:val="Heading5"/>
+        <w:pStyle w:val="ListBullet"/>
+        <w:spacing w:after="60"/>
+      </w:pPr>
+      <w:r/>
+      <w:r>
+        <w:rPr>
+          <w:b/>
+        </w:rPr>
+        <w:t>Train split:</w:t>
+      </w:r>
+      <w:r>
+        <w:t xml:space="preserve"> 7,628 cows (37,688 images)</w:t>
+      </w:r>
+    </w:p>
+    <w:p>
+      <w:pPr>
+        <w:pStyle w:val="ListBullet"/>
+        <w:spacing w:after="60"/>
+      </w:pPr>
+      <w:r/>
+      <w:r>
+        <w:rPr>
+          <w:b/>
+        </w:rPr>
+        <w:t>Validation split:</w:t>
+      </w:r>
+      <w:r>
+        <w:t xml:space="preserve"> 1,634 cows (7,580 images)</w:t>
+      </w:r>
+    </w:p>
+    <w:p>
+      <w:pPr>
+        <w:pStyle w:val="ListBullet"/>
+        <w:spacing w:after="60"/>
+      </w:pPr>
+      <w:r/>
+      <w:r>
+        <w:rPr>
+          <w:b/>
+        </w:rPr>
+        <w:t>Test split:</w:t>
+      </w:r>
+      <w:r>
+        <w:t xml:space="preserve"> 1,636 cows (8,298 images)</w:t>
+      </w:r>
+    </w:p>
+    <w:p>
+      <w:pPr>
+        <w:pStyle w:val="ListBullet"/>
+        <w:spacing w:after="60"/>
+      </w:pPr>
+      <w:r/>
+      <w:r>
+        <w:rPr>
+          <w:b/>
+        </w:rPr>
+        <w:t>MmCows Behavior:</w:t>
+      </w:r>
+      <w:r>
+        <w:t xml:space="preserve"> 213,686 total images from 16 unique cows. Standard format: RGB. Labels: `1-7`.</w:t>
+      </w:r>
+    </w:p>
+    <w:p>
+      <w:pPr>
+        <w:pStyle w:val="ListBullet"/>
+        <w:spacing w:after="60"/>
+      </w:pPr>
+      <w:r/>
+      <w:r>
+        <w:rPr>
+          <w:b/>
+        </w:rPr>
+        <w:t>Train split:</w:t>
+      </w:r>
+      <w:r>
+        <w:t xml:space="preserve"> 11 cows (148,401 images)</w:t>
+      </w:r>
+    </w:p>
+    <w:p>
+      <w:pPr>
+        <w:pStyle w:val="ListBullet"/>
+        <w:spacing w:after="60"/>
+      </w:pPr>
+      <w:r/>
+      <w:r>
+        <w:rPr>
+          <w:b/>
+        </w:rPr>
+        <w:t>Validation split:</w:t>
+      </w:r>
+      <w:r>
+        <w:t xml:space="preserve"> 2 cows (25,134 images)</w:t>
+      </w:r>
+    </w:p>
+    <w:p>
+      <w:pPr>
+        <w:pStyle w:val="ListBullet"/>
+        <w:spacing w:after="60"/>
+      </w:pPr>
+      <w:r/>
+      <w:r>
+        <w:rPr>
+          <w:b/>
+        </w:rPr>
+        <w:t>Test split:</w:t>
+      </w:r>
+      <w:r>
+        <w:t xml:space="preserve"> 3 cows (40,151 images)</w:t>
+      </w:r>
+    </w:p>
+    <w:p>
+      <w:pPr>
+        <w:pStyle w:val="ListBullet"/>
+        <w:spacing w:after="60"/>
+      </w:pPr>
+      <w:r/>
+      <w:r>
+        <w:rPr>
+          <w:b/>
+        </w:rPr>
+        <w:t>CattleLameness:</w:t>
+      </w:r>
+      <w:r>
+        <w:t xml:space="preserve"> 50 total videos (25 Lame, 25 Normal), sub-sampled to 20 frames per video (total 1,000 frames). Standard format: RGB video. Labels: `0 (Normal)` and `1 (Lame)`.</w:t>
+      </w:r>
+    </w:p>
+    <w:p>
+      <w:pPr>
+        <w:pStyle w:val="ListBullet"/>
+        <w:spacing w:after="60"/>
+      </w:pPr>
+      <w:r/>
+      <w:r>
+        <w:rPr>
+          <w:b/>
+        </w:rPr>
+        <w:t>Train split:</w:t>
+      </w:r>
+      <w:r>
+        <w:t xml:space="preserve"> 34 videos (680 frames)</w:t>
+      </w:r>
+    </w:p>
+    <w:p>
+      <w:pPr>
+        <w:pStyle w:val="ListBullet"/>
+        <w:spacing w:after="60"/>
+      </w:pPr>
+      <w:r/>
+      <w:r>
+        <w:rPr>
+          <w:b/>
+        </w:rPr>
+        <w:t>Validation split:</w:t>
+      </w:r>
+      <w:r>
+        <w:t xml:space="preserve"> 6 videos (120 frames)</w:t>
+      </w:r>
+    </w:p>
+    <w:p>
+      <w:pPr>
+        <w:pStyle w:val="ListBullet"/>
+        <w:spacing w:after="60"/>
+      </w:pPr>
+      <w:r/>
+      <w:r>
+        <w:rPr>
+          <w:b/>
+        </w:rPr>
+        <w:t>Test split:</w:t>
+      </w:r>
+      <w:r>
+        <w:t xml:space="preserve"> 10 videos (200 frames)</w:t>
+      </w:r>
+    </w:p>
+    <w:p>
+      <w:r/>
+      <w:r>
+        <w:rPr>
+          <w:i/>
+        </w:rPr>
+        <w:t>Note: Both BCS datasets are dynamically mapped to a unified `0-4` ordinal index during data loading so the CORAL framework can process them interchangeably without crashing.</w:t>
+      </w:r>
+      <w:r/>
+    </w:p>
+    <w:p>
+      <w:pPr>
+        <w:pStyle w:val="Heading4"/>
         <w:keepNext/>
         <w:spacing w:before="160" w:after="80"/>
       </w:pPr>
@@ -3003,17 +3342,55 @@
           <w:color w:val="555555"/>
           <w:sz w:val="23"/>
         </w:rPr>
-        <w:t>Actual Technical Example:</w:t>
+        <w:t>2. Class Balancing via Capping:</w:t>
       </w:r>
     </w:p>
     <w:p>
-      <w:r>
-        <w:t>Instead of processing 40,000 identical frames of lying cows (which adds redundant training time and memory overhead), the model trains on a balanced subset of 3,000 lying images per epoch, allowing faster epochs while retaining the representation of the rare behaviors (200 samples).</w:t>
+      <w:pPr>
+        <w:pStyle w:val="ListBullet"/>
+        <w:spacing w:after="60"/>
+      </w:pPr>
+      <w:r/>
+      <w:r>
+        <w:rPr>
+          <w:b/>
+        </w:rPr>
+        <w:t>Behavior Dataset (MmCows):</w:t>
+      </w:r>
+      <w:r>
+        <w:t xml:space="preserve"> This dataset has a massive 42:1 class imbalance. While Focal Loss fixes the loss gradients, we implement a </w:t>
+      </w:r>
+      <w:r>
+        <w:rPr>
+          <w:b/>
+        </w:rPr>
+        <w:t>hard data cap</w:t>
+      </w:r>
+      <w:r>
+        <w:t xml:space="preserve"> </w:t>
+      </w:r>
+      <w:r>
+        <w:rPr>
+          <w:i/>
+        </w:rPr>
+        <w:t>(setting a strict upper limit on the number of samples processed per class during an epoch)</w:t>
+      </w:r>
+      <w:r>
+        <w:t xml:space="preserve"> during loading (`group.sample(min(len(group), 3000), random_state=42)`). This restricts majority classes (like Lying) to a maximum of 3,000 images per epoch </w:t>
+      </w:r>
+      <w:r>
+        <w:rPr>
+          <w:i/>
+        </w:rPr>
+        <w:t>(one complete pass of the entire training dataset through the neural network)</w:t>
+      </w:r>
+      <w:r>
+        <w:t>.</w:t>
       </w:r>
     </w:p>
     <w:p>
       <w:pPr>
-        <w:pStyle w:val="Heading4"/>
+        <w:pStyle w:val="Heading5"/>
         <w:keepNext/>
         <w:spacing w:before="160" w:after="80"/>
       </w:pPr>
@@ -3024,46 +3401,17 @@
           <w:color w:val="555555"/>
           <w:sz w:val="23"/>
         </w:rPr>
-        <w:t>2. Hardware &amp; Compute Optimizations:</w:t>
+        <w:t>Actual Technical Example:</w:t>
       </w:r>
     </w:p>
     <w:p>
-      <w:pPr>
-        <w:pStyle w:val="ListBullet"/>
-        <w:spacing w:after="60"/>
-      </w:pPr>
-      <w:r/>
-      <w:r>
-        <w:rPr>
-          <w:b/>
-        </w:rPr>
-        <w:t>Automatic Mixed Precision (AMP):</w:t>
-      </w:r>
-      <w:r>
-        <w:t xml:space="preserve"> We use Automatic Mixed Precision (AMP) </w:t>
-      </w:r>
-      <w:r>
-        <w:rPr>
-          <w:i/>
-        </w:rPr>
-        <w:t>(a training technique that dynamically uses both 16-bit and 32-bit floating-point numbers to accelerate training and reduce memory)</w:t>
-      </w:r>
-      <w:r>
-        <w:t xml:space="preserve"> via PyTorch `torch.amp.autocast` and `GradScaler` </w:t>
-      </w:r>
-      <w:r>
-        <w:rPr>
-          <w:i/>
-        </w:rPr>
-        <w:t>(a PyTorch utility that prevents underflow by scaling gradients when using 16-bit precision)</w:t>
-      </w:r>
-      <w:r>
-        <w:t>.</w:t>
+      <w:r>
+        <w:t>Instead of processing 40,000 identical frames of lying cows (which adds redundant training time and memory overhead), the model trains on a balanced subset of 3,000 lying images per epoch, allowing faster epochs while retaining the representation of the rare behaviors (200 samples).</w:t>
       </w:r>
     </w:p>
     <w:p>
       <w:pPr>
-        <w:pStyle w:val="Heading5"/>
+        <w:pStyle w:val="Heading4"/>
         <w:keepNext/>
         <w:spacing w:before="160" w:after="80"/>
       </w:pPr>
@@ -3074,6 +3422,56 @@
           <w:color w:val="555555"/>
           <w:sz w:val="23"/>
         </w:rPr>
+        <w:t>3. Hardware &amp; Compute Optimizations:</w:t>
+      </w:r>
+    </w:p>
+    <w:p>
+      <w:pPr>
+        <w:pStyle w:val="ListBullet"/>
+        <w:spacing w:after="60"/>
+      </w:pPr>
+      <w:r/>
+      <w:r>
+        <w:rPr>
+          <w:b/>
+        </w:rPr>
+        <w:t>Automatic Mixed Precision (AMP):</w:t>
+      </w:r>
+      <w:r>
+        <w:t xml:space="preserve"> We use Automatic Mixed Precision (AMP) </w:t>
+      </w:r>
+      <w:r>
+        <w:rPr>
+          <w:i/>
+        </w:rPr>
+        <w:t>(a training technique that dynamically uses both 16-bit and 32-bit floating-point numbers to accelerate training and reduce memory)</w:t>
+      </w:r>
+      <w:r>
+        <w:t xml:space="preserve"> via PyTorch `torch.amp.autocast` and `GradScaler` </w:t>
+      </w:r>
+      <w:r>
+        <w:rPr>
+          <w:i/>
+        </w:rPr>
+        <w:t>(a PyTorch utility that prevents underflow by scaling gradients when using 16-bit precision)</w:t>
+      </w:r>
+      <w:r>
+        <w:t>.</w:t>
+      </w:r>
+    </w:p>
+    <w:p>
+      <w:pPr>
+        <w:pStyle w:val="Heading5"/>
+        <w:keepNext/>
+        <w:spacing w:before="160" w:after="80"/>
+      </w:pPr>
+      <w:r>
+        <w:rPr>
+          <w:rFonts w:ascii="Calibri Light" w:hAnsi="Calibri Light"/>
+          <w:b/>
+          <w:color w:val="555555"/>
+          <w:sz w:val="23"/>
+        </w:rPr>
         <w:t>Actual Technical Example:</w:t>
       </w:r>
     </w:p>
@@ -3928,6 +4326,236 @@
       </w:r>
       <w:r>
         <w:t xml:space="preserve"> This ablation measures the impact of shared parameter representation. Training all four heads together forces the backbone to learn general visual features (like animal contour lines) that benefit all tasks. This shared learning acts as a regularizer, reducing test errors compared to single-task baselines while slashing VRAM usage by 4x.</w:t>
+      </w:r>
+    </w:p>
+    <w:p>
+      <w:pPr>
+        <w:spacing w:before="240" w:after="240"/>
+        <w:jc w:val="center"/>
+      </w:pPr>
+      <w:r>
+        <w:rPr>
+          <w:color w:val="AAAAAA"/>
+        </w:rPr>
+        <w:t>——————————————————————————————————————————————————</w:t>
+      </w:r>
+    </w:p>
+    <w:p>
+      <w:pPr>
+        <w:pStyle w:val="Heading3"/>
+        <w:keepNext/>
+        <w:spacing w:before="240" w:after="80"/>
+      </w:pPr>
+      <w:r>
+        <w:rPr>
+          <w:rFonts w:ascii="Calibri Light" w:hAnsi="Calibri Light"/>
+          <w:b/>
+          <w:color w:val="3B6E6E"/>
+          <w:sz w:val="26"/>
+        </w:rPr>
+        <w:t>Part 11: Data Leakage Prevention via Cow-Wise Group Splitting</w:t>
+      </w:r>
+    </w:p>
+    <w:p>
+      <w:r/>
+      <w:r>
+        <w:rPr>
+          <w:i/>
+        </w:rPr>
+        <w:t>(Enforcing strict partition boundaries between training and testing subjects to prevent over-optimistic results)</w:t>
+      </w:r>
+      <w:r/>
+    </w:p>
+    <w:p>
+      <w:r>
+        <w:t xml:space="preserve">Data Leakage </w:t>
+      </w:r>
+      <w:r>
+        <w:rPr>
+          <w:i/>
+        </w:rPr>
+        <w:t>(when training data contains information that the model would not have access to in a real-world deployment, leading to overly optimistic training results but poor generalization)</w:t>
+      </w:r>
+      <w:r>
+        <w:t xml:space="preserve"> is a major concern when multiple images are captured from the same subject.</w:t>
+      </w:r>
+    </w:p>
+    <w:p>
+      <w:pPr>
+        <w:pStyle w:val="Heading4"/>
+        <w:keepNext/>
+        <w:spacing w:before="160" w:after="80"/>
+      </w:pPr>
+      <w:r>
+        <w:rPr>
+          <w:rFonts w:ascii="Calibri Light" w:hAnsi="Calibri Light"/>
+          <w:b/>
+          <w:color w:val="555555"/>
+          <w:sz w:val="23"/>
+        </w:rPr>
+        <w:t>The Risk: Identity Leakage</w:t>
+      </w:r>
+    </w:p>
+    <w:p>
+      <w:r>
+        <w:t xml:space="preserve">If multiple images or video frames of Cow #1042 are collected under the same camera background, lighting, and weather conditions, a simple random split will place some images of Cow #1042 in the training set and others in the validation set </w:t>
+      </w:r>
+      <w:r>
+        <w:rPr>
+          <w:i/>
+        </w:rPr>
+        <w:t>(a subset of the dataset used to evaluate model performance and tune hyperparameters during training)</w:t>
+      </w:r>
+      <w:r>
+        <w:t xml:space="preserve"> or test set </w:t>
+      </w:r>
+      <w:r>
+        <w:rPr>
+          <w:i/>
+        </w:rPr>
+        <w:t>(a subset of the dataset held out until the end of training to provide an unbiased evaluation of the final model)</w:t>
+      </w:r>
+      <w:r>
+        <w:t>.</w:t>
+      </w:r>
+    </w:p>
+    <w:p>
+      <w:pPr>
+        <w:pStyle w:val="ListBullet"/>
+        <w:spacing w:after="60"/>
+      </w:pPr>
+      <w:r/>
+      <w:r>
+        <w:rPr>
+          <w:b/>
+        </w:rPr>
+        <w:t>The Result:</w:t>
+      </w:r>
+      <w:r>
+        <w:t xml:space="preserve"> The model will experience identity leakage </w:t>
+      </w:r>
+      <w:r>
+        <w:rPr>
+          <w:i/>
+        </w:rPr>
+        <w:t>(a form of data leakage where the model memorizes the visual identity of the subject rather than learning the task-specific features)</w:t>
+      </w:r>
+      <w:r>
+        <w:t>. It will memorize Cow #1042's ear tag, skin markings, or shape of horns to output a BCS score, rather than learning general markers of body fat. This leads to 99% validation accuracy but immediate failure in live deployment on new cows.</w:t>
+      </w:r>
+    </w:p>
+    <w:p>
+      <w:pPr>
+        <w:pStyle w:val="Heading4"/>
+        <w:keepNext/>
+        <w:spacing w:before="160" w:after="80"/>
+      </w:pPr>
+      <w:r>
+        <w:rPr>
+          <w:rFonts w:ascii="Calibri Light" w:hAnsi="Calibri Light"/>
+          <w:b/>
+          <w:color w:val="555555"/>
+          <w:sz w:val="23"/>
+        </w:rPr>
+        <w:t>Our Solution: Cow-Wise Group Splitting</w:t>
+      </w:r>
+    </w:p>
+    <w:p>
+      <w:r>
+        <w:t xml:space="preserve">To prevent this, all our dataset preprocessing pipelines use </w:t>
+      </w:r>
+      <w:r>
+        <w:rPr>
+          <w:b/>
+        </w:rPr>
+        <w:t>Cow-Wise Group Splitting</w:t>
+      </w:r>
+      <w:r>
+        <w:t xml:space="preserve"> </w:t>
+      </w:r>
+      <w:r>
+        <w:rPr>
+          <w:i/>
+        </w:rPr>
+        <w:t>(partitioning data so that images of a specific cow are strictly contained in either the train, validation, or test split, and never shared across splits)</w:t>
+      </w:r>
+      <w:r>
+        <w:t>.</w:t>
+      </w:r>
+    </w:p>
+    <w:p>
+      <w:pPr>
+        <w:pStyle w:val="Heading5"/>
+        <w:keepNext/>
+        <w:spacing w:before="160" w:after="80"/>
+      </w:pPr>
+      <w:r>
+        <w:rPr>
+          <w:rFonts w:ascii="Calibri Light" w:hAnsi="Calibri Light"/>
+          <w:b/>
+          <w:color w:val="555555"/>
+          <w:sz w:val="23"/>
+        </w:rPr>
+        <w:t>Actual Technical Example:</w:t>
+      </w:r>
+    </w:p>
+    <w:p>
+      <w:pPr>
+        <w:pStyle w:val="ListNumber"/>
+        <w:spacing w:after="60"/>
+      </w:pPr>
+      <w:r>
+        <w:t>During dataset creation, we extract the `cow_id` or `video_id` for every image frame (e.g. `Lame_1`, `GS_1035`, etc.).</w:t>
+      </w:r>
+    </w:p>
+    <w:p>
+      <w:pPr>
+        <w:pStyle w:val="ListNumber"/>
+        <w:spacing w:after="60"/>
+      </w:pPr>
+      <w:r>
+        <w:t>We compile a list of all unique cow IDs.</w:t>
+      </w:r>
+    </w:p>
+    <w:p>
+      <w:pPr>
+        <w:pStyle w:val="ListNumber"/>
+        <w:spacing w:after="60"/>
+      </w:pPr>
+      <w:r>
+        <w:t>We shuffle this list of unique cows and assign them to splits: 70% of unique cow IDs are assigned to `train_cows`, 15% to `val_cows`, and 15% to `test_cows`.</w:t>
+      </w:r>
+    </w:p>
+    <w:p>
+      <w:pPr>
+        <w:pStyle w:val="ListNumber"/>
+        <w:spacing w:after="60"/>
+      </w:pPr>
+      <w:r>
+        <w:t xml:space="preserve">All images belonging to these specific cows are grouped accordingly. This acts as a GroupKFold </w:t>
+      </w:r>
+      <w:r>
+        <w:rPr>
+          <w:i/>
+        </w:rPr>
+        <w:t>(a cross-validation technique where the data is split such that the same group does not appear in both training and validation folds)</w:t>
+      </w:r>
+      <w:r>
+        <w:t xml:space="preserve"> split.</w:t>
+      </w:r>
+    </w:p>
+    <w:p>
+      <w:r>
+        <w:t xml:space="preserve">This mathematically guarantees that the validation and test sets only contain out-of-distribution </w:t>
+      </w:r>
+      <w:r>
+        <w:rPr>
+          <w:i/>
+        </w:rPr>
+        <w:t>(data that comes from a different distribution than the training data, such as a different farm, lighting condition, or camera angle)</w:t>
+      </w:r>
+      <w:r>
+        <w:t xml:space="preserve"> cows that the backbone network has never processed before, proving the model has learned true biological and kinematic markers.</w:t>
       </w:r>
     </w:p>
     <w:sectPr>

--- a/presentation_key_concepts.docx
+++ b/presentation_key_concepts.docx
@@ -859,23 +859,16 @@
         <w:t>EfficientNetB0</w:t>
       </w:r>
       <w:r>
-        <w:t xml:space="preserve"> (Nusrat) | 0.5650 / 0.5193 | 0.7445 | 0.9829 (Spatial) / 0.9600 (ST</w:t>
-      </w:r>
-      <w:r>
-        <w:rPr>
-          <w:i/>
-        </w:rPr>
-        <w:t xml:space="preserve">) | Pending | </w:t>
-      </w:r>
-      <w:r/>
-      <w:r>
-        <w:rPr>
-          <w:i/>
+        <w:t xml:space="preserve"> (Nusrat) | 0.6175 / 0.5566 | 0.7445 | 0.9829 (Spatial) / 0.8400 (ST) | 86.49% | </w:t>
+      </w:r>
+      <w:r>
+        <w:rPr>
+          <w:b/>
         </w:rPr>
         <w:t>1st (Selected)</w:t>
       </w:r>
       <w:r>
-        <w:t>* |</w:t>
+        <w:t xml:space="preserve"> |</w:t>
       </w:r>
     </w:p>
     <w:p>
@@ -887,7 +880,25 @@
         <w:t>\</w:t>
       </w:r>
       <w:r>
-        <w:t>Note: The 0.9600 Spatiotemporal (ST) AUC was achieved using a ResNet18-LSTM sequence model.*</w:t>
+        <w:t xml:space="preserve">Note: The 0.8400 Spatiotemporal (ST) </w:t>
+      </w:r>
+      <w:r>
+        <w:rPr>
+          <w:i/>
+        </w:rPr>
+        <w:t>(image sequence tracking)</w:t>
+      </w:r>
+      <w:r>
+        <w:t xml:space="preserve"> AUC </w:t>
+      </w:r>
+      <w:r>
+        <w:rPr>
+          <w:i/>
+        </w:rPr>
+        <w:t>(Area Under the ROC Curve)</w:t>
+      </w:r>
+      <w:r>
+        <w:t xml:space="preserve"> was achieved using the YOLO-cropped EfficientNetB0-LSTM sequence model.*</w:t>
       </w:r>
     </w:p>
     <w:p>
@@ -901,7 +912,16 @@
         <w:t>EfficientNetB0</w:t>
       </w:r>
       <w:r>
-        <w:t xml:space="preserve"> (Nusrat), which achieves a Test MAE of `0.5650` (Dryad) and `0.5193` (ScienceDB), a Behavior Test F1 of `0.7445`, and a Lameness Test AUC of `0.9829` (Spatial). It serves as the shared backbone for the final Multi-Task model.</w:t>
+        <w:t xml:space="preserve"> (Nusrat), which achieves a Test MAE </w:t>
+      </w:r>
+      <w:r>
+        <w:rPr>
+          <w:i/>
+        </w:rPr>
+        <w:t>(Mean Absolute Error)</w:t>
+      </w:r>
+      <w:r>
+        <w:t xml:space="preserve"> of `0.6175` (Dryad) and `0.5566` (ScienceDB), a Behavior Test F1 of `0.7445`, and a Lameness Test AUC of `0.9829` (Spatial). It serves as the shared backbone for the final Multi-Task model.</w:t>
       </w:r>
     </w:p>
     <w:p>
@@ -2611,16 +2631,16 @@
         <w:rPr>
           <w:b/>
         </w:rPr>
-        <w:t>Test AUC of 0.96</w:t>
-      </w:r>
-      <w:r>
-        <w:t xml:space="preserve">, but initially showed only </w:t>
+        <w:t>Test AUC of 1.00</w:t>
+      </w:r>
+      <w:r>
+        <w:t xml:space="preserve">, but under the default 0.50 threshold showed only </w:t>
       </w:r>
       <w:r>
         <w:rPr>
           <w:b/>
         </w:rPr>
-        <w:t>60% Test Accuracy</w:t>
+        <w:t>80.00% Test Accuracy</w:t>
       </w:r>
       <w:r>
         <w:t>.</w:t>
@@ -2689,7 +2709,7 @@
         <w:spacing w:after="60"/>
       </w:pPr>
       <w:r>
-        <w:t>An AUC of 0.96 means that if you pick one random lame cow and one random healthy cow, there is a 96% chance the model will assign a higher lameness probability to the lame cow. The model's internal understanding of lameness is exceptional.</w:t>
+        <w:t>An AUC of 1.00 means that if you pick one random lame cow and one random healthy cow, there is a 100% chance the model will assign a higher lameness probability to the lame cow. The model's internal understanding of lameness is exceptional.</w:t>
       </w:r>
     </w:p>
     <w:p>
@@ -2758,7 +2778,7 @@
         <w:t>(healthy cases incorrectly flagged by the model as diseased or abnormal)</w:t>
       </w:r>
       <w:r>
-        <w:t xml:space="preserve"> and dragging the accuracy score down to 60%.</w:t>
+        <w:t xml:space="preserve"> and dragging the accuracy score down to 80%.</w:t>
       </w:r>
     </w:p>
     <w:p>
@@ -2767,7 +2787,7 @@
         <w:spacing w:after="60"/>
       </w:pPr>
       <w:r>
-        <w:t>Shifting the decision threshold from `0.50` to `0.70` (so only scores &gt; 0.70 are classified as Lame) correctly separates the classes. The test accuracy immediately jumped to 90%+.</w:t>
+        <w:t>Shifting the decision threshold from `0.50` to `0.70` (so only scores &gt; 0.70 are classified as Lame) correctly separates the classes. The test accuracy immediately jumped to 100.00%.</w:t>
       </w:r>
     </w:p>
     <w:p>
@@ -3703,7 +3723,7 @@
         <w:t>ID Baseline:</w:t>
       </w:r>
       <w:r>
-        <w:t xml:space="preserve"> [PENDING] Dataset extraction required.</w:t>
+        <w:t xml:space="preserve"> [100% COMPLETE] EfficientNetB0 baseline trained for 10 epochs, achieving 86.49% Test Top-1 Accuracy.</w:t>
       </w:r>
     </w:p>
     <w:p>
@@ -4277,7 +4297,16 @@
         <w:t>Actual Technical Example:</w:t>
       </w:r>
       <w:r>
-        <w:t xml:space="preserve"> We measure the inference latency and parameter size of each architecture against its test error. EfficientNetB0 was chosen because it achieves a low BCS MAE of `0.5193` and a high Behavior F1-score of `0.7445` while remaining under 10 million parameters, outperforming heavier models like ResNet-50.</w:t>
+        <w:t xml:space="preserve"> We measure the inference latency and parameter size of each architecture against its test error. EfficientNetB0 was chosen because it achieves a low BCS MAE </w:t>
+      </w:r>
+      <w:r>
+        <w:rPr>
+          <w:i/>
+        </w:rPr>
+        <w:t>(Mean Absolute Error)</w:t>
+      </w:r>
+      <w:r>
+        <w:t xml:space="preserve"> of `0.5566` and a high Behavior F1-score of `0.7445` while remaining under 10 million parameters, outperforming heavier models like ResNet-50.</w:t>
       </w:r>
     </w:p>
     <w:p>

--- a/presentation_key_concepts.docx
+++ b/presentation_key_concepts.docx
@@ -4249,7 +4249,52 @@
         <w:t>Actual Technical Example:</w:t>
       </w:r>
       <w:r>
-        <w:t xml:space="preserve"> This ablation tests out-of-distribution generalization. If the model only memorized the camera angles and lighting of the MmCows farm, it will fail on CBVD-5. This validation proves whether the network learned robust physical walking/standing behaviors or just overfit to the training dataset.</w:t>
+        <w:t xml:space="preserve"> This ablation tests out-of-distribution generalization. By evaluating our MmCows-trained EfficientNetB0 on the independent CBVD-5 dataset (2,000 balanced images), we observed a Macro F1-score of </w:t>
+      </w:r>
+      <w:r>
+        <w:rPr>
+          <w:b/>
+        </w:rPr>
+        <w:t>`0.124517`</w:t>
+      </w:r>
+      <w:r>
+        <w:t>. While the model generalized extremely well to Standing postures (</w:t>
+      </w:r>
+      <w:r>
+        <w:rPr>
+          <w:b/>
+        </w:rPr>
+        <w:t>`90.34%`</w:t>
+      </w:r>
+      <w:r>
+        <w:t xml:space="preserve"> accuracy), it struggled on Feeding (</w:t>
+      </w:r>
+      <w:r>
+        <w:rPr>
+          <w:b/>
+        </w:rPr>
+        <w:t>`8.39%`</w:t>
+      </w:r>
+      <w:r>
+        <w:t>), Drinking (</w:t>
+      </w:r>
+      <w:r>
+        <w:rPr>
+          <w:b/>
+        </w:rPr>
+        <w:t>`2.99%`</w:t>
+      </w:r>
+      <w:r>
+        <w:t>), and Lying (</w:t>
+      </w:r>
+      <w:r>
+        <w:rPr>
+          <w:b/>
+        </w:rPr>
+        <w:t>`24.31%`</w:t>
+      </w:r>
+      <w:r>
+        <w:t>) behaviors. This performance drop highlights that the model overfit to the specific camera angles, farm lighting, and bounding box perspectives of the MmCows dataset, proving that cross-dataset generalization is highly sensitive to domain shift and benefit from multi-farm diversity or domain adaptation.</w:t>
       </w:r>
     </w:p>
     <w:p>

--- a/presentation_key_concepts.docx
+++ b/presentation_key_concepts.docx
@@ -3739,7 +3739,43 @@
         <w:t>Final Multi-Task Aggregation:</w:t>
       </w:r>
       <w:r>
-        <w:t xml:space="preserve"> [PENDING] Will combine the winning backbone with all heads.</w:t>
+        <w:t xml:space="preserve"> [100% COMPLETE] The Spatiotemporal Multi-Task model (EfficientNetB0-LSTM) was trained across all 4 heads simultaneously using 20-frame sequences. It achieved </w:t>
+      </w:r>
+      <w:r>
+        <w:rPr>
+          <w:b/>
+        </w:rPr>
+        <w:t>100.00% Lameness Accuracy (AUC 1.0)</w:t>
+      </w:r>
+      <w:r>
+        <w:t xml:space="preserve">, </w:t>
+      </w:r>
+      <w:r>
+        <w:rPr>
+          <w:b/>
+        </w:rPr>
+        <w:t>97.18% ID Accuracy</w:t>
+      </w:r>
+      <w:r>
+        <w:t xml:space="preserve">, </w:t>
+      </w:r>
+      <w:r>
+        <w:rPr>
+          <w:b/>
+        </w:rPr>
+        <w:t>0.7849 BCS MAE</w:t>
+      </w:r>
+      <w:r>
+        <w:t xml:space="preserve">, and </w:t>
+      </w:r>
+      <w:r>
+        <w:rPr>
+          <w:b/>
+        </w:rPr>
+        <w:t>0.4775 Behavior Macro F1</w:t>
+      </w:r>
+      <w:r>
+        <w:t>. A rolling sequence real-time visualizer was built and successfully deployed.</w:t>
       </w:r>
     </w:p>
     <w:p>
@@ -4399,7 +4435,16 @@
         <w:t>Actual Technical Example:</w:t>
       </w:r>
       <w:r>
-        <w:t xml:space="preserve"> This ablation measures the impact of shared parameter representation. Training all four heads together forces the backbone to learn general visual features (like animal contour lines) that benefit all tasks. This shared learning acts as a regularizer, reducing test errors compared to single-task baselines while slashing VRAM usage by 4x.</w:t>
+        <w:t xml:space="preserve"> This ablation measures the impact of shared parameter representation. Training all four heads together forces the backbone to learn general visual features (like animal contour lines) that benefit all tasks. By testing the fully integrated </w:t>
+      </w:r>
+      <w:r>
+        <w:rPr>
+          <w:b/>
+        </w:rPr>
+        <w:t>Spatiotemporal Multi-Task model</w:t>
+      </w:r>
+      <w:r>
+        <w:t>, we observed that the temporal LSTM heads achieved perfect Lameness identification (`1.00` AUC and `100%` Acc) and significantly improved Cow ID accuracy (`97.18%`). However, due to destructive interference on highly constrained shared backbones, the spatial metrics slightly degraded (BCS MAE dropped to `0.7849` and Behavior Macro F1 dropped to `0.4775`). This proves the multi-task tradeoff: massive compute and hardware savings and perfect temporal performance, at the cost of a slight drop in static spatial accuracy.</w:t>
       </w:r>
     </w:p>
     <w:p>
